--- a/activities/week-02-relational-model-practice-participation.docx
+++ b/activities/week-02-relational-model-practice-participation.docx
@@ -4,14 +4,16 @@
   <w:body>
     <w:p>
       <w:pPr>
-        <w:keepNext/>
-        <w:spacing w:before="0" w:after="120" w:line="276" w:lineRule="auto"/>
+        <w:pStyle w:val="Normal"/>
+        <w:keepNext w:val="true"/>
+        <w:spacing w:lineRule="auto" w:line="276" w:before="0" w:after="120"/>
+        <w:rPr/>
       </w:pPr>
       <w:r>
         <w:rPr>
-          <w:rFonts w:ascii="Calibri" w:hAnsi="Calibri" w:eastAsia="Calibri"/>
+          <w:rFonts w:eastAsia="Calibri"/>
           <w:b/>
-          <w:i w:val="0"/>
+          <w:i w:val="false"/>
           <w:color w:val="275983"/>
           <w:sz w:val="22"/>
         </w:rPr>
@@ -20,14 +22,16 @@
     </w:p>
     <w:p>
       <w:pPr>
-        <w:keepNext/>
-        <w:spacing w:before="0" w:after="100" w:line="276" w:lineRule="auto"/>
+        <w:pStyle w:val="Normal"/>
+        <w:keepNext w:val="true"/>
+        <w:spacing w:lineRule="auto" w:line="276" w:before="0" w:after="100"/>
+        <w:rPr/>
       </w:pPr>
       <w:r>
         <w:rPr>
-          <w:rFonts w:ascii="Calibri" w:hAnsi="Calibri" w:eastAsia="Calibri"/>
+          <w:rFonts w:eastAsia="Calibri"/>
           <w:b/>
-          <w:i w:val="0"/>
+          <w:i w:val="false"/>
           <w:color w:val="0B2545"/>
           <w:sz w:val="52"/>
         </w:rPr>
@@ -36,13 +40,15 @@
     </w:p>
     <w:p>
       <w:pPr>
-        <w:keepNext/>
-        <w:spacing w:before="0" w:after="360" w:line="276" w:lineRule="auto"/>
+        <w:pStyle w:val="Normal"/>
+        <w:keepNext w:val="true"/>
+        <w:spacing w:lineRule="auto" w:line="276" w:before="0" w:after="360"/>
+        <w:rPr/>
       </w:pPr>
       <w:r>
         <w:rPr>
-          <w:rFonts w:ascii="Calibri" w:hAnsi="Calibri" w:eastAsia="Calibri"/>
-          <w:b w:val="0"/>
+          <w:rFonts w:eastAsia="Calibri"/>
+          <w:b w:val="false"/>
           <w:i/>
           <w:color w:val="5B6674"/>
           <w:sz w:val="26"/>
@@ -52,45 +58,47 @@
     </w:p>
     <w:tbl>
       <w:tblPr>
-        <w:tblW w:type="dxa" w:w="9360"/>
+        <w:tblW w:w="9360" w:type="dxa"/>
         <w:jc w:val="left"/>
+        <w:tblInd w:w="12" w:type="dxa"/>
         <w:tblLayout w:type="fixed"/>
-        <w:tblLook w:firstColumn="1" w:firstRow="1" w:lastColumn="0" w:lastRow="0" w:noHBand="0" w:noVBand="1" w:val="04A0"/>
-        <w:tblBorders>
-          <w:top w:val="single" w:sz="6" w:space="0" w:color="000000"/>
-          <w:left w:val="single" w:sz="6" w:space="0" w:color="000000"/>
-          <w:bottom w:val="single" w:sz="6" w:space="0" w:color="000000"/>
-          <w:right w:val="single" w:sz="6" w:space="0" w:color="000000"/>
-          <w:insideH w:val="single" w:sz="6" w:space="0" w:color="000000"/>
-          <w:insideV w:val="single" w:sz="6" w:space="0" w:color="000000"/>
-        </w:tblBorders>
+        <w:tblCellMar>
+          <w:top w:w="100" w:type="dxa"/>
+          <w:left w:w="120" w:type="dxa"/>
+          <w:bottom w:w="100" w:type="dxa"/>
+          <w:right w:w="120" w:type="dxa"/>
+        </w:tblCellMar>
+        <w:tblLook w:val="04a0" w:noHBand="0" w:noVBand="1" w:firstColumn="1" w:lastRow="0" w:lastColumn="0" w:firstRow="1"/>
       </w:tblPr>
       <w:tblGrid>
         <w:gridCol w:w="9360"/>
       </w:tblGrid>
       <w:tr>
+        <w:trPr/>
         <w:tc>
           <w:tcPr>
-            <w:tcW w:type="dxa" w:w="9360"/>
-            <w:tcMar>
-              <w:top w:w="100" w:type="dxa"/>
-              <w:start w:w="120" w:type="dxa"/>
-              <w:bottom w:w="100" w:type="dxa"/>
-              <w:end w:w="120" w:type="dxa"/>
-            </w:tcMar>
+            <w:tcW w:w="9360" w:type="dxa"/>
+            <w:tcBorders>
+              <w:top w:val="single" w:sz="6" w:space="0" w:color="000000"/>
+              <w:left w:val="single" w:sz="6" w:space="0" w:color="000000"/>
+              <w:bottom w:val="single" w:sz="6" w:space="0" w:color="000000"/>
+              <w:right w:val="single" w:sz="6" w:space="0" w:color="000000"/>
+            </w:tcBorders>
             <w:shd w:fill="275983"/>
             <w:vAlign w:val="center"/>
           </w:tcPr>
           <w:p>
             <w:pPr>
-              <w:keepNext w:val="0"/>
-              <w:spacing w:before="0" w:after="0" w:line="276" w:lineRule="auto"/>
+              <w:pStyle w:val="Normal"/>
+              <w:keepNext w:val="false"/>
+              <w:spacing w:lineRule="auto" w:line="276" w:before="0" w:after="0"/>
+              <w:rPr/>
             </w:pPr>
             <w:r>
               <w:rPr>
-                <w:rFonts w:ascii="Calibri" w:hAnsi="Calibri" w:eastAsia="Calibri"/>
+                <w:rFonts w:eastAsia="Calibri"/>
                 <w:b/>
-                <w:i w:val="0"/>
+                <w:i w:val="false"/>
                 <w:color w:val="FFFFFF"/>
                 <w:sz w:val="24"/>
               </w:rPr>
@@ -100,71 +108,82 @@
         </w:tc>
       </w:tr>
       <w:tr>
+        <w:trPr/>
         <w:tc>
           <w:tcPr>
-            <w:tcW w:type="dxa" w:w="9360"/>
-            <w:tcMar>
-              <w:top w:w="100" w:type="dxa"/>
-              <w:start w:w="120" w:type="dxa"/>
-              <w:bottom w:w="100" w:type="dxa"/>
-              <w:end w:w="120" w:type="dxa"/>
-            </w:tcMar>
-            <w:vAlign w:val="top"/>
+            <w:tcW w:w="9360" w:type="dxa"/>
+            <w:tcBorders>
+              <w:top w:val="single" w:sz="6" w:space="0" w:color="000000"/>
+              <w:left w:val="single" w:sz="6" w:space="0" w:color="000000"/>
+              <w:bottom w:val="single" w:sz="6" w:space="0" w:color="000000"/>
+              <w:right w:val="single" w:sz="6" w:space="0" w:color="000000"/>
+            </w:tcBorders>
           </w:tcPr>
           <w:p>
             <w:pPr>
-              <w:spacing w:after="760"/>
+              <w:pStyle w:val="Normal"/>
+              <w:spacing w:before="0" w:after="760"/>
+              <w:rPr/>
             </w:pPr>
-            <w:r/>
+            <w:r>
+              <w:rPr/>
+            </w:r>
           </w:p>
         </w:tc>
       </w:tr>
     </w:tbl>
     <w:p>
       <w:pPr>
-        <w:spacing w:after="80"/>
-      </w:pPr>
+        <w:pStyle w:val="Normal"/>
+        <w:spacing w:before="0" w:after="80"/>
+        <w:rPr/>
+      </w:pPr>
+      <w:r>
+        <w:rPr/>
+      </w:r>
     </w:p>
     <w:tbl>
       <w:tblPr>
-        <w:tblW w:type="dxa" w:w="9360"/>
+        <w:tblW w:w="9360" w:type="dxa"/>
         <w:jc w:val="left"/>
+        <w:tblInd w:w="12" w:type="dxa"/>
         <w:tblLayout w:type="fixed"/>
-        <w:tblLook w:firstColumn="1" w:firstRow="1" w:lastColumn="0" w:lastRow="0" w:noHBand="0" w:noVBand="1" w:val="04A0"/>
-        <w:tblBorders>
-          <w:top w:val="single" w:sz="6" w:space="0" w:color="000000"/>
-          <w:left w:val="single" w:sz="6" w:space="0" w:color="000000"/>
-          <w:bottom w:val="single" w:sz="6" w:space="0" w:color="000000"/>
-          <w:right w:val="single" w:sz="6" w:space="0" w:color="000000"/>
-          <w:insideH w:val="single" w:sz="6" w:space="0" w:color="000000"/>
-          <w:insideV w:val="single" w:sz="6" w:space="0" w:color="000000"/>
-        </w:tblBorders>
+        <w:tblCellMar>
+          <w:top w:w="100" w:type="dxa"/>
+          <w:left w:w="120" w:type="dxa"/>
+          <w:bottom w:w="100" w:type="dxa"/>
+          <w:right w:w="120" w:type="dxa"/>
+        </w:tblCellMar>
+        <w:tblLook w:val="04a0" w:noHBand="0" w:noVBand="1" w:firstColumn="1" w:lastRow="0" w:lastColumn="0" w:firstRow="1"/>
       </w:tblPr>
       <w:tblGrid>
         <w:gridCol w:w="9360"/>
       </w:tblGrid>
       <w:tr>
+        <w:trPr/>
         <w:tc>
           <w:tcPr>
-            <w:tcW w:type="dxa" w:w="9360"/>
-            <w:tcMar>
-              <w:top w:w="100" w:type="dxa"/>
-              <w:start w:w="120" w:type="dxa"/>
-              <w:bottom w:w="100" w:type="dxa"/>
-              <w:end w:w="120" w:type="dxa"/>
-            </w:tcMar>
+            <w:tcW w:w="9360" w:type="dxa"/>
+            <w:tcBorders>
+              <w:top w:val="single" w:sz="6" w:space="0" w:color="000000"/>
+              <w:left w:val="single" w:sz="6" w:space="0" w:color="000000"/>
+              <w:bottom w:val="single" w:sz="6" w:space="0" w:color="000000"/>
+              <w:right w:val="single" w:sz="6" w:space="0" w:color="000000"/>
+            </w:tcBorders>
             <w:shd w:fill="E8EEF5"/>
           </w:tcPr>
           <w:p>
             <w:pPr>
-              <w:keepNext w:val="0"/>
-              <w:spacing w:before="0" w:after="0" w:line="276" w:lineRule="auto"/>
+              <w:pStyle w:val="Normal"/>
+              <w:keepNext w:val="false"/>
+              <w:spacing w:lineRule="auto" w:line="276" w:before="0" w:after="0"/>
+              <w:rPr/>
             </w:pPr>
             <w:r>
               <w:rPr>
-                <w:rFonts w:ascii="Calibri" w:hAnsi="Calibri" w:eastAsia="Calibri"/>
+                <w:rFonts w:eastAsia="Calibri"/>
                 <w:b/>
-                <w:i w:val="0"/>
+                <w:i w:val="false"/>
                 <w:color w:val="0B2545"/>
                 <w:sz w:val="24"/>
               </w:rPr>
@@ -172,9 +191,9 @@
             </w:r>
             <w:r>
               <w:rPr>
-                <w:rFonts w:ascii="Calibri" w:hAnsi="Calibri" w:eastAsia="Calibri"/>
-                <w:b w:val="0"/>
-                <w:i w:val="0"/>
+                <w:rFonts w:eastAsia="Calibri"/>
+                <w:b w:val="false"/>
+                <w:i w:val="false"/>
                 <w:color w:val="0B2545"/>
                 <w:sz w:val="24"/>
               </w:rPr>
@@ -186,19 +205,26 @@
     </w:tbl>
     <w:p>
       <w:pPr>
-        <w:spacing w:after="80"/>
-      </w:pPr>
+        <w:pStyle w:val="Normal"/>
+        <w:spacing w:before="0" w:after="80"/>
+        <w:rPr/>
+      </w:pPr>
+      <w:r>
+        <w:rPr/>
+      </w:r>
     </w:p>
     <w:p>
       <w:pPr>
-        <w:keepNext/>
-        <w:spacing w:before="320" w:after="160" w:line="276" w:lineRule="auto"/>
+        <w:pStyle w:val="Normal"/>
+        <w:keepNext w:val="true"/>
+        <w:spacing w:lineRule="auto" w:line="276" w:before="320" w:after="160"/>
+        <w:rPr/>
       </w:pPr>
       <w:r>
         <w:rPr>
-          <w:rFonts w:ascii="Calibri" w:hAnsi="Calibri" w:eastAsia="Calibri"/>
+          <w:rFonts w:eastAsia="Calibri"/>
           <w:b/>
-          <w:i w:val="0"/>
+          <w:i w:val="false"/>
           <w:color w:val="3178B9"/>
           <w:sz w:val="40"/>
         </w:rPr>
@@ -207,64 +233,88 @@
     </w:p>
     <w:p>
       <w:pPr>
-        <w:keepNext w:val="0"/>
-        <w:spacing w:before="0" w:after="160" w:line="276" w:lineRule="auto"/>
+        <w:pStyle w:val="Normal"/>
+        <w:keepNext w:val="false"/>
+        <w:spacing w:lineRule="auto" w:line="276" w:before="0" w:after="160"/>
+        <w:rPr/>
       </w:pPr>
       <w:r>
         <w:rPr>
-          <w:rFonts w:ascii="Calibri" w:hAnsi="Calibri" w:eastAsia="Calibri"/>
-          <w:b w:val="0"/>
-          <w:i w:val="0"/>
+          <w:rFonts w:eastAsia="Calibri"/>
+          <w:b w:val="false"/>
+          <w:i w:val="false"/>
           <w:color w:val="0B2545"/>
           <w:sz w:val="22"/>
         </w:rPr>
-        <w:t>For the first relation, assume a museum assigns each item a unique accession number and each physical inventory barcode is unique. Object type and collection may repeat. A barcode label can be replaced, while an accession number is intended to remain with the item.</w:t>
+        <w:t>For the first relation, assume a museum assigns each item a unique accession number and each physical inventory barcode is unique. Object type and collection may repeat. A</w:t>
+      </w:r>
+      <w:r>
+        <w:rPr>
+          <w:rFonts w:eastAsia="Calibri"/>
+          <w:b w:val="false"/>
+          <w:i w:val="false"/>
+          <w:color w:val="0B2545"/>
+          <w:sz w:val="22"/>
+        </w:rPr>
+        <w:t xml:space="preserve">ssume a </w:t>
+      </w:r>
+      <w:r>
+        <w:rPr>
+          <w:rFonts w:eastAsia="Calibri"/>
+          <w:b w:val="false"/>
+          <w:i w:val="false"/>
+          <w:color w:val="0B2545"/>
+          <w:sz w:val="22"/>
+        </w:rPr>
+        <w:t xml:space="preserve">barcode label can be replaced. </w:t>
       </w:r>
     </w:p>
     <w:tbl>
       <w:tblPr>
-        <w:tblW w:type="dxa" w:w="9360"/>
+        <w:tblW w:w="9360" w:type="dxa"/>
         <w:jc w:val="left"/>
+        <w:tblInd w:w="12" w:type="dxa"/>
         <w:tblLayout w:type="fixed"/>
-        <w:tblLook w:firstColumn="1" w:firstRow="1" w:lastColumn="0" w:lastRow="0" w:noHBand="0" w:noVBand="1" w:val="04A0"/>
-        <w:tblBorders>
-          <w:top w:val="single" w:sz="6" w:space="0" w:color="000000"/>
-          <w:left w:val="single" w:sz="6" w:space="0" w:color="000000"/>
-          <w:bottom w:val="single" w:sz="6" w:space="0" w:color="000000"/>
-          <w:right w:val="single" w:sz="6" w:space="0" w:color="000000"/>
-          <w:insideH w:val="single" w:sz="6" w:space="0" w:color="000000"/>
-          <w:insideV w:val="single" w:sz="6" w:space="0" w:color="000000"/>
-        </w:tblBorders>
+        <w:tblCellMar>
+          <w:top w:w="100" w:type="dxa"/>
+          <w:left w:w="120" w:type="dxa"/>
+          <w:bottom w:w="100" w:type="dxa"/>
+          <w:right w:w="120" w:type="dxa"/>
+        </w:tblCellMar>
+        <w:tblLook w:val="04a0" w:noHBand="0" w:noVBand="1" w:firstColumn="1" w:lastRow="0" w:lastColumn="0" w:firstRow="1"/>
       </w:tblPr>
       <w:tblGrid>
         <w:gridCol w:w="2100"/>
         <w:gridCol w:w="2300"/>
-        <w:gridCol w:w="2450"/>
+        <w:gridCol w:w="2449"/>
         <w:gridCol w:w="2510"/>
       </w:tblGrid>
       <w:tr>
+        <w:trPr/>
         <w:tc>
           <w:tcPr>
-            <w:tcW w:type="dxa" w:w="2100"/>
-            <w:tcMar>
-              <w:top w:w="100" w:type="dxa"/>
-              <w:start w:w="120" w:type="dxa"/>
-              <w:bottom w:w="100" w:type="dxa"/>
-              <w:end w:w="120" w:type="dxa"/>
-            </w:tcMar>
+            <w:tcW w:w="2100" w:type="dxa"/>
+            <w:tcBorders>
+              <w:top w:val="single" w:sz="6" w:space="0" w:color="000000"/>
+              <w:left w:val="single" w:sz="6" w:space="0" w:color="000000"/>
+              <w:bottom w:val="single" w:sz="6" w:space="0" w:color="000000"/>
+              <w:right w:val="single" w:sz="6" w:space="0" w:color="000000"/>
+            </w:tcBorders>
             <w:shd w:fill="275983"/>
             <w:vAlign w:val="center"/>
           </w:tcPr>
           <w:p>
             <w:pPr>
-              <w:keepNext w:val="0"/>
-              <w:spacing w:before="0" w:after="0" w:line="276" w:lineRule="auto"/>
+              <w:pStyle w:val="Normal"/>
+              <w:keepNext w:val="false"/>
+              <w:spacing w:lineRule="auto" w:line="276" w:before="0" w:after="0"/>
+              <w:rPr/>
             </w:pPr>
             <w:r>
               <w:rPr>
-                <w:rFonts w:ascii="Calibri" w:hAnsi="Calibri" w:eastAsia="Calibri"/>
+                <w:rFonts w:eastAsia="Calibri"/>
                 <w:b/>
-                <w:i w:val="0"/>
+                <w:i w:val="false"/>
                 <w:color w:val="FFFFFF"/>
                 <w:sz w:val="19"/>
               </w:rPr>
@@ -274,26 +324,28 @@
         </w:tc>
         <w:tc>
           <w:tcPr>
-            <w:tcW w:type="dxa" w:w="2300"/>
-            <w:tcMar>
-              <w:top w:w="100" w:type="dxa"/>
-              <w:start w:w="120" w:type="dxa"/>
-              <w:bottom w:w="100" w:type="dxa"/>
-              <w:end w:w="120" w:type="dxa"/>
-            </w:tcMar>
+            <w:tcW w:w="2300" w:type="dxa"/>
+            <w:tcBorders>
+              <w:top w:val="single" w:sz="6" w:space="0" w:color="000000"/>
+              <w:left w:val="single" w:sz="6" w:space="0" w:color="000000"/>
+              <w:bottom w:val="single" w:sz="6" w:space="0" w:color="000000"/>
+              <w:right w:val="single" w:sz="6" w:space="0" w:color="000000"/>
+            </w:tcBorders>
             <w:shd w:fill="275983"/>
             <w:vAlign w:val="center"/>
           </w:tcPr>
           <w:p>
             <w:pPr>
-              <w:keepNext w:val="0"/>
-              <w:spacing w:before="0" w:after="0" w:line="276" w:lineRule="auto"/>
+              <w:pStyle w:val="Normal"/>
+              <w:keepNext w:val="false"/>
+              <w:spacing w:lineRule="auto" w:line="276" w:before="0" w:after="0"/>
+              <w:rPr/>
             </w:pPr>
             <w:r>
               <w:rPr>
-                <w:rFonts w:ascii="Calibri" w:hAnsi="Calibri" w:eastAsia="Calibri"/>
+                <w:rFonts w:eastAsia="Calibri"/>
                 <w:b/>
-                <w:i w:val="0"/>
+                <w:i w:val="false"/>
                 <w:color w:val="FFFFFF"/>
                 <w:sz w:val="19"/>
               </w:rPr>
@@ -303,26 +355,28 @@
         </w:tc>
         <w:tc>
           <w:tcPr>
-            <w:tcW w:type="dxa" w:w="2450"/>
-            <w:tcMar>
-              <w:top w:w="100" w:type="dxa"/>
-              <w:start w:w="120" w:type="dxa"/>
-              <w:bottom w:w="100" w:type="dxa"/>
-              <w:end w:w="120" w:type="dxa"/>
-            </w:tcMar>
+            <w:tcW w:w="2449" w:type="dxa"/>
+            <w:tcBorders>
+              <w:top w:val="single" w:sz="6" w:space="0" w:color="000000"/>
+              <w:left w:val="single" w:sz="6" w:space="0" w:color="000000"/>
+              <w:bottom w:val="single" w:sz="6" w:space="0" w:color="000000"/>
+              <w:right w:val="single" w:sz="6" w:space="0" w:color="000000"/>
+            </w:tcBorders>
             <w:shd w:fill="275983"/>
             <w:vAlign w:val="center"/>
           </w:tcPr>
           <w:p>
             <w:pPr>
-              <w:keepNext w:val="0"/>
-              <w:spacing w:before="0" w:after="0" w:line="276" w:lineRule="auto"/>
+              <w:pStyle w:val="Normal"/>
+              <w:keepNext w:val="false"/>
+              <w:spacing w:lineRule="auto" w:line="276" w:before="0" w:after="0"/>
+              <w:rPr/>
             </w:pPr>
             <w:r>
               <w:rPr>
-                <w:rFonts w:ascii="Calibri" w:hAnsi="Calibri" w:eastAsia="Calibri"/>
+                <w:rFonts w:eastAsia="Calibri"/>
                 <w:b/>
-                <w:i w:val="0"/>
+                <w:i w:val="false"/>
                 <w:color w:val="FFFFFF"/>
                 <w:sz w:val="19"/>
               </w:rPr>
@@ -332,26 +386,28 @@
         </w:tc>
         <w:tc>
           <w:tcPr>
-            <w:tcW w:type="dxa" w:w="2510"/>
-            <w:tcMar>
-              <w:top w:w="100" w:type="dxa"/>
-              <w:start w:w="120" w:type="dxa"/>
-              <w:bottom w:w="100" w:type="dxa"/>
-              <w:end w:w="120" w:type="dxa"/>
-            </w:tcMar>
+            <w:tcW w:w="2510" w:type="dxa"/>
+            <w:tcBorders>
+              <w:top w:val="single" w:sz="6" w:space="0" w:color="000000"/>
+              <w:left w:val="single" w:sz="6" w:space="0" w:color="000000"/>
+              <w:bottom w:val="single" w:sz="6" w:space="0" w:color="000000"/>
+              <w:right w:val="single" w:sz="6" w:space="0" w:color="000000"/>
+            </w:tcBorders>
             <w:shd w:fill="275983"/>
             <w:vAlign w:val="center"/>
           </w:tcPr>
           <w:p>
             <w:pPr>
-              <w:keepNext w:val="0"/>
-              <w:spacing w:before="0" w:after="0" w:line="276" w:lineRule="auto"/>
+              <w:pStyle w:val="Normal"/>
+              <w:keepNext w:val="false"/>
+              <w:spacing w:lineRule="auto" w:line="276" w:before="0" w:after="0"/>
+              <w:rPr/>
             </w:pPr>
             <w:r>
               <w:rPr>
-                <w:rFonts w:ascii="Calibri" w:hAnsi="Calibri" w:eastAsia="Calibri"/>
+                <w:rFonts w:eastAsia="Calibri"/>
                 <w:b/>
-                <w:i w:val="0"/>
+                <w:i w:val="false"/>
                 <w:color w:val="FFFFFF"/>
                 <w:sz w:val="19"/>
               </w:rPr>
@@ -361,21 +417,36 @@
         </w:tc>
       </w:tr>
       <w:tr>
+        <w:trPr/>
         <w:tc>
           <w:tcPr>
-            <w:tcW w:type="dxa" w:w="2100"/>
+            <w:tcW w:w="2100" w:type="dxa"/>
+            <w:tcBorders>
+              <w:top w:val="single" w:sz="6" w:space="0" w:color="000000"/>
+              <w:left w:val="single" w:sz="6" w:space="0" w:color="000000"/>
+              <w:bottom w:val="single" w:sz="6" w:space="0" w:color="000000"/>
+              <w:right w:val="single" w:sz="6" w:space="0" w:color="000000"/>
+            </w:tcBorders>
+            <w:tcMar>
+              <w:top w:w="0" w:type="dxa"/>
+              <w:left w:w="108" w:type="dxa"/>
+              <w:bottom w:w="0" w:type="dxa"/>
+              <w:right w:w="108" w:type="dxa"/>
+            </w:tcMar>
             <w:vAlign w:val="center"/>
           </w:tcPr>
           <w:p>
             <w:pPr>
-              <w:keepNext w:val="0"/>
-              <w:spacing w:before="0" w:after="0" w:line="276" w:lineRule="auto"/>
+              <w:pStyle w:val="Normal"/>
+              <w:keepNext w:val="false"/>
+              <w:spacing w:lineRule="auto" w:line="276" w:before="0" w:after="0"/>
+              <w:rPr/>
             </w:pPr>
             <w:r>
               <w:rPr>
-                <w:rFonts w:ascii="Calibri" w:hAnsi="Calibri" w:eastAsia="Calibri"/>
-                <w:b w:val="0"/>
-                <w:i w:val="0"/>
+                <w:rFonts w:eastAsia="Calibri"/>
+                <w:b w:val="false"/>
+                <w:i w:val="false"/>
                 <w:color w:val="0B2545"/>
                 <w:sz w:val="19"/>
               </w:rPr>
@@ -385,19 +456,33 @@
         </w:tc>
         <w:tc>
           <w:tcPr>
-            <w:tcW w:type="dxa" w:w="2300"/>
+            <w:tcW w:w="2300" w:type="dxa"/>
+            <w:tcBorders>
+              <w:top w:val="single" w:sz="6" w:space="0" w:color="000000"/>
+              <w:left w:val="single" w:sz="6" w:space="0" w:color="000000"/>
+              <w:bottom w:val="single" w:sz="6" w:space="0" w:color="000000"/>
+              <w:right w:val="single" w:sz="6" w:space="0" w:color="000000"/>
+            </w:tcBorders>
+            <w:tcMar>
+              <w:top w:w="0" w:type="dxa"/>
+              <w:left w:w="108" w:type="dxa"/>
+              <w:bottom w:w="0" w:type="dxa"/>
+              <w:right w:w="108" w:type="dxa"/>
+            </w:tcMar>
             <w:vAlign w:val="center"/>
           </w:tcPr>
           <w:p>
             <w:pPr>
-              <w:keepNext w:val="0"/>
-              <w:spacing w:before="0" w:after="0" w:line="276" w:lineRule="auto"/>
+              <w:pStyle w:val="Normal"/>
+              <w:keepNext w:val="false"/>
+              <w:spacing w:lineRule="auto" w:line="276" w:before="0" w:after="0"/>
+              <w:rPr/>
             </w:pPr>
             <w:r>
               <w:rPr>
-                <w:rFonts w:ascii="Calibri" w:hAnsi="Calibri" w:eastAsia="Calibri"/>
-                <w:b w:val="0"/>
-                <w:i w:val="0"/>
+                <w:rFonts w:eastAsia="Calibri"/>
+                <w:b w:val="false"/>
+                <w:i w:val="false"/>
                 <w:color w:val="0B2545"/>
                 <w:sz w:val="19"/>
               </w:rPr>
@@ -407,19 +492,33 @@
         </w:tc>
         <w:tc>
           <w:tcPr>
-            <w:tcW w:type="dxa" w:w="2450"/>
+            <w:tcW w:w="2449" w:type="dxa"/>
+            <w:tcBorders>
+              <w:top w:val="single" w:sz="6" w:space="0" w:color="000000"/>
+              <w:left w:val="single" w:sz="6" w:space="0" w:color="000000"/>
+              <w:bottom w:val="single" w:sz="6" w:space="0" w:color="000000"/>
+              <w:right w:val="single" w:sz="6" w:space="0" w:color="000000"/>
+            </w:tcBorders>
+            <w:tcMar>
+              <w:top w:w="0" w:type="dxa"/>
+              <w:left w:w="108" w:type="dxa"/>
+              <w:bottom w:w="0" w:type="dxa"/>
+              <w:right w:w="108" w:type="dxa"/>
+            </w:tcMar>
             <w:vAlign w:val="center"/>
           </w:tcPr>
           <w:p>
             <w:pPr>
-              <w:keepNext w:val="0"/>
-              <w:spacing w:before="0" w:after="0" w:line="276" w:lineRule="auto"/>
+              <w:pStyle w:val="Normal"/>
+              <w:keepNext w:val="false"/>
+              <w:spacing w:lineRule="auto" w:line="276" w:before="0" w:after="0"/>
+              <w:rPr/>
             </w:pPr>
             <w:r>
               <w:rPr>
-                <w:rFonts w:ascii="Calibri" w:hAnsi="Calibri" w:eastAsia="Calibri"/>
-                <w:b w:val="0"/>
-                <w:i w:val="0"/>
+                <w:rFonts w:eastAsia="Calibri"/>
+                <w:b w:val="false"/>
+                <w:i w:val="false"/>
                 <w:color w:val="0B2545"/>
                 <w:sz w:val="19"/>
               </w:rPr>
@@ -429,19 +528,33 @@
         </w:tc>
         <w:tc>
           <w:tcPr>
-            <w:tcW w:type="dxa" w:w="2510"/>
+            <w:tcW w:w="2510" w:type="dxa"/>
+            <w:tcBorders>
+              <w:top w:val="single" w:sz="6" w:space="0" w:color="000000"/>
+              <w:left w:val="single" w:sz="6" w:space="0" w:color="000000"/>
+              <w:bottom w:val="single" w:sz="6" w:space="0" w:color="000000"/>
+              <w:right w:val="single" w:sz="6" w:space="0" w:color="000000"/>
+            </w:tcBorders>
+            <w:tcMar>
+              <w:top w:w="0" w:type="dxa"/>
+              <w:left w:w="108" w:type="dxa"/>
+              <w:bottom w:w="0" w:type="dxa"/>
+              <w:right w:w="108" w:type="dxa"/>
+            </w:tcMar>
             <w:vAlign w:val="center"/>
           </w:tcPr>
           <w:p>
             <w:pPr>
-              <w:keepNext w:val="0"/>
-              <w:spacing w:before="0" w:after="0" w:line="276" w:lineRule="auto"/>
+              <w:pStyle w:val="Normal"/>
+              <w:keepNext w:val="false"/>
+              <w:spacing w:lineRule="auto" w:line="276" w:before="0" w:after="0"/>
+              <w:rPr/>
             </w:pPr>
             <w:r>
               <w:rPr>
-                <w:rFonts w:ascii="Calibri" w:hAnsi="Calibri" w:eastAsia="Calibri"/>
-                <w:b w:val="0"/>
-                <w:i w:val="0"/>
+                <w:rFonts w:eastAsia="Calibri"/>
+                <w:b w:val="false"/>
+                <w:i w:val="false"/>
                 <w:color w:val="0B2545"/>
                 <w:sz w:val="19"/>
               </w:rPr>
@@ -451,21 +564,36 @@
         </w:tc>
       </w:tr>
       <w:tr>
+        <w:trPr/>
         <w:tc>
           <w:tcPr>
-            <w:tcW w:type="dxa" w:w="2100"/>
+            <w:tcW w:w="2100" w:type="dxa"/>
+            <w:tcBorders>
+              <w:top w:val="single" w:sz="6" w:space="0" w:color="000000"/>
+              <w:left w:val="single" w:sz="6" w:space="0" w:color="000000"/>
+              <w:bottom w:val="single" w:sz="6" w:space="0" w:color="000000"/>
+              <w:right w:val="single" w:sz="6" w:space="0" w:color="000000"/>
+            </w:tcBorders>
+            <w:tcMar>
+              <w:top w:w="0" w:type="dxa"/>
+              <w:left w:w="108" w:type="dxa"/>
+              <w:bottom w:w="0" w:type="dxa"/>
+              <w:right w:w="108" w:type="dxa"/>
+            </w:tcMar>
             <w:vAlign w:val="center"/>
           </w:tcPr>
           <w:p>
             <w:pPr>
-              <w:keepNext w:val="0"/>
-              <w:spacing w:before="0" w:after="0" w:line="276" w:lineRule="auto"/>
+              <w:pStyle w:val="Normal"/>
+              <w:keepNext w:val="false"/>
+              <w:spacing w:lineRule="auto" w:line="276" w:before="0" w:after="0"/>
+              <w:rPr/>
             </w:pPr>
             <w:r>
               <w:rPr>
-                <w:rFonts w:ascii="Calibri" w:hAnsi="Calibri" w:eastAsia="Calibri"/>
-                <w:b w:val="0"/>
-                <w:i w:val="0"/>
+                <w:rFonts w:eastAsia="Calibri"/>
+                <w:b w:val="false"/>
+                <w:i w:val="false"/>
                 <w:color w:val="0B2545"/>
                 <w:sz w:val="19"/>
               </w:rPr>
@@ -475,19 +603,33 @@
         </w:tc>
         <w:tc>
           <w:tcPr>
-            <w:tcW w:type="dxa" w:w="2300"/>
+            <w:tcW w:w="2300" w:type="dxa"/>
+            <w:tcBorders>
+              <w:top w:val="single" w:sz="6" w:space="0" w:color="000000"/>
+              <w:left w:val="single" w:sz="6" w:space="0" w:color="000000"/>
+              <w:bottom w:val="single" w:sz="6" w:space="0" w:color="000000"/>
+              <w:right w:val="single" w:sz="6" w:space="0" w:color="000000"/>
+            </w:tcBorders>
+            <w:tcMar>
+              <w:top w:w="0" w:type="dxa"/>
+              <w:left w:w="108" w:type="dxa"/>
+              <w:bottom w:w="0" w:type="dxa"/>
+              <w:right w:w="108" w:type="dxa"/>
+            </w:tcMar>
             <w:vAlign w:val="center"/>
           </w:tcPr>
           <w:p>
             <w:pPr>
-              <w:keepNext w:val="0"/>
-              <w:spacing w:before="0" w:after="0" w:line="276" w:lineRule="auto"/>
+              <w:pStyle w:val="Normal"/>
+              <w:keepNext w:val="false"/>
+              <w:spacing w:lineRule="auto" w:line="276" w:before="0" w:after="0"/>
+              <w:rPr/>
             </w:pPr>
             <w:r>
               <w:rPr>
-                <w:rFonts w:ascii="Calibri" w:hAnsi="Calibri" w:eastAsia="Calibri"/>
-                <w:b w:val="0"/>
-                <w:i w:val="0"/>
+                <w:rFonts w:eastAsia="Calibri"/>
+                <w:b w:val="false"/>
+                <w:i w:val="false"/>
                 <w:color w:val="0B2545"/>
                 <w:sz w:val="19"/>
               </w:rPr>
@@ -497,19 +639,33 @@
         </w:tc>
         <w:tc>
           <w:tcPr>
-            <w:tcW w:type="dxa" w:w="2450"/>
+            <w:tcW w:w="2449" w:type="dxa"/>
+            <w:tcBorders>
+              <w:top w:val="single" w:sz="6" w:space="0" w:color="000000"/>
+              <w:left w:val="single" w:sz="6" w:space="0" w:color="000000"/>
+              <w:bottom w:val="single" w:sz="6" w:space="0" w:color="000000"/>
+              <w:right w:val="single" w:sz="6" w:space="0" w:color="000000"/>
+            </w:tcBorders>
+            <w:tcMar>
+              <w:top w:w="0" w:type="dxa"/>
+              <w:left w:w="108" w:type="dxa"/>
+              <w:bottom w:w="0" w:type="dxa"/>
+              <w:right w:w="108" w:type="dxa"/>
+            </w:tcMar>
             <w:vAlign w:val="center"/>
           </w:tcPr>
           <w:p>
             <w:pPr>
-              <w:keepNext w:val="0"/>
-              <w:spacing w:before="0" w:after="0" w:line="276" w:lineRule="auto"/>
+              <w:pStyle w:val="Normal"/>
+              <w:keepNext w:val="false"/>
+              <w:spacing w:lineRule="auto" w:line="276" w:before="0" w:after="0"/>
+              <w:rPr/>
             </w:pPr>
             <w:r>
               <w:rPr>
-                <w:rFonts w:ascii="Calibri" w:hAnsi="Calibri" w:eastAsia="Calibri"/>
-                <w:b w:val="0"/>
-                <w:i w:val="0"/>
+                <w:rFonts w:eastAsia="Calibri"/>
+                <w:b w:val="false"/>
+                <w:i w:val="false"/>
                 <w:color w:val="0B2545"/>
                 <w:sz w:val="19"/>
               </w:rPr>
@@ -519,19 +675,33 @@
         </w:tc>
         <w:tc>
           <w:tcPr>
-            <w:tcW w:type="dxa" w:w="2510"/>
+            <w:tcW w:w="2510" w:type="dxa"/>
+            <w:tcBorders>
+              <w:top w:val="single" w:sz="6" w:space="0" w:color="000000"/>
+              <w:left w:val="single" w:sz="6" w:space="0" w:color="000000"/>
+              <w:bottom w:val="single" w:sz="6" w:space="0" w:color="000000"/>
+              <w:right w:val="single" w:sz="6" w:space="0" w:color="000000"/>
+            </w:tcBorders>
+            <w:tcMar>
+              <w:top w:w="0" w:type="dxa"/>
+              <w:left w:w="108" w:type="dxa"/>
+              <w:bottom w:w="0" w:type="dxa"/>
+              <w:right w:w="108" w:type="dxa"/>
+            </w:tcMar>
             <w:vAlign w:val="center"/>
           </w:tcPr>
           <w:p>
             <w:pPr>
-              <w:keepNext w:val="0"/>
-              <w:spacing w:before="0" w:after="0" w:line="276" w:lineRule="auto"/>
+              <w:pStyle w:val="Normal"/>
+              <w:keepNext w:val="false"/>
+              <w:spacing w:lineRule="auto" w:line="276" w:before="0" w:after="0"/>
+              <w:rPr/>
             </w:pPr>
             <w:r>
               <w:rPr>
-                <w:rFonts w:ascii="Calibri" w:hAnsi="Calibri" w:eastAsia="Calibri"/>
-                <w:b w:val="0"/>
-                <w:i w:val="0"/>
+                <w:rFonts w:eastAsia="Calibri"/>
+                <w:b w:val="false"/>
+                <w:i w:val="false"/>
                 <w:color w:val="0B2545"/>
                 <w:sz w:val="19"/>
               </w:rPr>
@@ -541,21 +711,36 @@
         </w:tc>
       </w:tr>
       <w:tr>
+        <w:trPr/>
         <w:tc>
           <w:tcPr>
-            <w:tcW w:type="dxa" w:w="2100"/>
+            <w:tcW w:w="2100" w:type="dxa"/>
+            <w:tcBorders>
+              <w:top w:val="single" w:sz="6" w:space="0" w:color="000000"/>
+              <w:left w:val="single" w:sz="6" w:space="0" w:color="000000"/>
+              <w:bottom w:val="single" w:sz="6" w:space="0" w:color="000000"/>
+              <w:right w:val="single" w:sz="6" w:space="0" w:color="000000"/>
+            </w:tcBorders>
+            <w:tcMar>
+              <w:top w:w="0" w:type="dxa"/>
+              <w:left w:w="108" w:type="dxa"/>
+              <w:bottom w:w="0" w:type="dxa"/>
+              <w:right w:w="108" w:type="dxa"/>
+            </w:tcMar>
             <w:vAlign w:val="center"/>
           </w:tcPr>
           <w:p>
             <w:pPr>
-              <w:keepNext w:val="0"/>
-              <w:spacing w:before="0" w:after="0" w:line="276" w:lineRule="auto"/>
+              <w:pStyle w:val="Normal"/>
+              <w:keepNext w:val="false"/>
+              <w:spacing w:lineRule="auto" w:line="276" w:before="0" w:after="0"/>
+              <w:rPr/>
             </w:pPr>
             <w:r>
               <w:rPr>
-                <w:rFonts w:ascii="Calibri" w:hAnsi="Calibri" w:eastAsia="Calibri"/>
-                <w:b w:val="0"/>
-                <w:i w:val="0"/>
+                <w:rFonts w:eastAsia="Calibri"/>
+                <w:b w:val="false"/>
+                <w:i w:val="false"/>
                 <w:color w:val="0B2545"/>
                 <w:sz w:val="19"/>
               </w:rPr>
@@ -565,19 +750,33 @@
         </w:tc>
         <w:tc>
           <w:tcPr>
-            <w:tcW w:type="dxa" w:w="2300"/>
+            <w:tcW w:w="2300" w:type="dxa"/>
+            <w:tcBorders>
+              <w:top w:val="single" w:sz="6" w:space="0" w:color="000000"/>
+              <w:left w:val="single" w:sz="6" w:space="0" w:color="000000"/>
+              <w:bottom w:val="single" w:sz="6" w:space="0" w:color="000000"/>
+              <w:right w:val="single" w:sz="6" w:space="0" w:color="000000"/>
+            </w:tcBorders>
+            <w:tcMar>
+              <w:top w:w="0" w:type="dxa"/>
+              <w:left w:w="108" w:type="dxa"/>
+              <w:bottom w:w="0" w:type="dxa"/>
+              <w:right w:w="108" w:type="dxa"/>
+            </w:tcMar>
             <w:vAlign w:val="center"/>
           </w:tcPr>
           <w:p>
             <w:pPr>
-              <w:keepNext w:val="0"/>
-              <w:spacing w:before="0" w:after="0" w:line="276" w:lineRule="auto"/>
+              <w:pStyle w:val="Normal"/>
+              <w:keepNext w:val="false"/>
+              <w:spacing w:lineRule="auto" w:line="276" w:before="0" w:after="0"/>
+              <w:rPr/>
             </w:pPr>
             <w:r>
               <w:rPr>
-                <w:rFonts w:ascii="Calibri" w:hAnsi="Calibri" w:eastAsia="Calibri"/>
-                <w:b w:val="0"/>
-                <w:i w:val="0"/>
+                <w:rFonts w:eastAsia="Calibri"/>
+                <w:b w:val="false"/>
+                <w:i w:val="false"/>
                 <w:color w:val="0B2545"/>
                 <w:sz w:val="19"/>
               </w:rPr>
@@ -587,19 +786,33 @@
         </w:tc>
         <w:tc>
           <w:tcPr>
-            <w:tcW w:type="dxa" w:w="2450"/>
+            <w:tcW w:w="2449" w:type="dxa"/>
+            <w:tcBorders>
+              <w:top w:val="single" w:sz="6" w:space="0" w:color="000000"/>
+              <w:left w:val="single" w:sz="6" w:space="0" w:color="000000"/>
+              <w:bottom w:val="single" w:sz="6" w:space="0" w:color="000000"/>
+              <w:right w:val="single" w:sz="6" w:space="0" w:color="000000"/>
+            </w:tcBorders>
+            <w:tcMar>
+              <w:top w:w="0" w:type="dxa"/>
+              <w:left w:w="108" w:type="dxa"/>
+              <w:bottom w:w="0" w:type="dxa"/>
+              <w:right w:w="108" w:type="dxa"/>
+            </w:tcMar>
             <w:vAlign w:val="center"/>
           </w:tcPr>
           <w:p>
             <w:pPr>
-              <w:keepNext w:val="0"/>
-              <w:spacing w:before="0" w:after="0" w:line="276" w:lineRule="auto"/>
+              <w:pStyle w:val="Normal"/>
+              <w:keepNext w:val="false"/>
+              <w:spacing w:lineRule="auto" w:line="276" w:before="0" w:after="0"/>
+              <w:rPr/>
             </w:pPr>
             <w:r>
               <w:rPr>
-                <w:rFonts w:ascii="Calibri" w:hAnsi="Calibri" w:eastAsia="Calibri"/>
-                <w:b w:val="0"/>
-                <w:i w:val="0"/>
+                <w:rFonts w:eastAsia="Calibri"/>
+                <w:b w:val="false"/>
+                <w:i w:val="false"/>
                 <w:color w:val="0B2545"/>
                 <w:sz w:val="19"/>
               </w:rPr>
@@ -609,19 +822,33 @@
         </w:tc>
         <w:tc>
           <w:tcPr>
-            <w:tcW w:type="dxa" w:w="2510"/>
+            <w:tcW w:w="2510" w:type="dxa"/>
+            <w:tcBorders>
+              <w:top w:val="single" w:sz="6" w:space="0" w:color="000000"/>
+              <w:left w:val="single" w:sz="6" w:space="0" w:color="000000"/>
+              <w:bottom w:val="single" w:sz="6" w:space="0" w:color="000000"/>
+              <w:right w:val="single" w:sz="6" w:space="0" w:color="000000"/>
+            </w:tcBorders>
+            <w:tcMar>
+              <w:top w:w="0" w:type="dxa"/>
+              <w:left w:w="108" w:type="dxa"/>
+              <w:bottom w:w="0" w:type="dxa"/>
+              <w:right w:w="108" w:type="dxa"/>
+            </w:tcMar>
             <w:vAlign w:val="center"/>
           </w:tcPr>
           <w:p>
             <w:pPr>
-              <w:keepNext w:val="0"/>
-              <w:spacing w:before="0" w:after="0" w:line="276" w:lineRule="auto"/>
+              <w:pStyle w:val="Normal"/>
+              <w:keepNext w:val="false"/>
+              <w:spacing w:lineRule="auto" w:line="276" w:before="0" w:after="0"/>
+              <w:rPr/>
             </w:pPr>
             <w:r>
               <w:rPr>
-                <w:rFonts w:ascii="Calibri" w:hAnsi="Calibri" w:eastAsia="Calibri"/>
-                <w:b w:val="0"/>
-                <w:i w:val="0"/>
+                <w:rFonts w:eastAsia="Calibri"/>
+                <w:b w:val="false"/>
+                <w:i w:val="false"/>
                 <w:color w:val="0B2545"/>
                 <w:sz w:val="19"/>
               </w:rPr>
@@ -631,21 +858,36 @@
         </w:tc>
       </w:tr>
       <w:tr>
+        <w:trPr/>
         <w:tc>
           <w:tcPr>
-            <w:tcW w:type="dxa" w:w="2100"/>
+            <w:tcW w:w="2100" w:type="dxa"/>
+            <w:tcBorders>
+              <w:top w:val="single" w:sz="6" w:space="0" w:color="000000"/>
+              <w:left w:val="single" w:sz="6" w:space="0" w:color="000000"/>
+              <w:bottom w:val="single" w:sz="6" w:space="0" w:color="000000"/>
+              <w:right w:val="single" w:sz="6" w:space="0" w:color="000000"/>
+            </w:tcBorders>
+            <w:tcMar>
+              <w:top w:w="0" w:type="dxa"/>
+              <w:left w:w="108" w:type="dxa"/>
+              <w:bottom w:w="0" w:type="dxa"/>
+              <w:right w:w="108" w:type="dxa"/>
+            </w:tcMar>
             <w:vAlign w:val="center"/>
           </w:tcPr>
           <w:p>
             <w:pPr>
-              <w:keepNext w:val="0"/>
-              <w:spacing w:before="0" w:after="0" w:line="276" w:lineRule="auto"/>
+              <w:pStyle w:val="Normal"/>
+              <w:keepNext w:val="false"/>
+              <w:spacing w:lineRule="auto" w:line="276" w:before="0" w:after="0"/>
+              <w:rPr/>
             </w:pPr>
             <w:r>
               <w:rPr>
-                <w:rFonts w:ascii="Calibri" w:hAnsi="Calibri" w:eastAsia="Calibri"/>
-                <w:b w:val="0"/>
-                <w:i w:val="0"/>
+                <w:rFonts w:eastAsia="Calibri"/>
+                <w:b w:val="false"/>
+                <w:i w:val="false"/>
                 <w:color w:val="0B2545"/>
                 <w:sz w:val="19"/>
               </w:rPr>
@@ -655,19 +897,33 @@
         </w:tc>
         <w:tc>
           <w:tcPr>
-            <w:tcW w:type="dxa" w:w="2300"/>
+            <w:tcW w:w="2300" w:type="dxa"/>
+            <w:tcBorders>
+              <w:top w:val="single" w:sz="6" w:space="0" w:color="000000"/>
+              <w:left w:val="single" w:sz="6" w:space="0" w:color="000000"/>
+              <w:bottom w:val="single" w:sz="6" w:space="0" w:color="000000"/>
+              <w:right w:val="single" w:sz="6" w:space="0" w:color="000000"/>
+            </w:tcBorders>
+            <w:tcMar>
+              <w:top w:w="0" w:type="dxa"/>
+              <w:left w:w="108" w:type="dxa"/>
+              <w:bottom w:w="0" w:type="dxa"/>
+              <w:right w:w="108" w:type="dxa"/>
+            </w:tcMar>
             <w:vAlign w:val="center"/>
           </w:tcPr>
           <w:p>
             <w:pPr>
-              <w:keepNext w:val="0"/>
-              <w:spacing w:before="0" w:after="0" w:line="276" w:lineRule="auto"/>
+              <w:pStyle w:val="Normal"/>
+              <w:keepNext w:val="false"/>
+              <w:spacing w:lineRule="auto" w:line="276" w:before="0" w:after="0"/>
+              <w:rPr/>
             </w:pPr>
             <w:r>
               <w:rPr>
-                <w:rFonts w:ascii="Calibri" w:hAnsi="Calibri" w:eastAsia="Calibri"/>
-                <w:b w:val="0"/>
-                <w:i w:val="0"/>
+                <w:rFonts w:eastAsia="Calibri"/>
+                <w:b w:val="false"/>
+                <w:i w:val="false"/>
                 <w:color w:val="0B2545"/>
                 <w:sz w:val="19"/>
               </w:rPr>
@@ -677,19 +933,33 @@
         </w:tc>
         <w:tc>
           <w:tcPr>
-            <w:tcW w:type="dxa" w:w="2450"/>
+            <w:tcW w:w="2449" w:type="dxa"/>
+            <w:tcBorders>
+              <w:top w:val="single" w:sz="6" w:space="0" w:color="000000"/>
+              <w:left w:val="single" w:sz="6" w:space="0" w:color="000000"/>
+              <w:bottom w:val="single" w:sz="6" w:space="0" w:color="000000"/>
+              <w:right w:val="single" w:sz="6" w:space="0" w:color="000000"/>
+            </w:tcBorders>
+            <w:tcMar>
+              <w:top w:w="0" w:type="dxa"/>
+              <w:left w:w="108" w:type="dxa"/>
+              <w:bottom w:w="0" w:type="dxa"/>
+              <w:right w:w="108" w:type="dxa"/>
+            </w:tcMar>
             <w:vAlign w:val="center"/>
           </w:tcPr>
           <w:p>
             <w:pPr>
-              <w:keepNext w:val="0"/>
-              <w:spacing w:before="0" w:after="0" w:line="276" w:lineRule="auto"/>
+              <w:pStyle w:val="Normal"/>
+              <w:keepNext w:val="false"/>
+              <w:spacing w:lineRule="auto" w:line="276" w:before="0" w:after="0"/>
+              <w:rPr/>
             </w:pPr>
             <w:r>
               <w:rPr>
-                <w:rFonts w:ascii="Calibri" w:hAnsi="Calibri" w:eastAsia="Calibri"/>
-                <w:b w:val="0"/>
-                <w:i w:val="0"/>
+                <w:rFonts w:eastAsia="Calibri"/>
+                <w:b w:val="false"/>
+                <w:i w:val="false"/>
                 <w:color w:val="0B2545"/>
                 <w:sz w:val="19"/>
               </w:rPr>
@@ -699,19 +969,33 @@
         </w:tc>
         <w:tc>
           <w:tcPr>
-            <w:tcW w:type="dxa" w:w="2510"/>
+            <w:tcW w:w="2510" w:type="dxa"/>
+            <w:tcBorders>
+              <w:top w:val="single" w:sz="6" w:space="0" w:color="000000"/>
+              <w:left w:val="single" w:sz="6" w:space="0" w:color="000000"/>
+              <w:bottom w:val="single" w:sz="6" w:space="0" w:color="000000"/>
+              <w:right w:val="single" w:sz="6" w:space="0" w:color="000000"/>
+            </w:tcBorders>
+            <w:tcMar>
+              <w:top w:w="0" w:type="dxa"/>
+              <w:left w:w="108" w:type="dxa"/>
+              <w:bottom w:w="0" w:type="dxa"/>
+              <w:right w:w="108" w:type="dxa"/>
+            </w:tcMar>
             <w:vAlign w:val="center"/>
           </w:tcPr>
           <w:p>
             <w:pPr>
-              <w:keepNext w:val="0"/>
-              <w:spacing w:before="0" w:after="0" w:line="276" w:lineRule="auto"/>
+              <w:pStyle w:val="Normal"/>
+              <w:keepNext w:val="false"/>
+              <w:spacing w:lineRule="auto" w:line="276" w:before="0" w:after="0"/>
+              <w:rPr/>
             </w:pPr>
             <w:r>
               <w:rPr>
-                <w:rFonts w:ascii="Calibri" w:hAnsi="Calibri" w:eastAsia="Calibri"/>
-                <w:b w:val="0"/>
-                <w:i w:val="0"/>
+                <w:rFonts w:eastAsia="Calibri"/>
+                <w:b w:val="false"/>
+                <w:i w:val="false"/>
                 <w:color w:val="0B2545"/>
                 <w:sz w:val="19"/>
               </w:rPr>
@@ -723,19 +1007,26 @@
     </w:tbl>
     <w:p>
       <w:pPr>
-        <w:spacing w:after="60"/>
-      </w:pPr>
+        <w:pStyle w:val="Normal"/>
+        <w:spacing w:before="0" w:after="60"/>
+        <w:rPr/>
+      </w:pPr>
+      <w:r>
+        <w:rPr/>
+      </w:r>
     </w:p>
     <w:p>
       <w:pPr>
-        <w:keepNext/>
-        <w:spacing w:before="140" w:after="0" w:line="276" w:lineRule="auto"/>
+        <w:pStyle w:val="Normal"/>
+        <w:keepNext w:val="true"/>
+        <w:spacing w:lineRule="auto" w:line="276" w:before="140" w:after="0"/>
+        <w:rPr/>
       </w:pPr>
       <w:r>
         <w:rPr>
-          <w:rFonts w:ascii="Calibri" w:hAnsi="Calibri" w:eastAsia="Calibri"/>
+          <w:rFonts w:eastAsia="Calibri"/>
           <w:b/>
-          <w:i w:val="0"/>
+          <w:i w:val="false"/>
           <w:color w:val="0B2545"/>
           <w:sz w:val="24"/>
         </w:rPr>
@@ -743,9 +1034,9 @@
       </w:r>
       <w:r>
         <w:rPr>
-          <w:rFonts w:ascii="Calibri" w:hAnsi="Calibri" w:eastAsia="Calibri"/>
-          <w:b w:val="0"/>
-          <w:i w:val="0"/>
+          <w:rFonts w:eastAsia="Calibri"/>
+          <w:b w:val="false"/>
+          <w:i w:val="false"/>
           <w:color w:val="0B2545"/>
           <w:sz w:val="24"/>
         </w:rPr>
@@ -754,46 +1045,48 @@
     </w:p>
     <w:tbl>
       <w:tblPr>
-        <w:tblW w:type="dxa" w:w="9360"/>
+        <w:tblW w:w="9360" w:type="dxa"/>
         <w:jc w:val="left"/>
+        <w:tblInd w:w="12" w:type="dxa"/>
         <w:tblLayout w:type="fixed"/>
-        <w:tblLook w:firstColumn="1" w:firstRow="1" w:lastColumn="0" w:lastRow="0" w:noHBand="0" w:noVBand="1" w:val="04A0"/>
-        <w:tblBorders>
-          <w:top w:val="single" w:sz="6" w:space="0" w:color="000000"/>
-          <w:left w:val="single" w:sz="6" w:space="0" w:color="000000"/>
-          <w:bottom w:val="single" w:sz="6" w:space="0" w:color="000000"/>
-          <w:right w:val="single" w:sz="6" w:space="0" w:color="000000"/>
-          <w:insideH w:val="single" w:sz="6" w:space="0" w:color="000000"/>
-          <w:insideV w:val="single" w:sz="6" w:space="0" w:color="000000"/>
-        </w:tblBorders>
+        <w:tblCellMar>
+          <w:top w:w="100" w:type="dxa"/>
+          <w:left w:w="120" w:type="dxa"/>
+          <w:bottom w:w="100" w:type="dxa"/>
+          <w:right w:w="120" w:type="dxa"/>
+        </w:tblCellMar>
+        <w:tblLook w:val="04a0" w:noHBand="0" w:noVBand="1" w:firstColumn="1" w:lastRow="0" w:lastColumn="0" w:firstRow="1"/>
       </w:tblPr>
       <w:tblGrid>
-        <w:gridCol w:w="4300"/>
+        <w:gridCol w:w="4299"/>
         <w:gridCol w:w="2530"/>
-        <w:gridCol w:w="2530"/>
+        <w:gridCol w:w="2531"/>
       </w:tblGrid>
       <w:tr>
+        <w:trPr/>
         <w:tc>
           <w:tcPr>
-            <w:tcW w:type="dxa" w:w="4300"/>
-            <w:tcMar>
-              <w:top w:w="100" w:type="dxa"/>
-              <w:start w:w="120" w:type="dxa"/>
-              <w:bottom w:w="100" w:type="dxa"/>
-              <w:end w:w="120" w:type="dxa"/>
-            </w:tcMar>
+            <w:tcW w:w="4299" w:type="dxa"/>
+            <w:tcBorders>
+              <w:top w:val="single" w:sz="6" w:space="0" w:color="000000"/>
+              <w:left w:val="single" w:sz="6" w:space="0" w:color="000000"/>
+              <w:bottom w:val="single" w:sz="6" w:space="0" w:color="000000"/>
+              <w:right w:val="single" w:sz="6" w:space="0" w:color="000000"/>
+            </w:tcBorders>
             <w:shd w:fill="275983"/>
           </w:tcPr>
           <w:p>
             <w:pPr>
-              <w:keepNext w:val="0"/>
-              <w:spacing w:before="0" w:after="0" w:line="276" w:lineRule="auto"/>
+              <w:pStyle w:val="Normal"/>
+              <w:keepNext w:val="false"/>
+              <w:spacing w:lineRule="auto" w:line="276" w:before="0" w:after="0"/>
+              <w:rPr/>
             </w:pPr>
             <w:r>
               <w:rPr>
-                <w:rFonts w:ascii="Calibri" w:hAnsi="Calibri" w:eastAsia="Calibri"/>
+                <w:rFonts w:eastAsia="Calibri"/>
                 <w:b/>
-                <w:i w:val="0"/>
+                <w:i w:val="false"/>
                 <w:color w:val="FFFFFF"/>
                 <w:sz w:val="19"/>
               </w:rPr>
@@ -803,25 +1096,27 @@
         </w:tc>
         <w:tc>
           <w:tcPr>
-            <w:tcW w:type="dxa" w:w="2530"/>
-            <w:tcMar>
-              <w:top w:w="100" w:type="dxa"/>
-              <w:start w:w="120" w:type="dxa"/>
-              <w:bottom w:w="100" w:type="dxa"/>
-              <w:end w:w="120" w:type="dxa"/>
-            </w:tcMar>
+            <w:tcW w:w="2530" w:type="dxa"/>
+            <w:tcBorders>
+              <w:top w:val="single" w:sz="6" w:space="0" w:color="000000"/>
+              <w:left w:val="single" w:sz="6" w:space="0" w:color="000000"/>
+              <w:bottom w:val="single" w:sz="6" w:space="0" w:color="000000"/>
+              <w:right w:val="single" w:sz="6" w:space="0" w:color="000000"/>
+            </w:tcBorders>
             <w:shd w:fill="275983"/>
           </w:tcPr>
           <w:p>
             <w:pPr>
-              <w:keepNext w:val="0"/>
-              <w:spacing w:before="0" w:after="0" w:line="276" w:lineRule="auto"/>
+              <w:pStyle w:val="Normal"/>
+              <w:keepNext w:val="false"/>
+              <w:spacing w:lineRule="auto" w:line="276" w:before="0" w:after="0"/>
+              <w:rPr/>
             </w:pPr>
             <w:r>
               <w:rPr>
-                <w:rFonts w:ascii="Calibri" w:hAnsi="Calibri" w:eastAsia="Calibri"/>
+                <w:rFonts w:eastAsia="Calibri"/>
                 <w:b/>
-                <w:i w:val="0"/>
+                <w:i w:val="false"/>
                 <w:color w:val="FFFFFF"/>
                 <w:sz w:val="19"/>
               </w:rPr>
@@ -831,25 +1126,27 @@
         </w:tc>
         <w:tc>
           <w:tcPr>
-            <w:tcW w:type="dxa" w:w="2530"/>
-            <w:tcMar>
-              <w:top w:w="100" w:type="dxa"/>
-              <w:start w:w="120" w:type="dxa"/>
-              <w:bottom w:w="100" w:type="dxa"/>
-              <w:end w:w="120" w:type="dxa"/>
-            </w:tcMar>
+            <w:tcW w:w="2531" w:type="dxa"/>
+            <w:tcBorders>
+              <w:top w:val="single" w:sz="6" w:space="0" w:color="000000"/>
+              <w:left w:val="single" w:sz="6" w:space="0" w:color="000000"/>
+              <w:bottom w:val="single" w:sz="6" w:space="0" w:color="000000"/>
+              <w:right w:val="single" w:sz="6" w:space="0" w:color="000000"/>
+            </w:tcBorders>
             <w:shd w:fill="275983"/>
           </w:tcPr>
           <w:p>
             <w:pPr>
-              <w:keepNext w:val="0"/>
-              <w:spacing w:before="0" w:after="0" w:line="276" w:lineRule="auto"/>
+              <w:pStyle w:val="Normal"/>
+              <w:keepNext w:val="false"/>
+              <w:spacing w:lineRule="auto" w:line="276" w:before="0" w:after="0"/>
+              <w:rPr/>
             </w:pPr>
             <w:r>
               <w:rPr>
-                <w:rFonts w:ascii="Calibri" w:hAnsi="Calibri" w:eastAsia="Calibri"/>
+                <w:rFonts w:eastAsia="Calibri"/>
                 <w:b/>
-                <w:i w:val="0"/>
+                <w:i w:val="false"/>
                 <w:color w:val="FFFFFF"/>
                 <w:sz w:val="19"/>
               </w:rPr>
@@ -859,20 +1156,35 @@
         </w:tc>
       </w:tr>
       <w:tr>
+        <w:trPr/>
         <w:tc>
           <w:tcPr>
-            <w:tcW w:type="dxa" w:w="4300"/>
+            <w:tcW w:w="4299" w:type="dxa"/>
+            <w:tcBorders>
+              <w:top w:val="single" w:sz="6" w:space="0" w:color="000000"/>
+              <w:left w:val="single" w:sz="6" w:space="0" w:color="000000"/>
+              <w:bottom w:val="single" w:sz="6" w:space="0" w:color="000000"/>
+              <w:right w:val="single" w:sz="6" w:space="0" w:color="000000"/>
+            </w:tcBorders>
+            <w:tcMar>
+              <w:top w:w="0" w:type="dxa"/>
+              <w:left w:w="108" w:type="dxa"/>
+              <w:bottom w:w="0" w:type="dxa"/>
+              <w:right w:w="108" w:type="dxa"/>
+            </w:tcMar>
           </w:tcPr>
           <w:p>
             <w:pPr>
-              <w:keepNext w:val="0"/>
-              <w:spacing w:before="0" w:after="0" w:line="276" w:lineRule="auto"/>
+              <w:pStyle w:val="Normal"/>
+              <w:keepNext w:val="false"/>
+              <w:spacing w:lineRule="auto" w:line="276" w:before="0" w:after="0"/>
+              <w:rPr/>
             </w:pPr>
             <w:r>
               <w:rPr>
-                <w:rFonts w:ascii="Calibri" w:hAnsi="Calibri" w:eastAsia="Calibri"/>
-                <w:b w:val="0"/>
-                <w:i w:val="0"/>
+                <w:rFonts w:eastAsia="Calibri"/>
+                <w:b w:val="false"/>
+                <w:i w:val="false"/>
                 <w:color w:val="0B2545"/>
                 <w:sz w:val="20"/>
               </w:rPr>
@@ -882,18 +1194,32 @@
         </w:tc>
         <w:tc>
           <w:tcPr>
-            <w:tcW w:type="dxa" w:w="2530"/>
+            <w:tcW w:w="2530" w:type="dxa"/>
+            <w:tcBorders>
+              <w:top w:val="single" w:sz="6" w:space="0" w:color="000000"/>
+              <w:left w:val="single" w:sz="6" w:space="0" w:color="000000"/>
+              <w:bottom w:val="single" w:sz="6" w:space="0" w:color="000000"/>
+              <w:right w:val="single" w:sz="6" w:space="0" w:color="000000"/>
+            </w:tcBorders>
+            <w:tcMar>
+              <w:top w:w="0" w:type="dxa"/>
+              <w:left w:w="108" w:type="dxa"/>
+              <w:bottom w:w="0" w:type="dxa"/>
+              <w:right w:w="108" w:type="dxa"/>
+            </w:tcMar>
           </w:tcPr>
           <w:p>
             <w:pPr>
-              <w:keepNext w:val="0"/>
-              <w:spacing w:before="0" w:after="0" w:line="276" w:lineRule="auto"/>
+              <w:pStyle w:val="Normal"/>
+              <w:keepNext w:val="false"/>
+              <w:spacing w:lineRule="auto" w:line="276" w:before="0" w:after="0"/>
+              <w:rPr/>
             </w:pPr>
             <w:r>
               <w:rPr>
-                <w:rFonts w:ascii="Calibri" w:hAnsi="Calibri" w:eastAsia="Calibri"/>
-                <w:b w:val="0"/>
-                <w:i w:val="0"/>
+                <w:rFonts w:eastAsia="Calibri"/>
+                <w:b w:val="false"/>
+                <w:i w:val="false"/>
                 <w:color w:val="5B6674"/>
                 <w:sz w:val="20"/>
               </w:rPr>
@@ -903,18 +1229,32 @@
         </w:tc>
         <w:tc>
           <w:tcPr>
-            <w:tcW w:type="dxa" w:w="2530"/>
+            <w:tcW w:w="2531" w:type="dxa"/>
+            <w:tcBorders>
+              <w:top w:val="single" w:sz="6" w:space="0" w:color="000000"/>
+              <w:left w:val="single" w:sz="6" w:space="0" w:color="000000"/>
+              <w:bottom w:val="single" w:sz="6" w:space="0" w:color="000000"/>
+              <w:right w:val="single" w:sz="6" w:space="0" w:color="000000"/>
+            </w:tcBorders>
+            <w:tcMar>
+              <w:top w:w="0" w:type="dxa"/>
+              <w:left w:w="108" w:type="dxa"/>
+              <w:bottom w:w="0" w:type="dxa"/>
+              <w:right w:w="108" w:type="dxa"/>
+            </w:tcMar>
           </w:tcPr>
           <w:p>
             <w:pPr>
-              <w:keepNext w:val="0"/>
-              <w:spacing w:before="0" w:after="0" w:line="276" w:lineRule="auto"/>
+              <w:pStyle w:val="Normal"/>
+              <w:keepNext w:val="false"/>
+              <w:spacing w:lineRule="auto" w:line="276" w:before="0" w:after="0"/>
+              <w:rPr/>
             </w:pPr>
             <w:r>
               <w:rPr>
-                <w:rFonts w:ascii="Calibri" w:hAnsi="Calibri" w:eastAsia="Calibri"/>
-                <w:b w:val="0"/>
-                <w:i w:val="0"/>
+                <w:rFonts w:eastAsia="Calibri"/>
+                <w:b w:val="false"/>
+                <w:i w:val="false"/>
                 <w:color w:val="5B6674"/>
                 <w:sz w:val="20"/>
               </w:rPr>
@@ -924,20 +1264,35 @@
         </w:tc>
       </w:tr>
       <w:tr>
+        <w:trPr/>
         <w:tc>
           <w:tcPr>
-            <w:tcW w:type="dxa" w:w="4300"/>
+            <w:tcW w:w="4299" w:type="dxa"/>
+            <w:tcBorders>
+              <w:top w:val="single" w:sz="6" w:space="0" w:color="000000"/>
+              <w:left w:val="single" w:sz="6" w:space="0" w:color="000000"/>
+              <w:bottom w:val="single" w:sz="6" w:space="0" w:color="000000"/>
+              <w:right w:val="single" w:sz="6" w:space="0" w:color="000000"/>
+            </w:tcBorders>
+            <w:tcMar>
+              <w:top w:w="0" w:type="dxa"/>
+              <w:left w:w="108" w:type="dxa"/>
+              <w:bottom w:w="0" w:type="dxa"/>
+              <w:right w:w="108" w:type="dxa"/>
+            </w:tcMar>
           </w:tcPr>
           <w:p>
             <w:pPr>
-              <w:keepNext w:val="0"/>
-              <w:spacing w:before="0" w:after="0" w:line="276" w:lineRule="auto"/>
+              <w:pStyle w:val="Normal"/>
+              <w:keepNext w:val="false"/>
+              <w:spacing w:lineRule="auto" w:line="276" w:before="0" w:after="0"/>
+              <w:rPr/>
             </w:pPr>
             <w:r>
               <w:rPr>
-                <w:rFonts w:ascii="Calibri" w:hAnsi="Calibri" w:eastAsia="Calibri"/>
-                <w:b w:val="0"/>
-                <w:i w:val="0"/>
+                <w:rFonts w:eastAsia="Calibri"/>
+                <w:b w:val="false"/>
+                <w:i w:val="false"/>
                 <w:color w:val="0B2545"/>
                 <w:sz w:val="20"/>
               </w:rPr>
@@ -947,18 +1302,32 @@
         </w:tc>
         <w:tc>
           <w:tcPr>
-            <w:tcW w:type="dxa" w:w="2530"/>
+            <w:tcW w:w="2530" w:type="dxa"/>
+            <w:tcBorders>
+              <w:top w:val="single" w:sz="6" w:space="0" w:color="000000"/>
+              <w:left w:val="single" w:sz="6" w:space="0" w:color="000000"/>
+              <w:bottom w:val="single" w:sz="6" w:space="0" w:color="000000"/>
+              <w:right w:val="single" w:sz="6" w:space="0" w:color="000000"/>
+            </w:tcBorders>
+            <w:tcMar>
+              <w:top w:w="0" w:type="dxa"/>
+              <w:left w:w="108" w:type="dxa"/>
+              <w:bottom w:w="0" w:type="dxa"/>
+              <w:right w:w="108" w:type="dxa"/>
+            </w:tcMar>
           </w:tcPr>
           <w:p>
             <w:pPr>
-              <w:keepNext w:val="0"/>
-              <w:spacing w:before="0" w:after="0" w:line="276" w:lineRule="auto"/>
+              <w:pStyle w:val="Normal"/>
+              <w:keepNext w:val="false"/>
+              <w:spacing w:lineRule="auto" w:line="276" w:before="0" w:after="0"/>
+              <w:rPr/>
             </w:pPr>
             <w:r>
               <w:rPr>
-                <w:rFonts w:ascii="Calibri" w:hAnsi="Calibri" w:eastAsia="Calibri"/>
-                <w:b w:val="0"/>
-                <w:i w:val="0"/>
+                <w:rFonts w:eastAsia="Calibri"/>
+                <w:b w:val="false"/>
+                <w:i w:val="false"/>
                 <w:color w:val="5B6674"/>
                 <w:sz w:val="20"/>
               </w:rPr>
@@ -968,18 +1337,32 @@
         </w:tc>
         <w:tc>
           <w:tcPr>
-            <w:tcW w:type="dxa" w:w="2530"/>
+            <w:tcW w:w="2531" w:type="dxa"/>
+            <w:tcBorders>
+              <w:top w:val="single" w:sz="6" w:space="0" w:color="000000"/>
+              <w:left w:val="single" w:sz="6" w:space="0" w:color="000000"/>
+              <w:bottom w:val="single" w:sz="6" w:space="0" w:color="000000"/>
+              <w:right w:val="single" w:sz="6" w:space="0" w:color="000000"/>
+            </w:tcBorders>
+            <w:tcMar>
+              <w:top w:w="0" w:type="dxa"/>
+              <w:left w:w="108" w:type="dxa"/>
+              <w:bottom w:w="0" w:type="dxa"/>
+              <w:right w:w="108" w:type="dxa"/>
+            </w:tcMar>
           </w:tcPr>
           <w:p>
             <w:pPr>
-              <w:keepNext w:val="0"/>
-              <w:spacing w:before="0" w:after="0" w:line="276" w:lineRule="auto"/>
+              <w:pStyle w:val="Normal"/>
+              <w:keepNext w:val="false"/>
+              <w:spacing w:lineRule="auto" w:line="276" w:before="0" w:after="0"/>
+              <w:rPr/>
             </w:pPr>
             <w:r>
               <w:rPr>
-                <w:rFonts w:ascii="Calibri" w:hAnsi="Calibri" w:eastAsia="Calibri"/>
-                <w:b w:val="0"/>
-                <w:i w:val="0"/>
+                <w:rFonts w:eastAsia="Calibri"/>
+                <w:b w:val="false"/>
+                <w:i w:val="false"/>
                 <w:color w:val="5B6674"/>
                 <w:sz w:val="20"/>
               </w:rPr>
@@ -989,20 +1372,35 @@
         </w:tc>
       </w:tr>
       <w:tr>
+        <w:trPr/>
         <w:tc>
           <w:tcPr>
-            <w:tcW w:type="dxa" w:w="4300"/>
+            <w:tcW w:w="4299" w:type="dxa"/>
+            <w:tcBorders>
+              <w:top w:val="single" w:sz="6" w:space="0" w:color="000000"/>
+              <w:left w:val="single" w:sz="6" w:space="0" w:color="000000"/>
+              <w:bottom w:val="single" w:sz="6" w:space="0" w:color="000000"/>
+              <w:right w:val="single" w:sz="6" w:space="0" w:color="000000"/>
+            </w:tcBorders>
+            <w:tcMar>
+              <w:top w:w="0" w:type="dxa"/>
+              <w:left w:w="108" w:type="dxa"/>
+              <w:bottom w:w="0" w:type="dxa"/>
+              <w:right w:w="108" w:type="dxa"/>
+            </w:tcMar>
           </w:tcPr>
           <w:p>
             <w:pPr>
-              <w:keepNext w:val="0"/>
-              <w:spacing w:before="0" w:after="0" w:line="276" w:lineRule="auto"/>
+              <w:pStyle w:val="Normal"/>
+              <w:keepNext w:val="false"/>
+              <w:spacing w:lineRule="auto" w:line="276" w:before="0" w:after="0"/>
+              <w:rPr/>
             </w:pPr>
             <w:r>
               <w:rPr>
-                <w:rFonts w:ascii="Calibri" w:hAnsi="Calibri" w:eastAsia="Calibri"/>
-                <w:b w:val="0"/>
-                <w:i w:val="0"/>
+                <w:rFonts w:eastAsia="Calibri"/>
+                <w:b w:val="false"/>
+                <w:i w:val="false"/>
                 <w:color w:val="0B2545"/>
                 <w:sz w:val="20"/>
               </w:rPr>
@@ -1012,18 +1410,32 @@
         </w:tc>
         <w:tc>
           <w:tcPr>
-            <w:tcW w:type="dxa" w:w="2530"/>
+            <w:tcW w:w="2530" w:type="dxa"/>
+            <w:tcBorders>
+              <w:top w:val="single" w:sz="6" w:space="0" w:color="000000"/>
+              <w:left w:val="single" w:sz="6" w:space="0" w:color="000000"/>
+              <w:bottom w:val="single" w:sz="6" w:space="0" w:color="000000"/>
+              <w:right w:val="single" w:sz="6" w:space="0" w:color="000000"/>
+            </w:tcBorders>
+            <w:tcMar>
+              <w:top w:w="0" w:type="dxa"/>
+              <w:left w:w="108" w:type="dxa"/>
+              <w:bottom w:w="0" w:type="dxa"/>
+              <w:right w:w="108" w:type="dxa"/>
+            </w:tcMar>
           </w:tcPr>
           <w:p>
             <w:pPr>
-              <w:keepNext w:val="0"/>
-              <w:spacing w:before="0" w:after="0" w:line="276" w:lineRule="auto"/>
+              <w:pStyle w:val="Normal"/>
+              <w:keepNext w:val="false"/>
+              <w:spacing w:lineRule="auto" w:line="276" w:before="0" w:after="0"/>
+              <w:rPr/>
             </w:pPr>
             <w:r>
               <w:rPr>
-                <w:rFonts w:ascii="Calibri" w:hAnsi="Calibri" w:eastAsia="Calibri"/>
-                <w:b w:val="0"/>
-                <w:i w:val="0"/>
+                <w:rFonts w:eastAsia="Calibri"/>
+                <w:b w:val="false"/>
+                <w:i w:val="false"/>
                 <w:color w:val="5B6674"/>
                 <w:sz w:val="20"/>
               </w:rPr>
@@ -1033,18 +1445,32 @@
         </w:tc>
         <w:tc>
           <w:tcPr>
-            <w:tcW w:type="dxa" w:w="2530"/>
+            <w:tcW w:w="2531" w:type="dxa"/>
+            <w:tcBorders>
+              <w:top w:val="single" w:sz="6" w:space="0" w:color="000000"/>
+              <w:left w:val="single" w:sz="6" w:space="0" w:color="000000"/>
+              <w:bottom w:val="single" w:sz="6" w:space="0" w:color="000000"/>
+              <w:right w:val="single" w:sz="6" w:space="0" w:color="000000"/>
+            </w:tcBorders>
+            <w:tcMar>
+              <w:top w:w="0" w:type="dxa"/>
+              <w:left w:w="108" w:type="dxa"/>
+              <w:bottom w:w="0" w:type="dxa"/>
+              <w:right w:w="108" w:type="dxa"/>
+            </w:tcMar>
           </w:tcPr>
           <w:p>
             <w:pPr>
-              <w:keepNext w:val="0"/>
-              <w:spacing w:before="0" w:after="0" w:line="276" w:lineRule="auto"/>
+              <w:pStyle w:val="Normal"/>
+              <w:keepNext w:val="false"/>
+              <w:spacing w:lineRule="auto" w:line="276" w:before="0" w:after="0"/>
+              <w:rPr/>
             </w:pPr>
             <w:r>
               <w:rPr>
-                <w:rFonts w:ascii="Calibri" w:hAnsi="Calibri" w:eastAsia="Calibri"/>
-                <w:b w:val="0"/>
-                <w:i w:val="0"/>
+                <w:rFonts w:eastAsia="Calibri"/>
+                <w:b w:val="false"/>
+                <w:i w:val="false"/>
                 <w:color w:val="5B6674"/>
                 <w:sz w:val="20"/>
               </w:rPr>
@@ -1054,20 +1480,35 @@
         </w:tc>
       </w:tr>
       <w:tr>
+        <w:trPr/>
         <w:tc>
           <w:tcPr>
-            <w:tcW w:type="dxa" w:w="4300"/>
+            <w:tcW w:w="4299" w:type="dxa"/>
+            <w:tcBorders>
+              <w:top w:val="single" w:sz="6" w:space="0" w:color="000000"/>
+              <w:left w:val="single" w:sz="6" w:space="0" w:color="000000"/>
+              <w:bottom w:val="single" w:sz="6" w:space="0" w:color="000000"/>
+              <w:right w:val="single" w:sz="6" w:space="0" w:color="000000"/>
+            </w:tcBorders>
+            <w:tcMar>
+              <w:top w:w="0" w:type="dxa"/>
+              <w:left w:w="108" w:type="dxa"/>
+              <w:bottom w:w="0" w:type="dxa"/>
+              <w:right w:w="108" w:type="dxa"/>
+            </w:tcMar>
           </w:tcPr>
           <w:p>
             <w:pPr>
-              <w:keepNext w:val="0"/>
-              <w:spacing w:before="0" w:after="0" w:line="276" w:lineRule="auto"/>
+              <w:pStyle w:val="Normal"/>
+              <w:keepNext w:val="false"/>
+              <w:spacing w:lineRule="auto" w:line="276" w:before="0" w:after="0"/>
+              <w:rPr/>
             </w:pPr>
             <w:r>
               <w:rPr>
-                <w:rFonts w:ascii="Calibri" w:hAnsi="Calibri" w:eastAsia="Calibri"/>
-                <w:b w:val="0"/>
-                <w:i w:val="0"/>
+                <w:rFonts w:eastAsia="Calibri"/>
+                <w:b w:val="false"/>
+                <w:i w:val="false"/>
                 <w:color w:val="0B2545"/>
                 <w:sz w:val="20"/>
               </w:rPr>
@@ -1077,18 +1518,32 @@
         </w:tc>
         <w:tc>
           <w:tcPr>
-            <w:tcW w:type="dxa" w:w="2530"/>
+            <w:tcW w:w="2530" w:type="dxa"/>
+            <w:tcBorders>
+              <w:top w:val="single" w:sz="6" w:space="0" w:color="000000"/>
+              <w:left w:val="single" w:sz="6" w:space="0" w:color="000000"/>
+              <w:bottom w:val="single" w:sz="6" w:space="0" w:color="000000"/>
+              <w:right w:val="single" w:sz="6" w:space="0" w:color="000000"/>
+            </w:tcBorders>
+            <w:tcMar>
+              <w:top w:w="0" w:type="dxa"/>
+              <w:left w:w="108" w:type="dxa"/>
+              <w:bottom w:w="0" w:type="dxa"/>
+              <w:right w:w="108" w:type="dxa"/>
+            </w:tcMar>
           </w:tcPr>
           <w:p>
             <w:pPr>
-              <w:keepNext w:val="0"/>
-              <w:spacing w:before="0" w:after="0" w:line="276" w:lineRule="auto"/>
+              <w:pStyle w:val="Normal"/>
+              <w:keepNext w:val="false"/>
+              <w:spacing w:lineRule="auto" w:line="276" w:before="0" w:after="0"/>
+              <w:rPr/>
             </w:pPr>
             <w:r>
               <w:rPr>
-                <w:rFonts w:ascii="Calibri" w:hAnsi="Calibri" w:eastAsia="Calibri"/>
-                <w:b w:val="0"/>
-                <w:i w:val="0"/>
+                <w:rFonts w:eastAsia="Calibri"/>
+                <w:b w:val="false"/>
+                <w:i w:val="false"/>
                 <w:color w:val="5B6674"/>
                 <w:sz w:val="20"/>
               </w:rPr>
@@ -1098,18 +1553,32 @@
         </w:tc>
         <w:tc>
           <w:tcPr>
-            <w:tcW w:type="dxa" w:w="2530"/>
+            <w:tcW w:w="2531" w:type="dxa"/>
+            <w:tcBorders>
+              <w:top w:val="single" w:sz="6" w:space="0" w:color="000000"/>
+              <w:left w:val="single" w:sz="6" w:space="0" w:color="000000"/>
+              <w:bottom w:val="single" w:sz="6" w:space="0" w:color="000000"/>
+              <w:right w:val="single" w:sz="6" w:space="0" w:color="000000"/>
+            </w:tcBorders>
+            <w:tcMar>
+              <w:top w:w="0" w:type="dxa"/>
+              <w:left w:w="108" w:type="dxa"/>
+              <w:bottom w:w="0" w:type="dxa"/>
+              <w:right w:w="108" w:type="dxa"/>
+            </w:tcMar>
           </w:tcPr>
           <w:p>
             <w:pPr>
-              <w:keepNext w:val="0"/>
-              <w:spacing w:before="0" w:after="0" w:line="276" w:lineRule="auto"/>
+              <w:pStyle w:val="Normal"/>
+              <w:keepNext w:val="false"/>
+              <w:spacing w:lineRule="auto" w:line="276" w:before="0" w:after="0"/>
+              <w:rPr/>
             </w:pPr>
             <w:r>
               <w:rPr>
-                <w:rFonts w:ascii="Calibri" w:hAnsi="Calibri" w:eastAsia="Calibri"/>
-                <w:b w:val="0"/>
-                <w:i w:val="0"/>
+                <w:rFonts w:eastAsia="Calibri"/>
+                <w:b w:val="false"/>
+                <w:i w:val="false"/>
                 <w:color w:val="5B6674"/>
                 <w:sz w:val="20"/>
               </w:rPr>
@@ -1121,19 +1590,26 @@
     </w:tbl>
     <w:p>
       <w:pPr>
-        <w:spacing w:after="60"/>
-      </w:pPr>
+        <w:pStyle w:val="Normal"/>
+        <w:spacing w:before="0" w:after="60"/>
+        <w:rPr/>
+      </w:pPr>
+      <w:r>
+        <w:rPr/>
+      </w:r>
     </w:p>
     <w:p>
       <w:pPr>
-        <w:keepNext/>
-        <w:spacing w:before="140" w:after="0" w:line="276" w:lineRule="auto"/>
+        <w:pStyle w:val="Normal"/>
+        <w:keepNext w:val="true"/>
+        <w:spacing w:lineRule="auto" w:line="276" w:before="140" w:after="0"/>
+        <w:rPr/>
       </w:pPr>
       <w:r>
         <w:rPr>
-          <w:rFonts w:ascii="Calibri" w:hAnsi="Calibri" w:eastAsia="Calibri"/>
+          <w:rFonts w:eastAsia="Calibri"/>
           <w:b/>
-          <w:i w:val="0"/>
+          <w:i w:val="false"/>
           <w:color w:val="0B2545"/>
           <w:sz w:val="24"/>
         </w:rPr>
@@ -1141,9 +1617,9 @@
       </w:r>
       <w:r>
         <w:rPr>
-          <w:rFonts w:ascii="Calibri" w:hAnsi="Calibri" w:eastAsia="Calibri"/>
-          <w:b w:val="0"/>
-          <w:i w:val="0"/>
+          <w:rFonts w:eastAsia="Calibri"/>
+          <w:b w:val="false"/>
+          <w:i w:val="false"/>
           <w:color w:val="0B2545"/>
           <w:sz w:val="24"/>
         </w:rPr>
@@ -1152,14 +1628,16 @@
     </w:p>
     <w:p>
       <w:pPr>
-        <w:keepNext w:val="0"/>
-        <w:spacing w:before="0" w:after="220" w:line="240" w:lineRule="auto"/>
+        <w:pStyle w:val="Normal"/>
+        <w:keepNext w:val="false"/>
+        <w:spacing w:lineRule="auto" w:line="240" w:before="0" w:after="220"/>
+        <w:rPr/>
       </w:pPr>
       <w:r>
         <w:rPr>
-          <w:rFonts w:ascii="Calibri" w:hAnsi="Calibri" w:eastAsia="Calibri"/>
-          <w:b w:val="0"/>
-          <w:i w:val="0"/>
+          <w:rFonts w:eastAsia="Calibri"/>
+          <w:b w:val="false"/>
+          <w:i w:val="false"/>
           <w:color w:val="A8B0BA"/>
           <w:sz w:val="20"/>
         </w:rPr>
@@ -1168,14 +1646,16 @@
     </w:p>
     <w:p>
       <w:pPr>
-        <w:keepNext w:val="0"/>
-        <w:spacing w:before="0" w:after="220" w:line="240" w:lineRule="auto"/>
+        <w:pStyle w:val="Normal"/>
+        <w:keepNext w:val="false"/>
+        <w:spacing w:lineRule="auto" w:line="240" w:before="0" w:after="220"/>
+        <w:rPr/>
       </w:pPr>
       <w:r>
         <w:rPr>
-          <w:rFonts w:ascii="Calibri" w:hAnsi="Calibri" w:eastAsia="Calibri"/>
-          <w:b w:val="0"/>
-          <w:i w:val="0"/>
+          <w:rFonts w:eastAsia="Calibri"/>
+          <w:b w:val="false"/>
+          <w:i w:val="false"/>
           <w:color w:val="A8B0BA"/>
           <w:sz w:val="20"/>
         </w:rPr>
@@ -1184,63 +1664,67 @@
     </w:p>
     <w:p>
       <w:pPr>
-        <w:keepNext w:val="0"/>
-        <w:spacing w:before="0" w:after="100" w:line="276" w:lineRule="auto"/>
+        <w:pStyle w:val="Normal"/>
+        <w:keepNext w:val="false"/>
+        <w:spacing w:lineRule="auto" w:line="276" w:before="0" w:after="100"/>
+        <w:rPr/>
       </w:pPr>
       <w:r>
         <w:rPr>
-          <w:rFonts w:ascii="Calibri" w:hAnsi="Calibri" w:eastAsia="Calibri"/>
-          <w:b w:val="0"/>
-          <w:i w:val="0"/>
+          <w:rFonts w:eastAsia="Calibri"/>
+          <w:b w:val="false"/>
+          <w:i w:val="false"/>
           <w:color w:val="0B2545"/>
           <w:sz w:val="22"/>
         </w:rPr>
-        <w:t>For the second relation, assume a flight number is unique only within the airline that assigns it: different airlines may both have a flight 101. This relation describes recurring scheduled flights, not a particular flight on a particular date. The pair (airline_code, flight_number) identifies one scheduled flight; neither attribute works alone.</w:t>
+        <w:t xml:space="preserve">For the following question, consider this relation. </w:t>
       </w:r>
     </w:p>
     <w:tbl>
       <w:tblPr>
-        <w:tblW w:type="dxa" w:w="9360"/>
+        <w:tblW w:w="9360" w:type="dxa"/>
         <w:jc w:val="left"/>
+        <w:tblInd w:w="12" w:type="dxa"/>
         <w:tblLayout w:type="fixed"/>
-        <w:tblLook w:firstColumn="1" w:firstRow="1" w:lastColumn="0" w:lastRow="0" w:noHBand="0" w:noVBand="1" w:val="04A0"/>
-        <w:tblBorders>
-          <w:top w:val="single" w:sz="6" w:space="0" w:color="000000"/>
-          <w:left w:val="single" w:sz="6" w:space="0" w:color="000000"/>
-          <w:bottom w:val="single" w:sz="6" w:space="0" w:color="000000"/>
-          <w:right w:val="single" w:sz="6" w:space="0" w:color="000000"/>
-          <w:insideH w:val="single" w:sz="6" w:space="0" w:color="000000"/>
-          <w:insideV w:val="single" w:sz="6" w:space="0" w:color="000000"/>
-        </w:tblBorders>
+        <w:tblCellMar>
+          <w:top w:w="100" w:type="dxa"/>
+          <w:left w:w="120" w:type="dxa"/>
+          <w:bottom w:w="100" w:type="dxa"/>
+          <w:right w:w="120" w:type="dxa"/>
+        </w:tblCellMar>
+        <w:tblLook w:val="04a0" w:noHBand="0" w:noVBand="1" w:firstColumn="1" w:lastRow="0" w:lastColumn="0" w:firstRow="1"/>
       </w:tblPr>
       <w:tblGrid>
-        <w:gridCol w:w="3500"/>
-        <w:gridCol w:w="2900"/>
+        <w:gridCol w:w="3499"/>
+        <w:gridCol w:w="2901"/>
         <w:gridCol w:w="2960"/>
       </w:tblGrid>
       <w:tr>
+        <w:trPr/>
         <w:tc>
           <w:tcPr>
-            <w:tcW w:type="dxa" w:w="3500"/>
-            <w:tcMar>
-              <w:top w:w="100" w:type="dxa"/>
-              <w:start w:w="120" w:type="dxa"/>
-              <w:bottom w:w="100" w:type="dxa"/>
-              <w:end w:w="120" w:type="dxa"/>
-            </w:tcMar>
+            <w:tcW w:w="3499" w:type="dxa"/>
+            <w:tcBorders>
+              <w:top w:val="single" w:sz="6" w:space="0" w:color="000000"/>
+              <w:left w:val="single" w:sz="6" w:space="0" w:color="000000"/>
+              <w:bottom w:val="single" w:sz="6" w:space="0" w:color="000000"/>
+              <w:right w:val="single" w:sz="6" w:space="0" w:color="000000"/>
+            </w:tcBorders>
             <w:shd w:fill="275983"/>
             <w:vAlign w:val="center"/>
           </w:tcPr>
           <w:p>
             <w:pPr>
-              <w:keepNext w:val="0"/>
-              <w:spacing w:before="0" w:after="0" w:line="276" w:lineRule="auto"/>
+              <w:pStyle w:val="Normal"/>
+              <w:keepNext w:val="false"/>
+              <w:spacing w:lineRule="auto" w:line="276" w:before="0" w:after="0"/>
+              <w:rPr/>
             </w:pPr>
             <w:r>
               <w:rPr>
-                <w:rFonts w:ascii="Calibri" w:hAnsi="Calibri" w:eastAsia="Calibri"/>
+                <w:rFonts w:eastAsia="Calibri"/>
                 <w:b/>
-                <w:i w:val="0"/>
+                <w:i w:val="false"/>
                 <w:color w:val="FFFFFF"/>
                 <w:sz w:val="19"/>
               </w:rPr>
@@ -1250,26 +1734,28 @@
         </w:tc>
         <w:tc>
           <w:tcPr>
-            <w:tcW w:type="dxa" w:w="2900"/>
-            <w:tcMar>
-              <w:top w:w="100" w:type="dxa"/>
-              <w:start w:w="120" w:type="dxa"/>
-              <w:bottom w:w="100" w:type="dxa"/>
-              <w:end w:w="120" w:type="dxa"/>
-            </w:tcMar>
+            <w:tcW w:w="2901" w:type="dxa"/>
+            <w:tcBorders>
+              <w:top w:val="single" w:sz="6" w:space="0" w:color="000000"/>
+              <w:left w:val="single" w:sz="6" w:space="0" w:color="000000"/>
+              <w:bottom w:val="single" w:sz="6" w:space="0" w:color="000000"/>
+              <w:right w:val="single" w:sz="6" w:space="0" w:color="000000"/>
+            </w:tcBorders>
             <w:shd w:fill="275983"/>
             <w:vAlign w:val="center"/>
           </w:tcPr>
           <w:p>
             <w:pPr>
-              <w:keepNext w:val="0"/>
-              <w:spacing w:before="0" w:after="0" w:line="276" w:lineRule="auto"/>
+              <w:pStyle w:val="Normal"/>
+              <w:keepNext w:val="false"/>
+              <w:spacing w:lineRule="auto" w:line="276" w:before="0" w:after="0"/>
+              <w:rPr/>
             </w:pPr>
             <w:r>
               <w:rPr>
-                <w:rFonts w:ascii="Calibri" w:hAnsi="Calibri" w:eastAsia="Calibri"/>
+                <w:rFonts w:eastAsia="Calibri"/>
                 <w:b/>
-                <w:i w:val="0"/>
+                <w:i w:val="false"/>
                 <w:color w:val="FFFFFF"/>
                 <w:sz w:val="19"/>
               </w:rPr>
@@ -1279,26 +1765,28 @@
         </w:tc>
         <w:tc>
           <w:tcPr>
-            <w:tcW w:type="dxa" w:w="2960"/>
-            <w:tcMar>
-              <w:top w:w="100" w:type="dxa"/>
-              <w:start w:w="120" w:type="dxa"/>
-              <w:bottom w:w="100" w:type="dxa"/>
-              <w:end w:w="120" w:type="dxa"/>
-            </w:tcMar>
+            <w:tcW w:w="2960" w:type="dxa"/>
+            <w:tcBorders>
+              <w:top w:val="single" w:sz="6" w:space="0" w:color="000000"/>
+              <w:left w:val="single" w:sz="6" w:space="0" w:color="000000"/>
+              <w:bottom w:val="single" w:sz="6" w:space="0" w:color="000000"/>
+              <w:right w:val="single" w:sz="6" w:space="0" w:color="000000"/>
+            </w:tcBorders>
             <w:shd w:fill="275983"/>
             <w:vAlign w:val="center"/>
           </w:tcPr>
           <w:p>
             <w:pPr>
-              <w:keepNext w:val="0"/>
-              <w:spacing w:before="0" w:after="0" w:line="276" w:lineRule="auto"/>
+              <w:pStyle w:val="Normal"/>
+              <w:keepNext w:val="false"/>
+              <w:spacing w:lineRule="auto" w:line="276" w:before="0" w:after="0"/>
+              <w:rPr/>
             </w:pPr>
             <w:r>
               <w:rPr>
-                <w:rFonts w:ascii="Calibri" w:hAnsi="Calibri" w:eastAsia="Calibri"/>
+                <w:rFonts w:eastAsia="Calibri"/>
                 <w:b/>
-                <w:i w:val="0"/>
+                <w:i w:val="false"/>
                 <w:color w:val="FFFFFF"/>
                 <w:sz w:val="19"/>
               </w:rPr>
@@ -1308,21 +1796,36 @@
         </w:tc>
       </w:tr>
       <w:tr>
+        <w:trPr/>
         <w:tc>
           <w:tcPr>
-            <w:tcW w:type="dxa" w:w="3500"/>
+            <w:tcW w:w="3499" w:type="dxa"/>
+            <w:tcBorders>
+              <w:top w:val="single" w:sz="6" w:space="0" w:color="000000"/>
+              <w:left w:val="single" w:sz="6" w:space="0" w:color="000000"/>
+              <w:bottom w:val="single" w:sz="6" w:space="0" w:color="000000"/>
+              <w:right w:val="single" w:sz="6" w:space="0" w:color="000000"/>
+            </w:tcBorders>
+            <w:tcMar>
+              <w:top w:w="0" w:type="dxa"/>
+              <w:left w:w="108" w:type="dxa"/>
+              <w:bottom w:w="0" w:type="dxa"/>
+              <w:right w:w="108" w:type="dxa"/>
+            </w:tcMar>
             <w:vAlign w:val="center"/>
           </w:tcPr>
           <w:p>
             <w:pPr>
-              <w:keepNext w:val="0"/>
-              <w:spacing w:before="0" w:after="0" w:line="276" w:lineRule="auto"/>
+              <w:pStyle w:val="Normal"/>
+              <w:keepNext w:val="false"/>
+              <w:spacing w:lineRule="auto" w:line="276" w:before="0" w:after="0"/>
+              <w:rPr/>
             </w:pPr>
             <w:r>
               <w:rPr>
-                <w:rFonts w:ascii="Calibri" w:hAnsi="Calibri" w:eastAsia="Calibri"/>
-                <w:b w:val="0"/>
-                <w:i w:val="0"/>
+                <w:rFonts w:eastAsia="Calibri"/>
+                <w:b w:val="false"/>
+                <w:i w:val="false"/>
                 <w:color w:val="0B2545"/>
                 <w:sz w:val="19"/>
               </w:rPr>
@@ -1332,19 +1835,33 @@
         </w:tc>
         <w:tc>
           <w:tcPr>
-            <w:tcW w:type="dxa" w:w="2900"/>
+            <w:tcW w:w="2901" w:type="dxa"/>
+            <w:tcBorders>
+              <w:top w:val="single" w:sz="6" w:space="0" w:color="000000"/>
+              <w:left w:val="single" w:sz="6" w:space="0" w:color="000000"/>
+              <w:bottom w:val="single" w:sz="6" w:space="0" w:color="000000"/>
+              <w:right w:val="single" w:sz="6" w:space="0" w:color="000000"/>
+            </w:tcBorders>
+            <w:tcMar>
+              <w:top w:w="0" w:type="dxa"/>
+              <w:left w:w="108" w:type="dxa"/>
+              <w:bottom w:w="0" w:type="dxa"/>
+              <w:right w:w="108" w:type="dxa"/>
+            </w:tcMar>
             <w:vAlign w:val="center"/>
           </w:tcPr>
           <w:p>
             <w:pPr>
-              <w:keepNext w:val="0"/>
-              <w:spacing w:before="0" w:after="0" w:line="276" w:lineRule="auto"/>
+              <w:pStyle w:val="Normal"/>
+              <w:keepNext w:val="false"/>
+              <w:spacing w:lineRule="auto" w:line="276" w:before="0" w:after="0"/>
+              <w:rPr/>
             </w:pPr>
             <w:r>
               <w:rPr>
-                <w:rFonts w:ascii="Calibri" w:hAnsi="Calibri" w:eastAsia="Calibri"/>
-                <w:b w:val="0"/>
-                <w:i w:val="0"/>
+                <w:rFonts w:eastAsia="Calibri"/>
+                <w:b w:val="false"/>
+                <w:i w:val="false"/>
                 <w:color w:val="0B2545"/>
                 <w:sz w:val="19"/>
               </w:rPr>
@@ -1354,19 +1871,33 @@
         </w:tc>
         <w:tc>
           <w:tcPr>
-            <w:tcW w:type="dxa" w:w="2960"/>
+            <w:tcW w:w="2960" w:type="dxa"/>
+            <w:tcBorders>
+              <w:top w:val="single" w:sz="6" w:space="0" w:color="000000"/>
+              <w:left w:val="single" w:sz="6" w:space="0" w:color="000000"/>
+              <w:bottom w:val="single" w:sz="6" w:space="0" w:color="000000"/>
+              <w:right w:val="single" w:sz="6" w:space="0" w:color="000000"/>
+            </w:tcBorders>
+            <w:tcMar>
+              <w:top w:w="0" w:type="dxa"/>
+              <w:left w:w="108" w:type="dxa"/>
+              <w:bottom w:w="0" w:type="dxa"/>
+              <w:right w:w="108" w:type="dxa"/>
+            </w:tcMar>
             <w:vAlign w:val="center"/>
           </w:tcPr>
           <w:p>
             <w:pPr>
-              <w:keepNext w:val="0"/>
-              <w:spacing w:before="0" w:after="0" w:line="276" w:lineRule="auto"/>
+              <w:pStyle w:val="Normal"/>
+              <w:keepNext w:val="false"/>
+              <w:spacing w:lineRule="auto" w:line="276" w:before="0" w:after="0"/>
+              <w:rPr/>
             </w:pPr>
             <w:r>
               <w:rPr>
-                <w:rFonts w:ascii="Calibri" w:hAnsi="Calibri" w:eastAsia="Calibri"/>
-                <w:b w:val="0"/>
-                <w:i w:val="0"/>
+                <w:rFonts w:eastAsia="Calibri"/>
+                <w:b w:val="false"/>
+                <w:i w:val="false"/>
                 <w:color w:val="0B2545"/>
                 <w:sz w:val="19"/>
               </w:rPr>
@@ -1376,21 +1907,36 @@
         </w:tc>
       </w:tr>
       <w:tr>
+        <w:trPr/>
         <w:tc>
           <w:tcPr>
-            <w:tcW w:type="dxa" w:w="3500"/>
+            <w:tcW w:w="3499" w:type="dxa"/>
+            <w:tcBorders>
+              <w:top w:val="single" w:sz="6" w:space="0" w:color="000000"/>
+              <w:left w:val="single" w:sz="6" w:space="0" w:color="000000"/>
+              <w:bottom w:val="single" w:sz="6" w:space="0" w:color="000000"/>
+              <w:right w:val="single" w:sz="6" w:space="0" w:color="000000"/>
+            </w:tcBorders>
+            <w:tcMar>
+              <w:top w:w="0" w:type="dxa"/>
+              <w:left w:w="108" w:type="dxa"/>
+              <w:bottom w:w="0" w:type="dxa"/>
+              <w:right w:w="108" w:type="dxa"/>
+            </w:tcMar>
             <w:vAlign w:val="center"/>
           </w:tcPr>
           <w:p>
             <w:pPr>
-              <w:keepNext w:val="0"/>
-              <w:spacing w:before="0" w:after="0" w:line="276" w:lineRule="auto"/>
+              <w:pStyle w:val="Normal"/>
+              <w:keepNext w:val="false"/>
+              <w:spacing w:lineRule="auto" w:line="276" w:before="0" w:after="0"/>
+              <w:rPr/>
             </w:pPr>
             <w:r>
               <w:rPr>
-                <w:rFonts w:ascii="Calibri" w:hAnsi="Calibri" w:eastAsia="Calibri"/>
-                <w:b w:val="0"/>
-                <w:i w:val="0"/>
+                <w:rFonts w:eastAsia="Calibri"/>
+                <w:b w:val="false"/>
+                <w:i w:val="false"/>
                 <w:color w:val="0B2545"/>
                 <w:sz w:val="19"/>
               </w:rPr>
@@ -1400,19 +1946,33 @@
         </w:tc>
         <w:tc>
           <w:tcPr>
-            <w:tcW w:type="dxa" w:w="2900"/>
+            <w:tcW w:w="2901" w:type="dxa"/>
+            <w:tcBorders>
+              <w:top w:val="single" w:sz="6" w:space="0" w:color="000000"/>
+              <w:left w:val="single" w:sz="6" w:space="0" w:color="000000"/>
+              <w:bottom w:val="single" w:sz="6" w:space="0" w:color="000000"/>
+              <w:right w:val="single" w:sz="6" w:space="0" w:color="000000"/>
+            </w:tcBorders>
+            <w:tcMar>
+              <w:top w:w="0" w:type="dxa"/>
+              <w:left w:w="108" w:type="dxa"/>
+              <w:bottom w:w="0" w:type="dxa"/>
+              <w:right w:w="108" w:type="dxa"/>
+            </w:tcMar>
             <w:vAlign w:val="center"/>
           </w:tcPr>
           <w:p>
             <w:pPr>
-              <w:keepNext w:val="0"/>
-              <w:spacing w:before="0" w:after="0" w:line="276" w:lineRule="auto"/>
+              <w:pStyle w:val="Normal"/>
+              <w:keepNext w:val="false"/>
+              <w:spacing w:lineRule="auto" w:line="276" w:before="0" w:after="0"/>
+              <w:rPr/>
             </w:pPr>
             <w:r>
               <w:rPr>
-                <w:rFonts w:ascii="Calibri" w:hAnsi="Calibri" w:eastAsia="Calibri"/>
-                <w:b w:val="0"/>
-                <w:i w:val="0"/>
+                <w:rFonts w:eastAsia="Calibri"/>
+                <w:b w:val="false"/>
+                <w:i w:val="false"/>
                 <w:color w:val="0B2545"/>
                 <w:sz w:val="19"/>
               </w:rPr>
@@ -1422,19 +1982,33 @@
         </w:tc>
         <w:tc>
           <w:tcPr>
-            <w:tcW w:type="dxa" w:w="2960"/>
+            <w:tcW w:w="2960" w:type="dxa"/>
+            <w:tcBorders>
+              <w:top w:val="single" w:sz="6" w:space="0" w:color="000000"/>
+              <w:left w:val="single" w:sz="6" w:space="0" w:color="000000"/>
+              <w:bottom w:val="single" w:sz="6" w:space="0" w:color="000000"/>
+              <w:right w:val="single" w:sz="6" w:space="0" w:color="000000"/>
+            </w:tcBorders>
+            <w:tcMar>
+              <w:top w:w="0" w:type="dxa"/>
+              <w:left w:w="108" w:type="dxa"/>
+              <w:bottom w:w="0" w:type="dxa"/>
+              <w:right w:w="108" w:type="dxa"/>
+            </w:tcMar>
             <w:vAlign w:val="center"/>
           </w:tcPr>
           <w:p>
             <w:pPr>
-              <w:keepNext w:val="0"/>
-              <w:spacing w:before="0" w:after="0" w:line="276" w:lineRule="auto"/>
+              <w:pStyle w:val="Normal"/>
+              <w:keepNext w:val="false"/>
+              <w:spacing w:lineRule="auto" w:line="276" w:before="0" w:after="0"/>
+              <w:rPr/>
             </w:pPr>
             <w:r>
               <w:rPr>
-                <w:rFonts w:ascii="Calibri" w:hAnsi="Calibri" w:eastAsia="Calibri"/>
-                <w:b w:val="0"/>
-                <w:i w:val="0"/>
+                <w:rFonts w:eastAsia="Calibri"/>
+                <w:b w:val="false"/>
+                <w:i w:val="false"/>
                 <w:color w:val="0B2545"/>
                 <w:sz w:val="19"/>
               </w:rPr>
@@ -1444,21 +2018,36 @@
         </w:tc>
       </w:tr>
       <w:tr>
+        <w:trPr/>
         <w:tc>
           <w:tcPr>
-            <w:tcW w:type="dxa" w:w="3500"/>
+            <w:tcW w:w="3499" w:type="dxa"/>
+            <w:tcBorders>
+              <w:top w:val="single" w:sz="6" w:space="0" w:color="000000"/>
+              <w:left w:val="single" w:sz="6" w:space="0" w:color="000000"/>
+              <w:bottom w:val="single" w:sz="6" w:space="0" w:color="000000"/>
+              <w:right w:val="single" w:sz="6" w:space="0" w:color="000000"/>
+            </w:tcBorders>
+            <w:tcMar>
+              <w:top w:w="0" w:type="dxa"/>
+              <w:left w:w="108" w:type="dxa"/>
+              <w:bottom w:w="0" w:type="dxa"/>
+              <w:right w:w="108" w:type="dxa"/>
+            </w:tcMar>
             <w:vAlign w:val="center"/>
           </w:tcPr>
           <w:p>
             <w:pPr>
-              <w:keepNext w:val="0"/>
-              <w:spacing w:before="0" w:after="0" w:line="276" w:lineRule="auto"/>
+              <w:pStyle w:val="Normal"/>
+              <w:keepNext w:val="false"/>
+              <w:spacing w:lineRule="auto" w:line="276" w:before="0" w:after="0"/>
+              <w:rPr/>
             </w:pPr>
             <w:r>
               <w:rPr>
-                <w:rFonts w:ascii="Calibri" w:hAnsi="Calibri" w:eastAsia="Calibri"/>
-                <w:b w:val="0"/>
-                <w:i w:val="0"/>
+                <w:rFonts w:eastAsia="Calibri"/>
+                <w:b w:val="false"/>
+                <w:i w:val="false"/>
                 <w:color w:val="0B2545"/>
                 <w:sz w:val="19"/>
               </w:rPr>
@@ -1468,19 +2057,33 @@
         </w:tc>
         <w:tc>
           <w:tcPr>
-            <w:tcW w:type="dxa" w:w="2900"/>
+            <w:tcW w:w="2901" w:type="dxa"/>
+            <w:tcBorders>
+              <w:top w:val="single" w:sz="6" w:space="0" w:color="000000"/>
+              <w:left w:val="single" w:sz="6" w:space="0" w:color="000000"/>
+              <w:bottom w:val="single" w:sz="6" w:space="0" w:color="000000"/>
+              <w:right w:val="single" w:sz="6" w:space="0" w:color="000000"/>
+            </w:tcBorders>
+            <w:tcMar>
+              <w:top w:w="0" w:type="dxa"/>
+              <w:left w:w="108" w:type="dxa"/>
+              <w:bottom w:w="0" w:type="dxa"/>
+              <w:right w:w="108" w:type="dxa"/>
+            </w:tcMar>
             <w:vAlign w:val="center"/>
           </w:tcPr>
           <w:p>
             <w:pPr>
-              <w:keepNext w:val="0"/>
-              <w:spacing w:before="0" w:after="0" w:line="276" w:lineRule="auto"/>
+              <w:pStyle w:val="Normal"/>
+              <w:keepNext w:val="false"/>
+              <w:spacing w:lineRule="auto" w:line="276" w:before="0" w:after="0"/>
+              <w:rPr/>
             </w:pPr>
             <w:r>
               <w:rPr>
-                <w:rFonts w:ascii="Calibri" w:hAnsi="Calibri" w:eastAsia="Calibri"/>
-                <w:b w:val="0"/>
-                <w:i w:val="0"/>
+                <w:rFonts w:eastAsia="Calibri"/>
+                <w:b w:val="false"/>
+                <w:i w:val="false"/>
                 <w:color w:val="0B2545"/>
                 <w:sz w:val="19"/>
               </w:rPr>
@@ -1490,19 +2093,33 @@
         </w:tc>
         <w:tc>
           <w:tcPr>
-            <w:tcW w:type="dxa" w:w="2960"/>
+            <w:tcW w:w="2960" w:type="dxa"/>
+            <w:tcBorders>
+              <w:top w:val="single" w:sz="6" w:space="0" w:color="000000"/>
+              <w:left w:val="single" w:sz="6" w:space="0" w:color="000000"/>
+              <w:bottom w:val="single" w:sz="6" w:space="0" w:color="000000"/>
+              <w:right w:val="single" w:sz="6" w:space="0" w:color="000000"/>
+            </w:tcBorders>
+            <w:tcMar>
+              <w:top w:w="0" w:type="dxa"/>
+              <w:left w:w="108" w:type="dxa"/>
+              <w:bottom w:w="0" w:type="dxa"/>
+              <w:right w:w="108" w:type="dxa"/>
+            </w:tcMar>
             <w:vAlign w:val="center"/>
           </w:tcPr>
           <w:p>
             <w:pPr>
-              <w:keepNext w:val="0"/>
-              <w:spacing w:before="0" w:after="0" w:line="276" w:lineRule="auto"/>
+              <w:pStyle w:val="Normal"/>
+              <w:keepNext w:val="false"/>
+              <w:spacing w:lineRule="auto" w:line="276" w:before="0" w:after="0"/>
+              <w:rPr/>
             </w:pPr>
             <w:r>
               <w:rPr>
-                <w:rFonts w:ascii="Calibri" w:hAnsi="Calibri" w:eastAsia="Calibri"/>
-                <w:b w:val="0"/>
-                <w:i w:val="0"/>
+                <w:rFonts w:eastAsia="Calibri"/>
+                <w:b w:val="false"/>
+                <w:i w:val="false"/>
                 <w:color w:val="0B2545"/>
                 <w:sz w:val="19"/>
               </w:rPr>
@@ -1512,21 +2129,36 @@
         </w:tc>
       </w:tr>
       <w:tr>
+        <w:trPr/>
         <w:tc>
           <w:tcPr>
-            <w:tcW w:type="dxa" w:w="3500"/>
+            <w:tcW w:w="3499" w:type="dxa"/>
+            <w:tcBorders>
+              <w:top w:val="single" w:sz="6" w:space="0" w:color="000000"/>
+              <w:left w:val="single" w:sz="6" w:space="0" w:color="000000"/>
+              <w:bottom w:val="single" w:sz="6" w:space="0" w:color="000000"/>
+              <w:right w:val="single" w:sz="6" w:space="0" w:color="000000"/>
+            </w:tcBorders>
+            <w:tcMar>
+              <w:top w:w="0" w:type="dxa"/>
+              <w:left w:w="108" w:type="dxa"/>
+              <w:bottom w:w="0" w:type="dxa"/>
+              <w:right w:w="108" w:type="dxa"/>
+            </w:tcMar>
             <w:vAlign w:val="center"/>
           </w:tcPr>
           <w:p>
             <w:pPr>
-              <w:keepNext w:val="0"/>
-              <w:spacing w:before="0" w:after="0" w:line="276" w:lineRule="auto"/>
+              <w:pStyle w:val="Normal"/>
+              <w:keepNext w:val="false"/>
+              <w:spacing w:lineRule="auto" w:line="276" w:before="0" w:after="0"/>
+              <w:rPr/>
             </w:pPr>
             <w:r>
               <w:rPr>
-                <w:rFonts w:ascii="Calibri" w:hAnsi="Calibri" w:eastAsia="Calibri"/>
-                <w:b w:val="0"/>
-                <w:i w:val="0"/>
+                <w:rFonts w:eastAsia="Calibri"/>
+                <w:b w:val="false"/>
+                <w:i w:val="false"/>
                 <w:color w:val="0B2545"/>
                 <w:sz w:val="19"/>
               </w:rPr>
@@ -1536,19 +2168,33 @@
         </w:tc>
         <w:tc>
           <w:tcPr>
-            <w:tcW w:type="dxa" w:w="2900"/>
+            <w:tcW w:w="2901" w:type="dxa"/>
+            <w:tcBorders>
+              <w:top w:val="single" w:sz="6" w:space="0" w:color="000000"/>
+              <w:left w:val="single" w:sz="6" w:space="0" w:color="000000"/>
+              <w:bottom w:val="single" w:sz="6" w:space="0" w:color="000000"/>
+              <w:right w:val="single" w:sz="6" w:space="0" w:color="000000"/>
+            </w:tcBorders>
+            <w:tcMar>
+              <w:top w:w="0" w:type="dxa"/>
+              <w:left w:w="108" w:type="dxa"/>
+              <w:bottom w:w="0" w:type="dxa"/>
+              <w:right w:w="108" w:type="dxa"/>
+            </w:tcMar>
             <w:vAlign w:val="center"/>
           </w:tcPr>
           <w:p>
             <w:pPr>
-              <w:keepNext w:val="0"/>
-              <w:spacing w:before="0" w:after="0" w:line="276" w:lineRule="auto"/>
+              <w:pStyle w:val="Normal"/>
+              <w:keepNext w:val="false"/>
+              <w:spacing w:lineRule="auto" w:line="276" w:before="0" w:after="0"/>
+              <w:rPr/>
             </w:pPr>
             <w:r>
               <w:rPr>
-                <w:rFonts w:ascii="Calibri" w:hAnsi="Calibri" w:eastAsia="Calibri"/>
-                <w:b w:val="0"/>
-                <w:i w:val="0"/>
+                <w:rFonts w:eastAsia="Calibri"/>
+                <w:b w:val="false"/>
+                <w:i w:val="false"/>
                 <w:color w:val="0B2545"/>
                 <w:sz w:val="19"/>
               </w:rPr>
@@ -1558,19 +2204,33 @@
         </w:tc>
         <w:tc>
           <w:tcPr>
-            <w:tcW w:type="dxa" w:w="2960"/>
+            <w:tcW w:w="2960" w:type="dxa"/>
+            <w:tcBorders>
+              <w:top w:val="single" w:sz="6" w:space="0" w:color="000000"/>
+              <w:left w:val="single" w:sz="6" w:space="0" w:color="000000"/>
+              <w:bottom w:val="single" w:sz="6" w:space="0" w:color="000000"/>
+              <w:right w:val="single" w:sz="6" w:space="0" w:color="000000"/>
+            </w:tcBorders>
+            <w:tcMar>
+              <w:top w:w="0" w:type="dxa"/>
+              <w:left w:w="108" w:type="dxa"/>
+              <w:bottom w:w="0" w:type="dxa"/>
+              <w:right w:w="108" w:type="dxa"/>
+            </w:tcMar>
             <w:vAlign w:val="center"/>
           </w:tcPr>
           <w:p>
             <w:pPr>
-              <w:keepNext w:val="0"/>
-              <w:spacing w:before="0" w:after="0" w:line="276" w:lineRule="auto"/>
+              <w:pStyle w:val="Normal"/>
+              <w:keepNext w:val="false"/>
+              <w:spacing w:lineRule="auto" w:line="276" w:before="0" w:after="0"/>
+              <w:rPr/>
             </w:pPr>
             <w:r>
               <w:rPr>
-                <w:rFonts w:ascii="Calibri" w:hAnsi="Calibri" w:eastAsia="Calibri"/>
-                <w:b w:val="0"/>
-                <w:i w:val="0"/>
+                <w:rFonts w:eastAsia="Calibri"/>
+                <w:b w:val="false"/>
+                <w:i w:val="false"/>
                 <w:color w:val="0B2545"/>
                 <w:sz w:val="19"/>
               </w:rPr>
@@ -1582,19 +2242,26 @@
     </w:tbl>
     <w:p>
       <w:pPr>
-        <w:spacing w:after="60"/>
-      </w:pPr>
+        <w:pStyle w:val="Normal"/>
+        <w:spacing w:before="0" w:after="60"/>
+        <w:rPr/>
+      </w:pPr>
+      <w:r>
+        <w:rPr/>
+      </w:r>
     </w:p>
     <w:p>
       <w:pPr>
-        <w:keepNext/>
-        <w:spacing w:before="140" w:after="0" w:line="276" w:lineRule="auto"/>
+        <w:pStyle w:val="Normal"/>
+        <w:keepNext w:val="true"/>
+        <w:spacing w:lineRule="auto" w:line="276" w:before="140" w:after="0"/>
+        <w:rPr/>
       </w:pPr>
       <w:r>
         <w:rPr>
-          <w:rFonts w:ascii="Calibri" w:hAnsi="Calibri" w:eastAsia="Calibri"/>
+          <w:rFonts w:eastAsia="Calibri"/>
           <w:b/>
-          <w:i w:val="0"/>
+          <w:i w:val="false"/>
           <w:color w:val="0B2545"/>
           <w:sz w:val="24"/>
         </w:rPr>
@@ -1602,9 +2269,9 @@
       </w:r>
       <w:r>
         <w:rPr>
-          <w:rFonts w:ascii="Calibri" w:hAnsi="Calibri" w:eastAsia="Calibri"/>
-          <w:b w:val="0"/>
-          <w:i w:val="0"/>
+          <w:rFonts w:eastAsia="Calibri"/>
+          <w:b w:val="false"/>
+          <w:i w:val="false"/>
           <w:color w:val="0B2545"/>
           <w:sz w:val="24"/>
         </w:rPr>
@@ -1613,14 +2280,16 @@
     </w:p>
     <w:p>
       <w:pPr>
-        <w:keepNext w:val="0"/>
-        <w:spacing w:before="0" w:after="220" w:line="240" w:lineRule="auto"/>
+        <w:pStyle w:val="Normal"/>
+        <w:keepNext w:val="false"/>
+        <w:spacing w:lineRule="auto" w:line="240" w:before="0" w:after="220"/>
+        <w:rPr/>
       </w:pPr>
       <w:r>
         <w:rPr>
-          <w:rFonts w:ascii="Calibri" w:hAnsi="Calibri" w:eastAsia="Calibri"/>
-          <w:b w:val="0"/>
-          <w:i w:val="0"/>
+          <w:rFonts w:eastAsia="Calibri"/>
+          <w:b w:val="false"/>
+          <w:i w:val="false"/>
           <w:color w:val="A8B0BA"/>
           <w:sz w:val="20"/>
         </w:rPr>
@@ -1629,14 +2298,16 @@
     </w:p>
     <w:p>
       <w:pPr>
-        <w:keepNext w:val="0"/>
-        <w:spacing w:before="0" w:after="220" w:line="240" w:lineRule="auto"/>
+        <w:pStyle w:val="Normal"/>
+        <w:keepNext w:val="false"/>
+        <w:spacing w:lineRule="auto" w:line="240" w:before="0" w:after="220"/>
+        <w:rPr/>
       </w:pPr>
       <w:r>
         <w:rPr>
-          <w:rFonts w:ascii="Calibri" w:hAnsi="Calibri" w:eastAsia="Calibri"/>
-          <w:b w:val="0"/>
-          <w:i w:val="0"/>
+          <w:rFonts w:eastAsia="Calibri"/>
+          <w:b w:val="false"/>
+          <w:i w:val="false"/>
           <w:color w:val="A8B0BA"/>
           <w:sz w:val="20"/>
         </w:rPr>
@@ -1645,14 +2316,16 @@
     </w:p>
     <w:p>
       <w:pPr>
-        <w:keepNext/>
-        <w:spacing w:before="320" w:after="160" w:line="276" w:lineRule="auto"/>
+        <w:pStyle w:val="Normal"/>
+        <w:keepNext w:val="true"/>
+        <w:spacing w:lineRule="auto" w:line="276" w:before="320" w:after="160"/>
+        <w:rPr/>
       </w:pPr>
       <w:r>
         <w:rPr>
-          <w:rFonts w:ascii="Calibri" w:hAnsi="Calibri" w:eastAsia="Calibri"/>
+          <w:rFonts w:eastAsia="Calibri"/>
           <w:b/>
-          <w:i w:val="0"/>
+          <w:i w:val="false"/>
           <w:color w:val="3178B9"/>
           <w:sz w:val="40"/>
         </w:rPr>
@@ -1661,63 +2334,67 @@
     </w:p>
     <w:p>
       <w:pPr>
-        <w:keepNext w:val="0"/>
-        <w:spacing w:before="0" w:after="160" w:line="276" w:lineRule="auto"/>
+        <w:pStyle w:val="Normal"/>
+        <w:keepNext w:val="false"/>
+        <w:spacing w:lineRule="auto" w:line="276" w:before="0" w:after="160"/>
+        <w:rPr/>
       </w:pPr>
       <w:r>
         <w:rPr>
-          <w:rFonts w:ascii="Calibri" w:hAnsi="Calibri" w:eastAsia="Calibri"/>
-          <w:b w:val="0"/>
-          <w:i w:val="0"/>
+          <w:rFonts w:eastAsia="Calibri"/>
+          <w:b w:val="false"/>
+          <w:i w:val="false"/>
           <w:color w:val="0B2545"/>
           <w:sz w:val="22"/>
         </w:rPr>
-        <w:t>A recipe collection records recipes, ingredients, and the ingredients used in each recipe. Assume recipe_id and ingredient_id are primary keys, and the same ingredient appears at most once in a particular recipe.</w:t>
+        <w:t>A recipe collection records recipes, ingredients, and the ingredients used in each recipe. Assume the same ingredient appears at most once in a particular recipe.</w:t>
       </w:r>
     </w:p>
     <w:tbl>
       <w:tblPr>
-        <w:tblW w:type="dxa" w:w="9360"/>
+        <w:tblW w:w="9360" w:type="dxa"/>
         <w:jc w:val="left"/>
+        <w:tblInd w:w="12" w:type="dxa"/>
         <w:tblLayout w:type="fixed"/>
-        <w:tblLook w:firstColumn="1" w:firstRow="1" w:lastColumn="0" w:lastRow="0" w:noHBand="0" w:noVBand="1" w:val="04A0"/>
-        <w:tblBorders>
-          <w:top w:val="single" w:sz="6" w:space="0" w:color="000000"/>
-          <w:left w:val="single" w:sz="6" w:space="0" w:color="000000"/>
-          <w:bottom w:val="single" w:sz="6" w:space="0" w:color="000000"/>
-          <w:right w:val="single" w:sz="6" w:space="0" w:color="000000"/>
-          <w:insideH w:val="single" w:sz="6" w:space="0" w:color="000000"/>
-          <w:insideV w:val="single" w:sz="6" w:space="0" w:color="000000"/>
-        </w:tblBorders>
+        <w:tblCellMar>
+          <w:top w:w="100" w:type="dxa"/>
+          <w:left w:w="120" w:type="dxa"/>
+          <w:bottom w:w="100" w:type="dxa"/>
+          <w:right w:w="120" w:type="dxa"/>
+        </w:tblCellMar>
+        <w:tblLook w:val="04a0" w:noHBand="0" w:noVBand="1" w:firstColumn="1" w:lastRow="0" w:lastColumn="0" w:firstRow="1"/>
       </w:tblPr>
       <w:tblGrid>
-        <w:gridCol w:w="2200"/>
+        <w:gridCol w:w="2199"/>
         <w:gridCol w:w="3800"/>
-        <w:gridCol w:w="3360"/>
+        <w:gridCol w:w="3361"/>
       </w:tblGrid>
       <w:tr>
+        <w:trPr/>
         <w:tc>
           <w:tcPr>
-            <w:tcW w:type="dxa" w:w="2200"/>
-            <w:tcMar>
-              <w:top w:w="100" w:type="dxa"/>
-              <w:start w:w="120" w:type="dxa"/>
-              <w:bottom w:w="100" w:type="dxa"/>
-              <w:end w:w="120" w:type="dxa"/>
-            </w:tcMar>
+            <w:tcW w:w="2199" w:type="dxa"/>
+            <w:tcBorders>
+              <w:top w:val="single" w:sz="6" w:space="0" w:color="000000"/>
+              <w:left w:val="single" w:sz="6" w:space="0" w:color="000000"/>
+              <w:bottom w:val="single" w:sz="6" w:space="0" w:color="000000"/>
+              <w:right w:val="single" w:sz="6" w:space="0" w:color="000000"/>
+            </w:tcBorders>
             <w:shd w:fill="275983"/>
             <w:vAlign w:val="center"/>
           </w:tcPr>
           <w:p>
             <w:pPr>
-              <w:keepNext w:val="0"/>
-              <w:spacing w:before="0" w:after="0" w:line="276" w:lineRule="auto"/>
+              <w:pStyle w:val="Normal"/>
+              <w:keepNext w:val="false"/>
+              <w:spacing w:lineRule="auto" w:line="276" w:before="0" w:after="0"/>
+              <w:rPr/>
             </w:pPr>
             <w:r>
               <w:rPr>
-                <w:rFonts w:ascii="Calibri" w:hAnsi="Calibri" w:eastAsia="Calibri"/>
+                <w:rFonts w:eastAsia="Calibri"/>
                 <w:b/>
-                <w:i w:val="0"/>
+                <w:i w:val="false"/>
                 <w:color w:val="FFFFFF"/>
                 <w:sz w:val="19"/>
               </w:rPr>
@@ -1727,26 +2404,28 @@
         </w:tc>
         <w:tc>
           <w:tcPr>
-            <w:tcW w:type="dxa" w:w="3800"/>
-            <w:tcMar>
-              <w:top w:w="100" w:type="dxa"/>
-              <w:start w:w="120" w:type="dxa"/>
-              <w:bottom w:w="100" w:type="dxa"/>
-              <w:end w:w="120" w:type="dxa"/>
-            </w:tcMar>
+            <w:tcW w:w="3800" w:type="dxa"/>
+            <w:tcBorders>
+              <w:top w:val="single" w:sz="6" w:space="0" w:color="000000"/>
+              <w:left w:val="single" w:sz="6" w:space="0" w:color="000000"/>
+              <w:bottom w:val="single" w:sz="6" w:space="0" w:color="000000"/>
+              <w:right w:val="single" w:sz="6" w:space="0" w:color="000000"/>
+            </w:tcBorders>
             <w:shd w:fill="275983"/>
             <w:vAlign w:val="center"/>
           </w:tcPr>
           <w:p>
             <w:pPr>
-              <w:keepNext w:val="0"/>
-              <w:spacing w:before="0" w:after="0" w:line="276" w:lineRule="auto"/>
+              <w:pStyle w:val="Normal"/>
+              <w:keepNext w:val="false"/>
+              <w:spacing w:lineRule="auto" w:line="276" w:before="0" w:after="0"/>
+              <w:rPr/>
             </w:pPr>
             <w:r>
               <w:rPr>
-                <w:rFonts w:ascii="Calibri" w:hAnsi="Calibri" w:eastAsia="Calibri"/>
+                <w:rFonts w:eastAsia="Calibri"/>
                 <w:b/>
-                <w:i w:val="0"/>
+                <w:i w:val="false"/>
                 <w:color w:val="FFFFFF"/>
                 <w:sz w:val="19"/>
               </w:rPr>
@@ -1756,26 +2435,28 @@
         </w:tc>
         <w:tc>
           <w:tcPr>
-            <w:tcW w:type="dxa" w:w="3360"/>
-            <w:tcMar>
-              <w:top w:w="100" w:type="dxa"/>
-              <w:start w:w="120" w:type="dxa"/>
-              <w:bottom w:w="100" w:type="dxa"/>
-              <w:end w:w="120" w:type="dxa"/>
-            </w:tcMar>
+            <w:tcW w:w="3361" w:type="dxa"/>
+            <w:tcBorders>
+              <w:top w:val="single" w:sz="6" w:space="0" w:color="000000"/>
+              <w:left w:val="single" w:sz="6" w:space="0" w:color="000000"/>
+              <w:bottom w:val="single" w:sz="6" w:space="0" w:color="000000"/>
+              <w:right w:val="single" w:sz="6" w:space="0" w:color="000000"/>
+            </w:tcBorders>
             <w:shd w:fill="275983"/>
             <w:vAlign w:val="center"/>
           </w:tcPr>
           <w:p>
             <w:pPr>
-              <w:keepNext w:val="0"/>
-              <w:spacing w:before="0" w:after="0" w:line="276" w:lineRule="auto"/>
+              <w:pStyle w:val="Normal"/>
+              <w:keepNext w:val="false"/>
+              <w:spacing w:lineRule="auto" w:line="276" w:before="0" w:after="0"/>
+              <w:rPr/>
             </w:pPr>
             <w:r>
               <w:rPr>
-                <w:rFonts w:ascii="Calibri" w:hAnsi="Calibri" w:eastAsia="Calibri"/>
+                <w:rFonts w:eastAsia="Calibri"/>
                 <w:b/>
-                <w:i w:val="0"/>
+                <w:i w:val="false"/>
                 <w:color w:val="FFFFFF"/>
                 <w:sz w:val="19"/>
               </w:rPr>
@@ -1785,21 +2466,36 @@
         </w:tc>
       </w:tr>
       <w:tr>
+        <w:trPr/>
         <w:tc>
           <w:tcPr>
-            <w:tcW w:type="dxa" w:w="2200"/>
+            <w:tcW w:w="2199" w:type="dxa"/>
+            <w:tcBorders>
+              <w:top w:val="single" w:sz="6" w:space="0" w:color="000000"/>
+              <w:left w:val="single" w:sz="6" w:space="0" w:color="000000"/>
+              <w:bottom w:val="single" w:sz="6" w:space="0" w:color="000000"/>
+              <w:right w:val="single" w:sz="6" w:space="0" w:color="000000"/>
+            </w:tcBorders>
+            <w:tcMar>
+              <w:top w:w="0" w:type="dxa"/>
+              <w:left w:w="108" w:type="dxa"/>
+              <w:bottom w:w="0" w:type="dxa"/>
+              <w:right w:w="108" w:type="dxa"/>
+            </w:tcMar>
             <w:vAlign w:val="center"/>
           </w:tcPr>
           <w:p>
             <w:pPr>
-              <w:keepNext w:val="0"/>
-              <w:spacing w:before="0" w:after="0" w:line="276" w:lineRule="auto"/>
+              <w:pStyle w:val="Normal"/>
+              <w:keepNext w:val="false"/>
+              <w:spacing w:lineRule="auto" w:line="276" w:before="0" w:after="0"/>
+              <w:rPr/>
             </w:pPr>
             <w:r>
               <w:rPr>
-                <w:rFonts w:ascii="Calibri" w:hAnsi="Calibri" w:eastAsia="Calibri"/>
-                <w:b w:val="0"/>
-                <w:i w:val="0"/>
+                <w:rFonts w:eastAsia="Calibri"/>
+                <w:b w:val="false"/>
+                <w:i w:val="false"/>
                 <w:color w:val="0B2545"/>
                 <w:sz w:val="19"/>
               </w:rPr>
@@ -1809,19 +2505,33 @@
         </w:tc>
         <w:tc>
           <w:tcPr>
-            <w:tcW w:type="dxa" w:w="3800"/>
+            <w:tcW w:w="3800" w:type="dxa"/>
+            <w:tcBorders>
+              <w:top w:val="single" w:sz="6" w:space="0" w:color="000000"/>
+              <w:left w:val="single" w:sz="6" w:space="0" w:color="000000"/>
+              <w:bottom w:val="single" w:sz="6" w:space="0" w:color="000000"/>
+              <w:right w:val="single" w:sz="6" w:space="0" w:color="000000"/>
+            </w:tcBorders>
+            <w:tcMar>
+              <w:top w:w="0" w:type="dxa"/>
+              <w:left w:w="108" w:type="dxa"/>
+              <w:bottom w:w="0" w:type="dxa"/>
+              <w:right w:w="108" w:type="dxa"/>
+            </w:tcMar>
             <w:vAlign w:val="center"/>
           </w:tcPr>
           <w:p>
             <w:pPr>
-              <w:keepNext w:val="0"/>
-              <w:spacing w:before="0" w:after="0" w:line="276" w:lineRule="auto"/>
+              <w:pStyle w:val="Normal"/>
+              <w:keepNext w:val="false"/>
+              <w:spacing w:lineRule="auto" w:line="276" w:before="0" w:after="0"/>
+              <w:rPr/>
             </w:pPr>
             <w:r>
               <w:rPr>
-                <w:rFonts w:ascii="Calibri" w:hAnsi="Calibri" w:eastAsia="Calibri"/>
-                <w:b w:val="0"/>
-                <w:i w:val="0"/>
+                <w:rFonts w:eastAsia="Calibri"/>
+                <w:b w:val="false"/>
+                <w:i w:val="false"/>
                 <w:color w:val="0B2545"/>
                 <w:sz w:val="19"/>
               </w:rPr>
@@ -1831,19 +2541,33 @@
         </w:tc>
         <w:tc>
           <w:tcPr>
-            <w:tcW w:type="dxa" w:w="3360"/>
+            <w:tcW w:w="3361" w:type="dxa"/>
+            <w:tcBorders>
+              <w:top w:val="single" w:sz="6" w:space="0" w:color="000000"/>
+              <w:left w:val="single" w:sz="6" w:space="0" w:color="000000"/>
+              <w:bottom w:val="single" w:sz="6" w:space="0" w:color="000000"/>
+              <w:right w:val="single" w:sz="6" w:space="0" w:color="000000"/>
+            </w:tcBorders>
+            <w:tcMar>
+              <w:top w:w="0" w:type="dxa"/>
+              <w:left w:w="108" w:type="dxa"/>
+              <w:bottom w:w="0" w:type="dxa"/>
+              <w:right w:w="108" w:type="dxa"/>
+            </w:tcMar>
             <w:vAlign w:val="center"/>
           </w:tcPr>
           <w:p>
             <w:pPr>
-              <w:keepNext w:val="0"/>
-              <w:spacing w:before="0" w:after="0" w:line="276" w:lineRule="auto"/>
+              <w:pStyle w:val="Normal"/>
+              <w:keepNext w:val="false"/>
+              <w:spacing w:lineRule="auto" w:line="276" w:before="0" w:after="0"/>
+              <w:rPr/>
             </w:pPr>
             <w:r>
               <w:rPr>
-                <w:rFonts w:ascii="Calibri" w:hAnsi="Calibri" w:eastAsia="Calibri"/>
-                <w:b w:val="0"/>
-                <w:i w:val="0"/>
+                <w:rFonts w:eastAsia="Calibri"/>
+                <w:b w:val="false"/>
+                <w:i w:val="false"/>
                 <w:color w:val="0B2545"/>
                 <w:sz w:val="19"/>
               </w:rPr>
@@ -1853,21 +2577,36 @@
         </w:tc>
       </w:tr>
       <w:tr>
+        <w:trPr/>
         <w:tc>
           <w:tcPr>
-            <w:tcW w:type="dxa" w:w="2200"/>
+            <w:tcW w:w="2199" w:type="dxa"/>
+            <w:tcBorders>
+              <w:top w:val="single" w:sz="6" w:space="0" w:color="000000"/>
+              <w:left w:val="single" w:sz="6" w:space="0" w:color="000000"/>
+              <w:bottom w:val="single" w:sz="6" w:space="0" w:color="000000"/>
+              <w:right w:val="single" w:sz="6" w:space="0" w:color="000000"/>
+            </w:tcBorders>
+            <w:tcMar>
+              <w:top w:w="0" w:type="dxa"/>
+              <w:left w:w="108" w:type="dxa"/>
+              <w:bottom w:w="0" w:type="dxa"/>
+              <w:right w:w="108" w:type="dxa"/>
+            </w:tcMar>
             <w:vAlign w:val="center"/>
           </w:tcPr>
           <w:p>
             <w:pPr>
-              <w:keepNext w:val="0"/>
-              <w:spacing w:before="0" w:after="0" w:line="276" w:lineRule="auto"/>
+              <w:pStyle w:val="Normal"/>
+              <w:keepNext w:val="false"/>
+              <w:spacing w:lineRule="auto" w:line="276" w:before="0" w:after="0"/>
+              <w:rPr/>
             </w:pPr>
             <w:r>
               <w:rPr>
-                <w:rFonts w:ascii="Calibri" w:hAnsi="Calibri" w:eastAsia="Calibri"/>
-                <w:b w:val="0"/>
-                <w:i w:val="0"/>
+                <w:rFonts w:eastAsia="Calibri"/>
+                <w:b w:val="false"/>
+                <w:i w:val="false"/>
                 <w:color w:val="0B2545"/>
                 <w:sz w:val="19"/>
               </w:rPr>
@@ -1877,19 +2616,33 @@
         </w:tc>
         <w:tc>
           <w:tcPr>
-            <w:tcW w:type="dxa" w:w="3800"/>
+            <w:tcW w:w="3800" w:type="dxa"/>
+            <w:tcBorders>
+              <w:top w:val="single" w:sz="6" w:space="0" w:color="000000"/>
+              <w:left w:val="single" w:sz="6" w:space="0" w:color="000000"/>
+              <w:bottom w:val="single" w:sz="6" w:space="0" w:color="000000"/>
+              <w:right w:val="single" w:sz="6" w:space="0" w:color="000000"/>
+            </w:tcBorders>
+            <w:tcMar>
+              <w:top w:w="0" w:type="dxa"/>
+              <w:left w:w="108" w:type="dxa"/>
+              <w:bottom w:w="0" w:type="dxa"/>
+              <w:right w:w="108" w:type="dxa"/>
+            </w:tcMar>
             <w:vAlign w:val="center"/>
           </w:tcPr>
           <w:p>
             <w:pPr>
-              <w:keepNext w:val="0"/>
-              <w:spacing w:before="0" w:after="0" w:line="276" w:lineRule="auto"/>
+              <w:pStyle w:val="Normal"/>
+              <w:keepNext w:val="false"/>
+              <w:spacing w:lineRule="auto" w:line="276" w:before="0" w:after="0"/>
+              <w:rPr/>
             </w:pPr>
             <w:r>
               <w:rPr>
-                <w:rFonts w:ascii="Calibri" w:hAnsi="Calibri" w:eastAsia="Calibri"/>
-                <w:b w:val="0"/>
-                <w:i w:val="0"/>
+                <w:rFonts w:eastAsia="Calibri"/>
+                <w:b w:val="false"/>
+                <w:i w:val="false"/>
                 <w:color w:val="0B2545"/>
                 <w:sz w:val="19"/>
               </w:rPr>
@@ -1899,19 +2652,33 @@
         </w:tc>
         <w:tc>
           <w:tcPr>
-            <w:tcW w:type="dxa" w:w="3360"/>
+            <w:tcW w:w="3361" w:type="dxa"/>
+            <w:tcBorders>
+              <w:top w:val="single" w:sz="6" w:space="0" w:color="000000"/>
+              <w:left w:val="single" w:sz="6" w:space="0" w:color="000000"/>
+              <w:bottom w:val="single" w:sz="6" w:space="0" w:color="000000"/>
+              <w:right w:val="single" w:sz="6" w:space="0" w:color="000000"/>
+            </w:tcBorders>
+            <w:tcMar>
+              <w:top w:w="0" w:type="dxa"/>
+              <w:left w:w="108" w:type="dxa"/>
+              <w:bottom w:w="0" w:type="dxa"/>
+              <w:right w:w="108" w:type="dxa"/>
+            </w:tcMar>
             <w:vAlign w:val="center"/>
           </w:tcPr>
           <w:p>
             <w:pPr>
-              <w:keepNext w:val="0"/>
-              <w:spacing w:before="0" w:after="0" w:line="276" w:lineRule="auto"/>
+              <w:pStyle w:val="Normal"/>
+              <w:keepNext w:val="false"/>
+              <w:spacing w:lineRule="auto" w:line="276" w:before="0" w:after="0"/>
+              <w:rPr/>
             </w:pPr>
             <w:r>
               <w:rPr>
-                <w:rFonts w:ascii="Calibri" w:hAnsi="Calibri" w:eastAsia="Calibri"/>
-                <w:b w:val="0"/>
-                <w:i w:val="0"/>
+                <w:rFonts w:eastAsia="Calibri"/>
+                <w:b w:val="false"/>
+                <w:i w:val="false"/>
                 <w:color w:val="0B2545"/>
                 <w:sz w:val="19"/>
               </w:rPr>
@@ -1923,23 +2690,27 @@
     </w:tbl>
     <w:p>
       <w:pPr>
-        <w:spacing w:after="60"/>
-      </w:pPr>
+        <w:pStyle w:val="Normal"/>
+        <w:spacing w:before="0" w:after="60"/>
+        <w:rPr/>
+      </w:pPr>
+      <w:r>
+        <w:rPr/>
+      </w:r>
     </w:p>
     <w:tbl>
       <w:tblPr>
-        <w:tblW w:type="dxa" w:w="9360"/>
+        <w:tblW w:w="9360" w:type="dxa"/>
         <w:jc w:val="left"/>
+        <w:tblInd w:w="12" w:type="dxa"/>
         <w:tblLayout w:type="fixed"/>
-        <w:tblLook w:firstColumn="1" w:firstRow="1" w:lastColumn="0" w:lastRow="0" w:noHBand="0" w:noVBand="1" w:val="04A0"/>
-        <w:tblBorders>
-          <w:top w:val="single" w:sz="6" w:space="0" w:color="000000"/>
-          <w:left w:val="single" w:sz="6" w:space="0" w:color="000000"/>
-          <w:bottom w:val="single" w:sz="6" w:space="0" w:color="000000"/>
-          <w:right w:val="single" w:sz="6" w:space="0" w:color="000000"/>
-          <w:insideH w:val="single" w:sz="6" w:space="0" w:color="000000"/>
-          <w:insideV w:val="single" w:sz="6" w:space="0" w:color="000000"/>
-        </w:tblBorders>
+        <w:tblCellMar>
+          <w:top w:w="100" w:type="dxa"/>
+          <w:left w:w="120" w:type="dxa"/>
+          <w:bottom w:w="100" w:type="dxa"/>
+          <w:right w:w="120" w:type="dxa"/>
+        </w:tblCellMar>
+        <w:tblLook w:val="04a0" w:noHBand="0" w:noVBand="1" w:firstColumn="1" w:lastRow="0" w:lastColumn="0" w:firstRow="1"/>
       </w:tblPr>
       <w:tblGrid>
         <w:gridCol w:w="1900"/>
@@ -1947,28 +2718,31 @@
         <w:gridCol w:w="4160"/>
       </w:tblGrid>
       <w:tr>
+        <w:trPr/>
         <w:tc>
           <w:tcPr>
-            <w:tcW w:type="dxa" w:w="1900"/>
-            <w:tcMar>
-              <w:top w:w="100" w:type="dxa"/>
-              <w:start w:w="120" w:type="dxa"/>
-              <w:bottom w:w="100" w:type="dxa"/>
-              <w:end w:w="120" w:type="dxa"/>
-            </w:tcMar>
+            <w:tcW w:w="1900" w:type="dxa"/>
+            <w:tcBorders>
+              <w:top w:val="single" w:sz="6" w:space="0" w:color="000000"/>
+              <w:left w:val="single" w:sz="6" w:space="0" w:color="000000"/>
+              <w:bottom w:val="single" w:sz="6" w:space="0" w:color="000000"/>
+              <w:right w:val="single" w:sz="6" w:space="0" w:color="000000"/>
+            </w:tcBorders>
             <w:shd w:fill="275983"/>
             <w:vAlign w:val="center"/>
           </w:tcPr>
           <w:p>
             <w:pPr>
-              <w:keepNext w:val="0"/>
-              <w:spacing w:before="0" w:after="0" w:line="276" w:lineRule="auto"/>
+              <w:pStyle w:val="Normal"/>
+              <w:keepNext w:val="false"/>
+              <w:spacing w:lineRule="auto" w:line="276" w:before="0" w:after="0"/>
+              <w:rPr/>
             </w:pPr>
             <w:r>
               <w:rPr>
-                <w:rFonts w:ascii="Calibri" w:hAnsi="Calibri" w:eastAsia="Calibri"/>
+                <w:rFonts w:eastAsia="Calibri"/>
                 <w:b/>
-                <w:i w:val="0"/>
+                <w:i w:val="false"/>
                 <w:color w:val="FFFFFF"/>
                 <w:sz w:val="19"/>
               </w:rPr>
@@ -1978,26 +2752,28 @@
         </w:tc>
         <w:tc>
           <w:tcPr>
-            <w:tcW w:type="dxa" w:w="3300"/>
-            <w:tcMar>
-              <w:top w:w="100" w:type="dxa"/>
-              <w:start w:w="120" w:type="dxa"/>
-              <w:bottom w:w="100" w:type="dxa"/>
-              <w:end w:w="120" w:type="dxa"/>
-            </w:tcMar>
+            <w:tcW w:w="3300" w:type="dxa"/>
+            <w:tcBorders>
+              <w:top w:val="single" w:sz="6" w:space="0" w:color="000000"/>
+              <w:left w:val="single" w:sz="6" w:space="0" w:color="000000"/>
+              <w:bottom w:val="single" w:sz="6" w:space="0" w:color="000000"/>
+              <w:right w:val="single" w:sz="6" w:space="0" w:color="000000"/>
+            </w:tcBorders>
             <w:shd w:fill="275983"/>
             <w:vAlign w:val="center"/>
           </w:tcPr>
           <w:p>
             <w:pPr>
-              <w:keepNext w:val="0"/>
-              <w:spacing w:before="0" w:after="0" w:line="276" w:lineRule="auto"/>
+              <w:pStyle w:val="Normal"/>
+              <w:keepNext w:val="false"/>
+              <w:spacing w:lineRule="auto" w:line="276" w:before="0" w:after="0"/>
+              <w:rPr/>
             </w:pPr>
             <w:r>
               <w:rPr>
-                <w:rFonts w:ascii="Calibri" w:hAnsi="Calibri" w:eastAsia="Calibri"/>
+                <w:rFonts w:eastAsia="Calibri"/>
                 <w:b/>
-                <w:i w:val="0"/>
+                <w:i w:val="false"/>
                 <w:color w:val="FFFFFF"/>
                 <w:sz w:val="19"/>
               </w:rPr>
@@ -2007,26 +2783,28 @@
         </w:tc>
         <w:tc>
           <w:tcPr>
-            <w:tcW w:type="dxa" w:w="4160"/>
-            <w:tcMar>
-              <w:top w:w="100" w:type="dxa"/>
-              <w:start w:w="120" w:type="dxa"/>
-              <w:bottom w:w="100" w:type="dxa"/>
-              <w:end w:w="120" w:type="dxa"/>
-            </w:tcMar>
+            <w:tcW w:w="4160" w:type="dxa"/>
+            <w:tcBorders>
+              <w:top w:val="single" w:sz="6" w:space="0" w:color="000000"/>
+              <w:left w:val="single" w:sz="6" w:space="0" w:color="000000"/>
+              <w:bottom w:val="single" w:sz="6" w:space="0" w:color="000000"/>
+              <w:right w:val="single" w:sz="6" w:space="0" w:color="000000"/>
+            </w:tcBorders>
             <w:shd w:fill="275983"/>
             <w:vAlign w:val="center"/>
           </w:tcPr>
           <w:p>
             <w:pPr>
-              <w:keepNext w:val="0"/>
-              <w:spacing w:before="0" w:after="0" w:line="276" w:lineRule="auto"/>
+              <w:pStyle w:val="Normal"/>
+              <w:keepNext w:val="false"/>
+              <w:spacing w:lineRule="auto" w:line="276" w:before="0" w:after="0"/>
+              <w:rPr/>
             </w:pPr>
             <w:r>
               <w:rPr>
-                <w:rFonts w:ascii="Calibri" w:hAnsi="Calibri" w:eastAsia="Calibri"/>
+                <w:rFonts w:eastAsia="Calibri"/>
                 <w:b/>
-                <w:i w:val="0"/>
+                <w:i w:val="false"/>
                 <w:color w:val="FFFFFF"/>
                 <w:sz w:val="19"/>
               </w:rPr>
@@ -2036,21 +2814,36 @@
         </w:tc>
       </w:tr>
       <w:tr>
+        <w:trPr/>
         <w:tc>
           <w:tcPr>
-            <w:tcW w:type="dxa" w:w="1900"/>
+            <w:tcW w:w="1900" w:type="dxa"/>
+            <w:tcBorders>
+              <w:top w:val="single" w:sz="6" w:space="0" w:color="000000"/>
+              <w:left w:val="single" w:sz="6" w:space="0" w:color="000000"/>
+              <w:bottom w:val="single" w:sz="6" w:space="0" w:color="000000"/>
+              <w:right w:val="single" w:sz="6" w:space="0" w:color="000000"/>
+            </w:tcBorders>
+            <w:tcMar>
+              <w:top w:w="0" w:type="dxa"/>
+              <w:left w:w="108" w:type="dxa"/>
+              <w:bottom w:w="0" w:type="dxa"/>
+              <w:right w:w="108" w:type="dxa"/>
+            </w:tcMar>
             <w:vAlign w:val="center"/>
           </w:tcPr>
           <w:p>
             <w:pPr>
-              <w:keepNext w:val="0"/>
-              <w:spacing w:before="0" w:after="0" w:line="276" w:lineRule="auto"/>
+              <w:pStyle w:val="Normal"/>
+              <w:keepNext w:val="false"/>
+              <w:spacing w:lineRule="auto" w:line="276" w:before="0" w:after="0"/>
+              <w:rPr/>
             </w:pPr>
             <w:r>
               <w:rPr>
-                <w:rFonts w:ascii="Calibri" w:hAnsi="Calibri" w:eastAsia="Calibri"/>
-                <w:b w:val="0"/>
-                <w:i w:val="0"/>
+                <w:rFonts w:eastAsia="Calibri"/>
+                <w:b w:val="false"/>
+                <w:i w:val="false"/>
                 <w:color w:val="0B2545"/>
                 <w:sz w:val="19"/>
               </w:rPr>
@@ -2060,19 +2853,33 @@
         </w:tc>
         <w:tc>
           <w:tcPr>
-            <w:tcW w:type="dxa" w:w="3300"/>
+            <w:tcW w:w="3300" w:type="dxa"/>
+            <w:tcBorders>
+              <w:top w:val="single" w:sz="6" w:space="0" w:color="000000"/>
+              <w:left w:val="single" w:sz="6" w:space="0" w:color="000000"/>
+              <w:bottom w:val="single" w:sz="6" w:space="0" w:color="000000"/>
+              <w:right w:val="single" w:sz="6" w:space="0" w:color="000000"/>
+            </w:tcBorders>
+            <w:tcMar>
+              <w:top w:w="0" w:type="dxa"/>
+              <w:left w:w="108" w:type="dxa"/>
+              <w:bottom w:w="0" w:type="dxa"/>
+              <w:right w:w="108" w:type="dxa"/>
+            </w:tcMar>
             <w:vAlign w:val="center"/>
           </w:tcPr>
           <w:p>
             <w:pPr>
-              <w:keepNext w:val="0"/>
-              <w:spacing w:before="0" w:after="0" w:line="276" w:lineRule="auto"/>
+              <w:pStyle w:val="Normal"/>
+              <w:keepNext w:val="false"/>
+              <w:spacing w:lineRule="auto" w:line="276" w:before="0" w:after="0"/>
+              <w:rPr/>
             </w:pPr>
             <w:r>
               <w:rPr>
-                <w:rFonts w:ascii="Calibri" w:hAnsi="Calibri" w:eastAsia="Calibri"/>
-                <w:b w:val="0"/>
-                <w:i w:val="0"/>
+                <w:rFonts w:eastAsia="Calibri"/>
+                <w:b w:val="false"/>
+                <w:i w:val="false"/>
                 <w:color w:val="0B2545"/>
                 <w:sz w:val="19"/>
               </w:rPr>
@@ -2082,19 +2889,33 @@
         </w:tc>
         <w:tc>
           <w:tcPr>
-            <w:tcW w:type="dxa" w:w="4160"/>
+            <w:tcW w:w="4160" w:type="dxa"/>
+            <w:tcBorders>
+              <w:top w:val="single" w:sz="6" w:space="0" w:color="000000"/>
+              <w:left w:val="single" w:sz="6" w:space="0" w:color="000000"/>
+              <w:bottom w:val="single" w:sz="6" w:space="0" w:color="000000"/>
+              <w:right w:val="single" w:sz="6" w:space="0" w:color="000000"/>
+            </w:tcBorders>
+            <w:tcMar>
+              <w:top w:w="0" w:type="dxa"/>
+              <w:left w:w="108" w:type="dxa"/>
+              <w:bottom w:w="0" w:type="dxa"/>
+              <w:right w:w="108" w:type="dxa"/>
+            </w:tcMar>
             <w:vAlign w:val="center"/>
           </w:tcPr>
           <w:p>
             <w:pPr>
-              <w:keepNext w:val="0"/>
-              <w:spacing w:before="0" w:after="0" w:line="276" w:lineRule="auto"/>
+              <w:pStyle w:val="Normal"/>
+              <w:keepNext w:val="false"/>
+              <w:spacing w:lineRule="auto" w:line="276" w:before="0" w:after="0"/>
+              <w:rPr/>
             </w:pPr>
             <w:r>
               <w:rPr>
-                <w:rFonts w:ascii="Calibri" w:hAnsi="Calibri" w:eastAsia="Calibri"/>
-                <w:b w:val="0"/>
-                <w:i w:val="0"/>
+                <w:rFonts w:eastAsia="Calibri"/>
+                <w:b w:val="false"/>
+                <w:i w:val="false"/>
                 <w:color w:val="0B2545"/>
                 <w:sz w:val="19"/>
               </w:rPr>
@@ -2104,21 +2925,36 @@
         </w:tc>
       </w:tr>
       <w:tr>
+        <w:trPr/>
         <w:tc>
           <w:tcPr>
-            <w:tcW w:type="dxa" w:w="1900"/>
+            <w:tcW w:w="1900" w:type="dxa"/>
+            <w:tcBorders>
+              <w:top w:val="single" w:sz="6" w:space="0" w:color="000000"/>
+              <w:left w:val="single" w:sz="6" w:space="0" w:color="000000"/>
+              <w:bottom w:val="single" w:sz="6" w:space="0" w:color="000000"/>
+              <w:right w:val="single" w:sz="6" w:space="0" w:color="000000"/>
+            </w:tcBorders>
+            <w:tcMar>
+              <w:top w:w="0" w:type="dxa"/>
+              <w:left w:w="108" w:type="dxa"/>
+              <w:bottom w:w="0" w:type="dxa"/>
+              <w:right w:w="108" w:type="dxa"/>
+            </w:tcMar>
             <w:vAlign w:val="center"/>
           </w:tcPr>
           <w:p>
             <w:pPr>
-              <w:keepNext w:val="0"/>
-              <w:spacing w:before="0" w:after="0" w:line="276" w:lineRule="auto"/>
+              <w:pStyle w:val="Normal"/>
+              <w:keepNext w:val="false"/>
+              <w:spacing w:lineRule="auto" w:line="276" w:before="0" w:after="0"/>
+              <w:rPr/>
             </w:pPr>
             <w:r>
               <w:rPr>
-                <w:rFonts w:ascii="Calibri" w:hAnsi="Calibri" w:eastAsia="Calibri"/>
-                <w:b w:val="0"/>
-                <w:i w:val="0"/>
+                <w:rFonts w:eastAsia="Calibri"/>
+                <w:b w:val="false"/>
+                <w:i w:val="false"/>
                 <w:color w:val="0B2545"/>
                 <w:sz w:val="19"/>
               </w:rPr>
@@ -2128,19 +2964,33 @@
         </w:tc>
         <w:tc>
           <w:tcPr>
-            <w:tcW w:type="dxa" w:w="3300"/>
+            <w:tcW w:w="3300" w:type="dxa"/>
+            <w:tcBorders>
+              <w:top w:val="single" w:sz="6" w:space="0" w:color="000000"/>
+              <w:left w:val="single" w:sz="6" w:space="0" w:color="000000"/>
+              <w:bottom w:val="single" w:sz="6" w:space="0" w:color="000000"/>
+              <w:right w:val="single" w:sz="6" w:space="0" w:color="000000"/>
+            </w:tcBorders>
+            <w:tcMar>
+              <w:top w:w="0" w:type="dxa"/>
+              <w:left w:w="108" w:type="dxa"/>
+              <w:bottom w:w="0" w:type="dxa"/>
+              <w:right w:w="108" w:type="dxa"/>
+            </w:tcMar>
             <w:vAlign w:val="center"/>
           </w:tcPr>
           <w:p>
             <w:pPr>
-              <w:keepNext w:val="0"/>
-              <w:spacing w:before="0" w:after="0" w:line="276" w:lineRule="auto"/>
+              <w:pStyle w:val="Normal"/>
+              <w:keepNext w:val="false"/>
+              <w:spacing w:lineRule="auto" w:line="276" w:before="0" w:after="0"/>
+              <w:rPr/>
             </w:pPr>
             <w:r>
               <w:rPr>
-                <w:rFonts w:ascii="Calibri" w:hAnsi="Calibri" w:eastAsia="Calibri"/>
-                <w:b w:val="0"/>
-                <w:i w:val="0"/>
+                <w:rFonts w:eastAsia="Calibri"/>
+                <w:b w:val="false"/>
+                <w:i w:val="false"/>
                 <w:color w:val="0B2545"/>
                 <w:sz w:val="19"/>
               </w:rPr>
@@ -2150,19 +3000,33 @@
         </w:tc>
         <w:tc>
           <w:tcPr>
-            <w:tcW w:type="dxa" w:w="4160"/>
+            <w:tcW w:w="4160" w:type="dxa"/>
+            <w:tcBorders>
+              <w:top w:val="single" w:sz="6" w:space="0" w:color="000000"/>
+              <w:left w:val="single" w:sz="6" w:space="0" w:color="000000"/>
+              <w:bottom w:val="single" w:sz="6" w:space="0" w:color="000000"/>
+              <w:right w:val="single" w:sz="6" w:space="0" w:color="000000"/>
+            </w:tcBorders>
+            <w:tcMar>
+              <w:top w:w="0" w:type="dxa"/>
+              <w:left w:w="108" w:type="dxa"/>
+              <w:bottom w:w="0" w:type="dxa"/>
+              <w:right w:w="108" w:type="dxa"/>
+            </w:tcMar>
             <w:vAlign w:val="center"/>
           </w:tcPr>
           <w:p>
             <w:pPr>
-              <w:keepNext w:val="0"/>
-              <w:spacing w:before="0" w:after="0" w:line="276" w:lineRule="auto"/>
+              <w:pStyle w:val="Normal"/>
+              <w:keepNext w:val="false"/>
+              <w:spacing w:lineRule="auto" w:line="276" w:before="0" w:after="0"/>
+              <w:rPr/>
             </w:pPr>
             <w:r>
               <w:rPr>
-                <w:rFonts w:ascii="Calibri" w:hAnsi="Calibri" w:eastAsia="Calibri"/>
-                <w:b w:val="0"/>
-                <w:i w:val="0"/>
+                <w:rFonts w:eastAsia="Calibri"/>
+                <w:b w:val="false"/>
+                <w:i w:val="false"/>
                 <w:color w:val="0B2545"/>
                 <w:sz w:val="19"/>
               </w:rPr>
@@ -2174,52 +3038,59 @@
     </w:tbl>
     <w:p>
       <w:pPr>
-        <w:spacing w:after="60"/>
-      </w:pPr>
+        <w:pStyle w:val="Normal"/>
+        <w:spacing w:before="0" w:after="60"/>
+        <w:rPr/>
+      </w:pPr>
+      <w:r>
+        <w:rPr/>
+      </w:r>
     </w:p>
     <w:tbl>
       <w:tblPr>
-        <w:tblW w:type="dxa" w:w="9360"/>
+        <w:tblW w:w="9360" w:type="dxa"/>
         <w:jc w:val="left"/>
+        <w:tblInd w:w="12" w:type="dxa"/>
         <w:tblLayout w:type="fixed"/>
-        <w:tblLook w:firstColumn="1" w:firstRow="1" w:lastColumn="0" w:lastRow="0" w:noHBand="0" w:noVBand="1" w:val="04A0"/>
-        <w:tblBorders>
-          <w:top w:val="single" w:sz="6" w:space="0" w:color="000000"/>
-          <w:left w:val="single" w:sz="6" w:space="0" w:color="000000"/>
-          <w:bottom w:val="single" w:sz="6" w:space="0" w:color="000000"/>
-          <w:right w:val="single" w:sz="6" w:space="0" w:color="000000"/>
-          <w:insideH w:val="single" w:sz="6" w:space="0" w:color="000000"/>
-          <w:insideV w:val="single" w:sz="6" w:space="0" w:color="000000"/>
-        </w:tblBorders>
+        <w:tblCellMar>
+          <w:top w:w="100" w:type="dxa"/>
+          <w:left w:w="120" w:type="dxa"/>
+          <w:bottom w:w="100" w:type="dxa"/>
+          <w:right w:w="120" w:type="dxa"/>
+        </w:tblCellMar>
+        <w:tblLook w:val="04a0" w:noHBand="0" w:noVBand="1" w:firstColumn="1" w:lastRow="0" w:lastColumn="0" w:firstRow="1"/>
       </w:tblPr>
       <w:tblGrid>
-        <w:gridCol w:w="2900"/>
-        <w:gridCol w:w="2900"/>
+        <w:gridCol w:w="2899"/>
+        <w:gridCol w:w="2901"/>
         <w:gridCol w:w="3560"/>
       </w:tblGrid>
       <w:tr>
+        <w:trPr/>
         <w:tc>
           <w:tcPr>
-            <w:tcW w:type="dxa" w:w="2900"/>
-            <w:tcMar>
-              <w:top w:w="100" w:type="dxa"/>
-              <w:start w:w="120" w:type="dxa"/>
-              <w:bottom w:w="100" w:type="dxa"/>
-              <w:end w:w="120" w:type="dxa"/>
-            </w:tcMar>
+            <w:tcW w:w="2899" w:type="dxa"/>
+            <w:tcBorders>
+              <w:top w:val="single" w:sz="6" w:space="0" w:color="000000"/>
+              <w:left w:val="single" w:sz="6" w:space="0" w:color="000000"/>
+              <w:bottom w:val="single" w:sz="6" w:space="0" w:color="000000"/>
+              <w:right w:val="single" w:sz="6" w:space="0" w:color="000000"/>
+            </w:tcBorders>
             <w:shd w:fill="275983"/>
             <w:vAlign w:val="center"/>
           </w:tcPr>
           <w:p>
             <w:pPr>
-              <w:keepNext w:val="0"/>
-              <w:spacing w:before="0" w:after="0" w:line="276" w:lineRule="auto"/>
+              <w:pStyle w:val="Normal"/>
+              <w:keepNext w:val="false"/>
+              <w:spacing w:lineRule="auto" w:line="276" w:before="0" w:after="0"/>
+              <w:rPr/>
             </w:pPr>
             <w:r>
               <w:rPr>
-                <w:rFonts w:ascii="Calibri" w:hAnsi="Calibri" w:eastAsia="Calibri"/>
+                <w:rFonts w:eastAsia="Calibri"/>
                 <w:b/>
-                <w:i w:val="0"/>
+                <w:i w:val="false"/>
                 <w:color w:val="FFFFFF"/>
                 <w:sz w:val="19"/>
               </w:rPr>
@@ -2229,26 +3100,28 @@
         </w:tc>
         <w:tc>
           <w:tcPr>
-            <w:tcW w:type="dxa" w:w="2900"/>
-            <w:tcMar>
-              <w:top w:w="100" w:type="dxa"/>
-              <w:start w:w="120" w:type="dxa"/>
-              <w:bottom w:w="100" w:type="dxa"/>
-              <w:end w:w="120" w:type="dxa"/>
-            </w:tcMar>
+            <w:tcW w:w="2901" w:type="dxa"/>
+            <w:tcBorders>
+              <w:top w:val="single" w:sz="6" w:space="0" w:color="000000"/>
+              <w:left w:val="single" w:sz="6" w:space="0" w:color="000000"/>
+              <w:bottom w:val="single" w:sz="6" w:space="0" w:color="000000"/>
+              <w:right w:val="single" w:sz="6" w:space="0" w:color="000000"/>
+            </w:tcBorders>
             <w:shd w:fill="275983"/>
             <w:vAlign w:val="center"/>
           </w:tcPr>
           <w:p>
             <w:pPr>
-              <w:keepNext w:val="0"/>
-              <w:spacing w:before="0" w:after="0" w:line="276" w:lineRule="auto"/>
+              <w:pStyle w:val="Normal"/>
+              <w:keepNext w:val="false"/>
+              <w:spacing w:lineRule="auto" w:line="276" w:before="0" w:after="0"/>
+              <w:rPr/>
             </w:pPr>
             <w:r>
               <w:rPr>
-                <w:rFonts w:ascii="Calibri" w:hAnsi="Calibri" w:eastAsia="Calibri"/>
+                <w:rFonts w:eastAsia="Calibri"/>
                 <w:b/>
-                <w:i w:val="0"/>
+                <w:i w:val="false"/>
                 <w:color w:val="FFFFFF"/>
                 <w:sz w:val="19"/>
               </w:rPr>
@@ -2258,26 +3131,28 @@
         </w:tc>
         <w:tc>
           <w:tcPr>
-            <w:tcW w:type="dxa" w:w="3560"/>
-            <w:tcMar>
-              <w:top w:w="100" w:type="dxa"/>
-              <w:start w:w="120" w:type="dxa"/>
-              <w:bottom w:w="100" w:type="dxa"/>
-              <w:end w:w="120" w:type="dxa"/>
-            </w:tcMar>
+            <w:tcW w:w="3560" w:type="dxa"/>
+            <w:tcBorders>
+              <w:top w:val="single" w:sz="6" w:space="0" w:color="000000"/>
+              <w:left w:val="single" w:sz="6" w:space="0" w:color="000000"/>
+              <w:bottom w:val="single" w:sz="6" w:space="0" w:color="000000"/>
+              <w:right w:val="single" w:sz="6" w:space="0" w:color="000000"/>
+            </w:tcBorders>
             <w:shd w:fill="275983"/>
             <w:vAlign w:val="center"/>
           </w:tcPr>
           <w:p>
             <w:pPr>
-              <w:keepNext w:val="0"/>
-              <w:spacing w:before="0" w:after="0" w:line="276" w:lineRule="auto"/>
+              <w:pStyle w:val="Normal"/>
+              <w:keepNext w:val="false"/>
+              <w:spacing w:lineRule="auto" w:line="276" w:before="0" w:after="0"/>
+              <w:rPr/>
             </w:pPr>
             <w:r>
               <w:rPr>
-                <w:rFonts w:ascii="Calibri" w:hAnsi="Calibri" w:eastAsia="Calibri"/>
+                <w:rFonts w:eastAsia="Calibri"/>
                 <w:b/>
-                <w:i w:val="0"/>
+                <w:i w:val="false"/>
                 <w:color w:val="FFFFFF"/>
                 <w:sz w:val="19"/>
               </w:rPr>
@@ -2287,21 +3162,36 @@
         </w:tc>
       </w:tr>
       <w:tr>
+        <w:trPr/>
         <w:tc>
           <w:tcPr>
-            <w:tcW w:type="dxa" w:w="2900"/>
+            <w:tcW w:w="2899" w:type="dxa"/>
+            <w:tcBorders>
+              <w:top w:val="single" w:sz="6" w:space="0" w:color="000000"/>
+              <w:left w:val="single" w:sz="6" w:space="0" w:color="000000"/>
+              <w:bottom w:val="single" w:sz="6" w:space="0" w:color="000000"/>
+              <w:right w:val="single" w:sz="6" w:space="0" w:color="000000"/>
+            </w:tcBorders>
+            <w:tcMar>
+              <w:top w:w="0" w:type="dxa"/>
+              <w:left w:w="108" w:type="dxa"/>
+              <w:bottom w:w="0" w:type="dxa"/>
+              <w:right w:w="108" w:type="dxa"/>
+            </w:tcMar>
             <w:vAlign w:val="center"/>
           </w:tcPr>
           <w:p>
             <w:pPr>
-              <w:keepNext w:val="0"/>
-              <w:spacing w:before="0" w:after="0" w:line="276" w:lineRule="auto"/>
+              <w:pStyle w:val="Normal"/>
+              <w:keepNext w:val="false"/>
+              <w:spacing w:lineRule="auto" w:line="276" w:before="0" w:after="0"/>
+              <w:rPr/>
             </w:pPr>
             <w:r>
               <w:rPr>
-                <w:rFonts w:ascii="Calibri" w:hAnsi="Calibri" w:eastAsia="Calibri"/>
-                <w:b w:val="0"/>
-                <w:i w:val="0"/>
+                <w:rFonts w:eastAsia="Calibri"/>
+                <w:b w:val="false"/>
+                <w:i w:val="false"/>
                 <w:color w:val="0B2545"/>
                 <w:sz w:val="19"/>
               </w:rPr>
@@ -2311,19 +3201,33 @@
         </w:tc>
         <w:tc>
           <w:tcPr>
-            <w:tcW w:type="dxa" w:w="2900"/>
+            <w:tcW w:w="2901" w:type="dxa"/>
+            <w:tcBorders>
+              <w:top w:val="single" w:sz="6" w:space="0" w:color="000000"/>
+              <w:left w:val="single" w:sz="6" w:space="0" w:color="000000"/>
+              <w:bottom w:val="single" w:sz="6" w:space="0" w:color="000000"/>
+              <w:right w:val="single" w:sz="6" w:space="0" w:color="000000"/>
+            </w:tcBorders>
+            <w:tcMar>
+              <w:top w:w="0" w:type="dxa"/>
+              <w:left w:w="108" w:type="dxa"/>
+              <w:bottom w:w="0" w:type="dxa"/>
+              <w:right w:w="108" w:type="dxa"/>
+            </w:tcMar>
             <w:vAlign w:val="center"/>
           </w:tcPr>
           <w:p>
             <w:pPr>
-              <w:keepNext w:val="0"/>
-              <w:spacing w:before="0" w:after="0" w:line="276" w:lineRule="auto"/>
+              <w:pStyle w:val="Normal"/>
+              <w:keepNext w:val="false"/>
+              <w:spacing w:lineRule="auto" w:line="276" w:before="0" w:after="0"/>
+              <w:rPr/>
             </w:pPr>
             <w:r>
               <w:rPr>
-                <w:rFonts w:ascii="Calibri" w:hAnsi="Calibri" w:eastAsia="Calibri"/>
-                <w:b w:val="0"/>
-                <w:i w:val="0"/>
+                <w:rFonts w:eastAsia="Calibri"/>
+                <w:b w:val="false"/>
+                <w:i w:val="false"/>
                 <w:color w:val="0B2545"/>
                 <w:sz w:val="19"/>
               </w:rPr>
@@ -2333,19 +3237,33 @@
         </w:tc>
         <w:tc>
           <w:tcPr>
-            <w:tcW w:type="dxa" w:w="3560"/>
+            <w:tcW w:w="3560" w:type="dxa"/>
+            <w:tcBorders>
+              <w:top w:val="single" w:sz="6" w:space="0" w:color="000000"/>
+              <w:left w:val="single" w:sz="6" w:space="0" w:color="000000"/>
+              <w:bottom w:val="single" w:sz="6" w:space="0" w:color="000000"/>
+              <w:right w:val="single" w:sz="6" w:space="0" w:color="000000"/>
+            </w:tcBorders>
+            <w:tcMar>
+              <w:top w:w="0" w:type="dxa"/>
+              <w:left w:w="108" w:type="dxa"/>
+              <w:bottom w:w="0" w:type="dxa"/>
+              <w:right w:w="108" w:type="dxa"/>
+            </w:tcMar>
             <w:vAlign w:val="center"/>
           </w:tcPr>
           <w:p>
             <w:pPr>
-              <w:keepNext w:val="0"/>
-              <w:spacing w:before="0" w:after="0" w:line="276" w:lineRule="auto"/>
+              <w:pStyle w:val="Normal"/>
+              <w:keepNext w:val="false"/>
+              <w:spacing w:lineRule="auto" w:line="276" w:before="0" w:after="0"/>
+              <w:rPr/>
             </w:pPr>
             <w:r>
               <w:rPr>
-                <w:rFonts w:ascii="Calibri" w:hAnsi="Calibri" w:eastAsia="Calibri"/>
-                <w:b w:val="0"/>
-                <w:i w:val="0"/>
+                <w:rFonts w:eastAsia="Calibri"/>
+                <w:b w:val="false"/>
+                <w:i w:val="false"/>
                 <w:color w:val="0B2545"/>
                 <w:sz w:val="19"/>
               </w:rPr>
@@ -2355,21 +3273,36 @@
         </w:tc>
       </w:tr>
       <w:tr>
+        <w:trPr/>
         <w:tc>
           <w:tcPr>
-            <w:tcW w:type="dxa" w:w="2900"/>
+            <w:tcW w:w="2899" w:type="dxa"/>
+            <w:tcBorders>
+              <w:top w:val="single" w:sz="6" w:space="0" w:color="000000"/>
+              <w:left w:val="single" w:sz="6" w:space="0" w:color="000000"/>
+              <w:bottom w:val="single" w:sz="6" w:space="0" w:color="000000"/>
+              <w:right w:val="single" w:sz="6" w:space="0" w:color="000000"/>
+            </w:tcBorders>
+            <w:tcMar>
+              <w:top w:w="0" w:type="dxa"/>
+              <w:left w:w="108" w:type="dxa"/>
+              <w:bottom w:w="0" w:type="dxa"/>
+              <w:right w:w="108" w:type="dxa"/>
+            </w:tcMar>
             <w:vAlign w:val="center"/>
           </w:tcPr>
           <w:p>
             <w:pPr>
-              <w:keepNext w:val="0"/>
-              <w:spacing w:before="0" w:after="0" w:line="276" w:lineRule="auto"/>
+              <w:pStyle w:val="Normal"/>
+              <w:keepNext w:val="false"/>
+              <w:spacing w:lineRule="auto" w:line="276" w:before="0" w:after="0"/>
+              <w:rPr/>
             </w:pPr>
             <w:r>
               <w:rPr>
-                <w:rFonts w:ascii="Calibri" w:hAnsi="Calibri" w:eastAsia="Calibri"/>
-                <w:b w:val="0"/>
-                <w:i w:val="0"/>
+                <w:rFonts w:eastAsia="Calibri"/>
+                <w:b w:val="false"/>
+                <w:i w:val="false"/>
                 <w:color w:val="0B2545"/>
                 <w:sz w:val="19"/>
               </w:rPr>
@@ -2379,19 +3312,33 @@
         </w:tc>
         <w:tc>
           <w:tcPr>
-            <w:tcW w:type="dxa" w:w="2900"/>
+            <w:tcW w:w="2901" w:type="dxa"/>
+            <w:tcBorders>
+              <w:top w:val="single" w:sz="6" w:space="0" w:color="000000"/>
+              <w:left w:val="single" w:sz="6" w:space="0" w:color="000000"/>
+              <w:bottom w:val="single" w:sz="6" w:space="0" w:color="000000"/>
+              <w:right w:val="single" w:sz="6" w:space="0" w:color="000000"/>
+            </w:tcBorders>
+            <w:tcMar>
+              <w:top w:w="0" w:type="dxa"/>
+              <w:left w:w="108" w:type="dxa"/>
+              <w:bottom w:w="0" w:type="dxa"/>
+              <w:right w:w="108" w:type="dxa"/>
+            </w:tcMar>
             <w:vAlign w:val="center"/>
           </w:tcPr>
           <w:p>
             <w:pPr>
-              <w:keepNext w:val="0"/>
-              <w:spacing w:before="0" w:after="0" w:line="276" w:lineRule="auto"/>
+              <w:pStyle w:val="Normal"/>
+              <w:keepNext w:val="false"/>
+              <w:spacing w:lineRule="auto" w:line="276" w:before="0" w:after="0"/>
+              <w:rPr/>
             </w:pPr>
             <w:r>
               <w:rPr>
-                <w:rFonts w:ascii="Calibri" w:hAnsi="Calibri" w:eastAsia="Calibri"/>
-                <w:b w:val="0"/>
-                <w:i w:val="0"/>
+                <w:rFonts w:eastAsia="Calibri"/>
+                <w:b w:val="false"/>
+                <w:i w:val="false"/>
                 <w:color w:val="0B2545"/>
                 <w:sz w:val="19"/>
               </w:rPr>
@@ -2401,19 +3348,33 @@
         </w:tc>
         <w:tc>
           <w:tcPr>
-            <w:tcW w:type="dxa" w:w="3560"/>
+            <w:tcW w:w="3560" w:type="dxa"/>
+            <w:tcBorders>
+              <w:top w:val="single" w:sz="6" w:space="0" w:color="000000"/>
+              <w:left w:val="single" w:sz="6" w:space="0" w:color="000000"/>
+              <w:bottom w:val="single" w:sz="6" w:space="0" w:color="000000"/>
+              <w:right w:val="single" w:sz="6" w:space="0" w:color="000000"/>
+            </w:tcBorders>
+            <w:tcMar>
+              <w:top w:w="0" w:type="dxa"/>
+              <w:left w:w="108" w:type="dxa"/>
+              <w:bottom w:w="0" w:type="dxa"/>
+              <w:right w:w="108" w:type="dxa"/>
+            </w:tcMar>
             <w:vAlign w:val="center"/>
           </w:tcPr>
           <w:p>
             <w:pPr>
-              <w:keepNext w:val="0"/>
-              <w:spacing w:before="0" w:after="0" w:line="276" w:lineRule="auto"/>
+              <w:pStyle w:val="Normal"/>
+              <w:keepNext w:val="false"/>
+              <w:spacing w:lineRule="auto" w:line="276" w:before="0" w:after="0"/>
+              <w:rPr/>
             </w:pPr>
             <w:r>
               <w:rPr>
-                <w:rFonts w:ascii="Calibri" w:hAnsi="Calibri" w:eastAsia="Calibri"/>
-                <w:b w:val="0"/>
-                <w:i w:val="0"/>
+                <w:rFonts w:eastAsia="Calibri"/>
+                <w:b w:val="false"/>
+                <w:i w:val="false"/>
                 <w:color w:val="0B2545"/>
                 <w:sz w:val="19"/>
               </w:rPr>
@@ -2423,21 +3384,36 @@
         </w:tc>
       </w:tr>
       <w:tr>
+        <w:trPr/>
         <w:tc>
           <w:tcPr>
-            <w:tcW w:type="dxa" w:w="2900"/>
+            <w:tcW w:w="2899" w:type="dxa"/>
+            <w:tcBorders>
+              <w:top w:val="single" w:sz="6" w:space="0" w:color="000000"/>
+              <w:left w:val="single" w:sz="6" w:space="0" w:color="000000"/>
+              <w:bottom w:val="single" w:sz="6" w:space="0" w:color="000000"/>
+              <w:right w:val="single" w:sz="6" w:space="0" w:color="000000"/>
+            </w:tcBorders>
+            <w:tcMar>
+              <w:top w:w="0" w:type="dxa"/>
+              <w:left w:w="108" w:type="dxa"/>
+              <w:bottom w:w="0" w:type="dxa"/>
+              <w:right w:w="108" w:type="dxa"/>
+            </w:tcMar>
             <w:vAlign w:val="center"/>
           </w:tcPr>
           <w:p>
             <w:pPr>
-              <w:keepNext w:val="0"/>
-              <w:spacing w:before="0" w:after="0" w:line="276" w:lineRule="auto"/>
+              <w:pStyle w:val="Normal"/>
+              <w:keepNext w:val="false"/>
+              <w:spacing w:lineRule="auto" w:line="276" w:before="0" w:after="0"/>
+              <w:rPr/>
             </w:pPr>
             <w:r>
               <w:rPr>
-                <w:rFonts w:ascii="Calibri" w:hAnsi="Calibri" w:eastAsia="Calibri"/>
-                <w:b w:val="0"/>
-                <w:i w:val="0"/>
+                <w:rFonts w:eastAsia="Calibri"/>
+                <w:b w:val="false"/>
+                <w:i w:val="false"/>
                 <w:color w:val="0B2545"/>
                 <w:sz w:val="19"/>
               </w:rPr>
@@ -2447,19 +3423,33 @@
         </w:tc>
         <w:tc>
           <w:tcPr>
-            <w:tcW w:type="dxa" w:w="2900"/>
+            <w:tcW w:w="2901" w:type="dxa"/>
+            <w:tcBorders>
+              <w:top w:val="single" w:sz="6" w:space="0" w:color="000000"/>
+              <w:left w:val="single" w:sz="6" w:space="0" w:color="000000"/>
+              <w:bottom w:val="single" w:sz="6" w:space="0" w:color="000000"/>
+              <w:right w:val="single" w:sz="6" w:space="0" w:color="000000"/>
+            </w:tcBorders>
+            <w:tcMar>
+              <w:top w:w="0" w:type="dxa"/>
+              <w:left w:w="108" w:type="dxa"/>
+              <w:bottom w:w="0" w:type="dxa"/>
+              <w:right w:w="108" w:type="dxa"/>
+            </w:tcMar>
             <w:vAlign w:val="center"/>
           </w:tcPr>
           <w:p>
             <w:pPr>
-              <w:keepNext w:val="0"/>
-              <w:spacing w:before="0" w:after="0" w:line="276" w:lineRule="auto"/>
+              <w:pStyle w:val="Normal"/>
+              <w:keepNext w:val="false"/>
+              <w:spacing w:lineRule="auto" w:line="276" w:before="0" w:after="0"/>
+              <w:rPr/>
             </w:pPr>
             <w:r>
               <w:rPr>
-                <w:rFonts w:ascii="Calibri" w:hAnsi="Calibri" w:eastAsia="Calibri"/>
-                <w:b w:val="0"/>
-                <w:i w:val="0"/>
+                <w:rFonts w:eastAsia="Calibri"/>
+                <w:b w:val="false"/>
+                <w:i w:val="false"/>
                 <w:color w:val="0B2545"/>
                 <w:sz w:val="19"/>
               </w:rPr>
@@ -2469,19 +3459,33 @@
         </w:tc>
         <w:tc>
           <w:tcPr>
-            <w:tcW w:type="dxa" w:w="3560"/>
+            <w:tcW w:w="3560" w:type="dxa"/>
+            <w:tcBorders>
+              <w:top w:val="single" w:sz="6" w:space="0" w:color="000000"/>
+              <w:left w:val="single" w:sz="6" w:space="0" w:color="000000"/>
+              <w:bottom w:val="single" w:sz="6" w:space="0" w:color="000000"/>
+              <w:right w:val="single" w:sz="6" w:space="0" w:color="000000"/>
+            </w:tcBorders>
+            <w:tcMar>
+              <w:top w:w="0" w:type="dxa"/>
+              <w:left w:w="108" w:type="dxa"/>
+              <w:bottom w:w="0" w:type="dxa"/>
+              <w:right w:w="108" w:type="dxa"/>
+            </w:tcMar>
             <w:vAlign w:val="center"/>
           </w:tcPr>
           <w:p>
             <w:pPr>
-              <w:keepNext w:val="0"/>
-              <w:spacing w:before="0" w:after="0" w:line="276" w:lineRule="auto"/>
+              <w:pStyle w:val="Normal"/>
+              <w:keepNext w:val="false"/>
+              <w:spacing w:lineRule="auto" w:line="276" w:before="0" w:after="0"/>
+              <w:rPr/>
             </w:pPr>
             <w:r>
               <w:rPr>
-                <w:rFonts w:ascii="Calibri" w:hAnsi="Calibri" w:eastAsia="Calibri"/>
-                <w:b w:val="0"/>
-                <w:i w:val="0"/>
+                <w:rFonts w:eastAsia="Calibri"/>
+                <w:b w:val="false"/>
+                <w:i w:val="false"/>
                 <w:color w:val="0B2545"/>
                 <w:sz w:val="19"/>
               </w:rPr>
@@ -2493,19 +3497,26 @@
     </w:tbl>
     <w:p>
       <w:pPr>
-        <w:spacing w:after="60"/>
-      </w:pPr>
+        <w:pStyle w:val="Normal"/>
+        <w:spacing w:before="0" w:after="60"/>
+        <w:rPr/>
+      </w:pPr>
+      <w:r>
+        <w:rPr/>
+      </w:r>
     </w:p>
     <w:p>
       <w:pPr>
-        <w:keepNext/>
-        <w:spacing w:before="140" w:after="0" w:line="276" w:lineRule="auto"/>
+        <w:pStyle w:val="Normal"/>
+        <w:keepNext w:val="true"/>
+        <w:spacing w:lineRule="auto" w:line="276" w:before="140" w:after="0"/>
+        <w:rPr/>
       </w:pPr>
       <w:r>
         <w:rPr>
-          <w:rFonts w:ascii="Calibri" w:hAnsi="Calibri" w:eastAsia="Calibri"/>
+          <w:rFonts w:eastAsia="Calibri"/>
           <w:b/>
-          <w:i w:val="0"/>
+          <w:i w:val="false"/>
           <w:color w:val="0B2545"/>
           <w:sz w:val="24"/>
         </w:rPr>
@@ -2513,9 +3524,9 @@
       </w:r>
       <w:r>
         <w:rPr>
-          <w:rFonts w:ascii="Calibri" w:hAnsi="Calibri" w:eastAsia="Calibri"/>
-          <w:b w:val="0"/>
-          <w:i w:val="0"/>
+          <w:rFonts w:eastAsia="Calibri"/>
+          <w:b w:val="false"/>
+          <w:i w:val="false"/>
           <w:color w:val="0B2545"/>
           <w:sz w:val="24"/>
         </w:rPr>
@@ -2524,14 +3535,16 @@
     </w:p>
     <w:p>
       <w:pPr>
-        <w:keepNext w:val="0"/>
-        <w:spacing w:before="0" w:after="220" w:line="240" w:lineRule="auto"/>
+        <w:pStyle w:val="Normal"/>
+        <w:keepNext w:val="false"/>
+        <w:spacing w:lineRule="auto" w:line="240" w:before="0" w:after="220"/>
+        <w:rPr/>
       </w:pPr>
       <w:r>
         <w:rPr>
-          <w:rFonts w:ascii="Calibri" w:hAnsi="Calibri" w:eastAsia="Calibri"/>
-          <w:b w:val="0"/>
-          <w:i w:val="0"/>
+          <w:rFonts w:eastAsia="Calibri"/>
+          <w:b w:val="false"/>
+          <w:i w:val="false"/>
           <w:color w:val="A8B0BA"/>
           <w:sz w:val="20"/>
         </w:rPr>
@@ -2540,14 +3553,16 @@
     </w:p>
     <w:p>
       <w:pPr>
-        <w:keepNext w:val="0"/>
-        <w:spacing w:before="0" w:after="220" w:line="240" w:lineRule="auto"/>
+        <w:pStyle w:val="Normal"/>
+        <w:keepNext w:val="false"/>
+        <w:spacing w:lineRule="auto" w:line="240" w:before="0" w:after="220"/>
+        <w:rPr/>
       </w:pPr>
       <w:r>
         <w:rPr>
-          <w:rFonts w:ascii="Calibri" w:hAnsi="Calibri" w:eastAsia="Calibri"/>
-          <w:b w:val="0"/>
-          <w:i w:val="0"/>
+          <w:rFonts w:eastAsia="Calibri"/>
+          <w:b w:val="false"/>
+          <w:i w:val="false"/>
           <w:color w:val="A8B0BA"/>
           <w:sz w:val="20"/>
         </w:rPr>
@@ -2556,14 +3571,16 @@
     </w:p>
     <w:p>
       <w:pPr>
-        <w:keepNext w:val="0"/>
-        <w:spacing w:before="0" w:after="220" w:line="240" w:lineRule="auto"/>
+        <w:pStyle w:val="Normal"/>
+        <w:keepNext w:val="false"/>
+        <w:spacing w:lineRule="auto" w:line="240" w:before="0" w:after="220"/>
+        <w:rPr/>
       </w:pPr>
       <w:r>
         <w:rPr>
-          <w:rFonts w:ascii="Calibri" w:hAnsi="Calibri" w:eastAsia="Calibri"/>
-          <w:b w:val="0"/>
-          <w:i w:val="0"/>
+          <w:rFonts w:eastAsia="Calibri"/>
+          <w:b w:val="false"/>
+          <w:i w:val="false"/>
           <w:color w:val="A8B0BA"/>
           <w:sz w:val="20"/>
         </w:rPr>
@@ -2572,14 +3589,16 @@
     </w:p>
     <w:p>
       <w:pPr>
-        <w:keepNext/>
-        <w:spacing w:before="140" w:after="0" w:line="276" w:lineRule="auto"/>
+        <w:pStyle w:val="Normal"/>
+        <w:keepNext w:val="true"/>
+        <w:spacing w:lineRule="auto" w:line="276" w:before="140" w:after="0"/>
+        <w:rPr/>
       </w:pPr>
       <w:r>
         <w:rPr>
-          <w:rFonts w:ascii="Calibri" w:hAnsi="Calibri" w:eastAsia="Calibri"/>
+          <w:rFonts w:eastAsia="Calibri"/>
           <w:b/>
-          <w:i w:val="0"/>
+          <w:i w:val="false"/>
           <w:color w:val="0B2545"/>
           <w:sz w:val="24"/>
         </w:rPr>
@@ -2587,9 +3606,9 @@
       </w:r>
       <w:r>
         <w:rPr>
-          <w:rFonts w:ascii="Calibri" w:hAnsi="Calibri" w:eastAsia="Calibri"/>
-          <w:b w:val="0"/>
-          <w:i w:val="0"/>
+          <w:rFonts w:eastAsia="Calibri"/>
+          <w:b w:val="false"/>
+          <w:i w:val="false"/>
           <w:color w:val="0B2545"/>
           <w:sz w:val="24"/>
         </w:rPr>
@@ -2598,14 +3617,16 @@
     </w:p>
     <w:p>
       <w:pPr>
-        <w:keepNext w:val="0"/>
-        <w:spacing w:before="0" w:after="220" w:line="240" w:lineRule="auto"/>
+        <w:pStyle w:val="Normal"/>
+        <w:keepNext w:val="false"/>
+        <w:spacing w:lineRule="auto" w:line="240" w:before="0" w:after="220"/>
+        <w:rPr/>
       </w:pPr>
       <w:r>
         <w:rPr>
-          <w:rFonts w:ascii="Calibri" w:hAnsi="Calibri" w:eastAsia="Calibri"/>
-          <w:b w:val="0"/>
-          <w:i w:val="0"/>
+          <w:rFonts w:eastAsia="Calibri"/>
+          <w:b w:val="false"/>
+          <w:i w:val="false"/>
           <w:color w:val="A8B0BA"/>
           <w:sz w:val="20"/>
         </w:rPr>
@@ -2614,14 +3635,16 @@
     </w:p>
     <w:p>
       <w:pPr>
-        <w:keepNext w:val="0"/>
-        <w:spacing w:before="0" w:after="220" w:line="240" w:lineRule="auto"/>
+        <w:pStyle w:val="Normal"/>
+        <w:keepNext w:val="false"/>
+        <w:spacing w:lineRule="auto" w:line="240" w:before="0" w:after="220"/>
+        <w:rPr/>
       </w:pPr>
       <w:r>
         <w:rPr>
-          <w:rFonts w:ascii="Calibri" w:hAnsi="Calibri" w:eastAsia="Calibri"/>
-          <w:b w:val="0"/>
-          <w:i w:val="0"/>
+          <w:rFonts w:eastAsia="Calibri"/>
+          <w:b w:val="false"/>
+          <w:i w:val="false"/>
           <w:color w:val="A8B0BA"/>
           <w:sz w:val="20"/>
         </w:rPr>
@@ -2630,14 +3653,16 @@
     </w:p>
     <w:p>
       <w:pPr>
-        <w:keepNext/>
-        <w:spacing w:before="140" w:after="0" w:line="276" w:lineRule="auto"/>
+        <w:pStyle w:val="Normal"/>
+        <w:keepNext w:val="true"/>
+        <w:spacing w:lineRule="auto" w:line="276" w:before="140" w:after="0"/>
+        <w:rPr/>
       </w:pPr>
       <w:r>
         <w:rPr>
-          <w:rFonts w:ascii="Calibri" w:hAnsi="Calibri" w:eastAsia="Calibri"/>
+          <w:rFonts w:eastAsia="Calibri"/>
           <w:b/>
-          <w:i w:val="0"/>
+          <w:i w:val="false"/>
           <w:color w:val="0B2545"/>
           <w:sz w:val="24"/>
         </w:rPr>
@@ -2645,9 +3670,9 @@
       </w:r>
       <w:r>
         <w:rPr>
-          <w:rFonts w:ascii="Calibri" w:hAnsi="Calibri" w:eastAsia="Calibri"/>
-          <w:b w:val="0"/>
-          <w:i w:val="0"/>
+          <w:rFonts w:eastAsia="Calibri"/>
+          <w:b w:val="false"/>
+          <w:i w:val="false"/>
           <w:color w:val="0B2545"/>
           <w:sz w:val="24"/>
         </w:rPr>
@@ -2656,14 +3681,16 @@
     </w:p>
     <w:p>
       <w:pPr>
-        <w:keepNext w:val="0"/>
-        <w:spacing w:before="0" w:after="220" w:line="240" w:lineRule="auto"/>
+        <w:pStyle w:val="Normal"/>
+        <w:keepNext w:val="false"/>
+        <w:spacing w:lineRule="auto" w:line="240" w:before="0" w:after="220"/>
+        <w:rPr/>
       </w:pPr>
       <w:r>
         <w:rPr>
-          <w:rFonts w:ascii="Calibri" w:hAnsi="Calibri" w:eastAsia="Calibri"/>
-          <w:b w:val="0"/>
-          <w:i w:val="0"/>
+          <w:rFonts w:eastAsia="Calibri"/>
+          <w:b w:val="false"/>
+          <w:i w:val="false"/>
           <w:color w:val="A8B0BA"/>
           <w:sz w:val="20"/>
         </w:rPr>
@@ -2672,14 +3699,16 @@
     </w:p>
     <w:p>
       <w:pPr>
-        <w:keepNext w:val="0"/>
-        <w:spacing w:before="0" w:after="220" w:line="240" w:lineRule="auto"/>
+        <w:pStyle w:val="Normal"/>
+        <w:keepNext w:val="false"/>
+        <w:spacing w:lineRule="auto" w:line="240" w:before="0" w:after="220"/>
+        <w:rPr/>
       </w:pPr>
       <w:r>
         <w:rPr>
-          <w:rFonts w:ascii="Calibri" w:hAnsi="Calibri" w:eastAsia="Calibri"/>
-          <w:b w:val="0"/>
-          <w:i w:val="0"/>
+          <w:rFonts w:eastAsia="Calibri"/>
+          <w:b w:val="false"/>
+          <w:i w:val="false"/>
           <w:color w:val="A8B0BA"/>
           <w:sz w:val="20"/>
         </w:rPr>
@@ -2688,14 +3717,16 @@
     </w:p>
     <w:p>
       <w:pPr>
-        <w:keepNext w:val="0"/>
-        <w:spacing w:before="0" w:after="220" w:line="240" w:lineRule="auto"/>
+        <w:pStyle w:val="Normal"/>
+        <w:keepNext w:val="false"/>
+        <w:spacing w:lineRule="auto" w:line="240" w:before="0" w:after="220"/>
+        <w:rPr/>
       </w:pPr>
       <w:r>
         <w:rPr>
-          <w:rFonts w:ascii="Calibri" w:hAnsi="Calibri" w:eastAsia="Calibri"/>
-          <w:b w:val="0"/>
-          <w:i w:val="0"/>
+          <w:rFonts w:eastAsia="Calibri"/>
+          <w:b w:val="false"/>
+          <w:i w:val="false"/>
           <w:color w:val="A8B0BA"/>
           <w:sz w:val="20"/>
         </w:rPr>
@@ -2704,14 +3735,16 @@
     </w:p>
     <w:p>
       <w:pPr>
-        <w:keepNext/>
-        <w:spacing w:before="320" w:after="160" w:line="276" w:lineRule="auto"/>
+        <w:pStyle w:val="Normal"/>
+        <w:keepNext w:val="true"/>
+        <w:spacing w:lineRule="auto" w:line="276" w:before="320" w:after="160"/>
+        <w:rPr/>
       </w:pPr>
       <w:r>
         <w:rPr>
-          <w:rFonts w:ascii="Calibri" w:hAnsi="Calibri" w:eastAsia="Calibri"/>
+          <w:rFonts w:eastAsia="Calibri"/>
           <w:b/>
-          <w:i w:val="0"/>
+          <w:i w:val="false"/>
           <w:color w:val="3178B9"/>
           <w:sz w:val="40"/>
         </w:rPr>
@@ -2720,30 +3753,34 @@
     </w:p>
     <w:p>
       <w:pPr>
-        <w:keepNext w:val="0"/>
-        <w:spacing w:before="0" w:after="160" w:line="276" w:lineRule="auto"/>
+        <w:pStyle w:val="Normal"/>
+        <w:keepNext w:val="false"/>
+        <w:spacing w:lineRule="auto" w:line="276" w:before="0" w:after="160"/>
+        <w:rPr/>
       </w:pPr>
       <w:r>
         <w:rPr>
-          <w:rFonts w:ascii="Calibri" w:hAnsi="Calibri" w:eastAsia="Calibri"/>
-          <w:b w:val="0"/>
-          <w:i w:val="0"/>
+          <w:rFonts w:eastAsia="Calibri"/>
+          <w:b w:val="false"/>
+          <w:i w:val="false"/>
           <w:color w:val="0B2545"/>
           <w:sz w:val="22"/>
         </w:rPr>
-        <w:t>Let R be one current relation instance and let K be a collection of attributes. Write pseudocode for a function is_superkey(R, K) that returns true exactly when no two distinct tuples in R have the same values for every attribute in K. You may use nested loops or a set of seen value combinations.</w:t>
+        <w:t xml:space="preserve">Let R be one current relation instance and let K be a collection of attributes. Write pseudocode for a function is_superkey(R, K) that returns true exactly when no two distinct tuples in R have the same values for every attribute in K. </w:t>
       </w:r>
     </w:p>
     <w:p>
       <w:pPr>
-        <w:keepNext/>
-        <w:spacing w:before="140" w:after="0" w:line="276" w:lineRule="auto"/>
+        <w:pStyle w:val="Normal"/>
+        <w:keepNext w:val="true"/>
+        <w:spacing w:lineRule="auto" w:line="276" w:before="140" w:after="0"/>
+        <w:rPr/>
       </w:pPr>
       <w:r>
         <w:rPr>
-          <w:rFonts w:ascii="Calibri" w:hAnsi="Calibri" w:eastAsia="Calibri"/>
+          <w:rFonts w:eastAsia="Calibri"/>
           <w:b/>
-          <w:i w:val="0"/>
+          <w:i w:val="false"/>
           <w:color w:val="0B2545"/>
           <w:sz w:val="24"/>
         </w:rPr>
@@ -2751,9 +3788,9 @@
       </w:r>
       <w:r>
         <w:rPr>
-          <w:rFonts w:ascii="Calibri" w:hAnsi="Calibri" w:eastAsia="Calibri"/>
-          <w:b w:val="0"/>
-          <w:i w:val="0"/>
+          <w:rFonts w:eastAsia="Calibri"/>
+          <w:b w:val="false"/>
+          <w:i w:val="false"/>
           <w:color w:val="0B2545"/>
           <w:sz w:val="24"/>
         </w:rPr>
@@ -2762,14 +3799,16 @@
     </w:p>
     <w:p>
       <w:pPr>
-        <w:keepNext w:val="0"/>
-        <w:spacing w:before="0" w:after="220" w:line="240" w:lineRule="auto"/>
+        <w:pStyle w:val="Normal"/>
+        <w:keepNext w:val="false"/>
+        <w:spacing w:lineRule="auto" w:line="240" w:before="0" w:after="220"/>
+        <w:rPr/>
       </w:pPr>
       <w:r>
         <w:rPr>
-          <w:rFonts w:ascii="Calibri" w:hAnsi="Calibri" w:eastAsia="Calibri"/>
-          <w:b w:val="0"/>
-          <w:i w:val="0"/>
+          <w:rFonts w:eastAsia="Calibri"/>
+          <w:b w:val="false"/>
+          <w:i w:val="false"/>
           <w:color w:val="A8B0BA"/>
           <w:sz w:val="20"/>
         </w:rPr>
@@ -2778,14 +3817,16 @@
     </w:p>
     <w:p>
       <w:pPr>
-        <w:keepNext w:val="0"/>
-        <w:spacing w:before="0" w:after="220" w:line="240" w:lineRule="auto"/>
+        <w:pStyle w:val="Normal"/>
+        <w:keepNext w:val="false"/>
+        <w:spacing w:lineRule="auto" w:line="240" w:before="0" w:after="220"/>
+        <w:rPr/>
       </w:pPr>
       <w:r>
         <w:rPr>
-          <w:rFonts w:ascii="Calibri" w:hAnsi="Calibri" w:eastAsia="Calibri"/>
-          <w:b w:val="0"/>
-          <w:i w:val="0"/>
+          <w:rFonts w:eastAsia="Calibri"/>
+          <w:b w:val="false"/>
+          <w:i w:val="false"/>
           <w:color w:val="A8B0BA"/>
           <w:sz w:val="20"/>
         </w:rPr>
@@ -2794,14 +3835,16 @@
     </w:p>
     <w:p>
       <w:pPr>
-        <w:keepNext w:val="0"/>
-        <w:spacing w:before="0" w:after="220" w:line="240" w:lineRule="auto"/>
+        <w:pStyle w:val="Normal"/>
+        <w:keepNext w:val="false"/>
+        <w:spacing w:lineRule="auto" w:line="240" w:before="0" w:after="220"/>
+        <w:rPr/>
       </w:pPr>
       <w:r>
         <w:rPr>
-          <w:rFonts w:ascii="Calibri" w:hAnsi="Calibri" w:eastAsia="Calibri"/>
-          <w:b w:val="0"/>
-          <w:i w:val="0"/>
+          <w:rFonts w:eastAsia="Calibri"/>
+          <w:b w:val="false"/>
+          <w:i w:val="false"/>
           <w:color w:val="A8B0BA"/>
           <w:sz w:val="20"/>
         </w:rPr>
@@ -2810,14 +3853,16 @@
     </w:p>
     <w:p>
       <w:pPr>
-        <w:keepNext w:val="0"/>
-        <w:spacing w:before="0" w:after="220" w:line="240" w:lineRule="auto"/>
+        <w:pStyle w:val="Normal"/>
+        <w:keepNext w:val="false"/>
+        <w:spacing w:lineRule="auto" w:line="240" w:before="0" w:after="220"/>
+        <w:rPr/>
       </w:pPr>
       <w:r>
         <w:rPr>
-          <w:rFonts w:ascii="Calibri" w:hAnsi="Calibri" w:eastAsia="Calibri"/>
-          <w:b w:val="0"/>
-          <w:i w:val="0"/>
+          <w:rFonts w:eastAsia="Calibri"/>
+          <w:b w:val="false"/>
+          <w:i w:val="false"/>
           <w:color w:val="A8B0BA"/>
           <w:sz w:val="20"/>
         </w:rPr>
@@ -2826,14 +3871,16 @@
     </w:p>
     <w:p>
       <w:pPr>
-        <w:keepNext w:val="0"/>
-        <w:spacing w:before="0" w:after="220" w:line="240" w:lineRule="auto"/>
+        <w:pStyle w:val="Normal"/>
+        <w:keepNext w:val="false"/>
+        <w:spacing w:lineRule="auto" w:line="240" w:before="0" w:after="220"/>
+        <w:rPr/>
       </w:pPr>
       <w:r>
         <w:rPr>
-          <w:rFonts w:ascii="Calibri" w:hAnsi="Calibri" w:eastAsia="Calibri"/>
-          <w:b w:val="0"/>
-          <w:i w:val="0"/>
+          <w:rFonts w:eastAsia="Calibri"/>
+          <w:b w:val="false"/>
+          <w:i w:val="false"/>
           <w:color w:val="A8B0BA"/>
           <w:sz w:val="20"/>
         </w:rPr>
@@ -2842,14 +3889,16 @@
     </w:p>
     <w:p>
       <w:pPr>
-        <w:keepNext/>
-        <w:spacing w:before="140" w:after="0" w:line="276" w:lineRule="auto"/>
+        <w:pStyle w:val="Normal"/>
+        <w:keepNext w:val="true"/>
+        <w:spacing w:lineRule="auto" w:line="276" w:before="140" w:after="0"/>
+        <w:rPr/>
       </w:pPr>
       <w:r>
         <w:rPr>
-          <w:rFonts w:ascii="Calibri" w:hAnsi="Calibri" w:eastAsia="Calibri"/>
+          <w:rFonts w:eastAsia="Calibri"/>
           <w:b/>
-          <w:i w:val="0"/>
+          <w:i w:val="false"/>
           <w:color w:val="0B2545"/>
           <w:sz w:val="24"/>
         </w:rPr>
@@ -2857,9 +3906,9 @@
       </w:r>
       <w:r>
         <w:rPr>
-          <w:rFonts w:ascii="Calibri" w:hAnsi="Calibri" w:eastAsia="Calibri"/>
-          <w:b w:val="0"/>
-          <w:i w:val="0"/>
+          <w:rFonts w:eastAsia="Calibri"/>
+          <w:b w:val="false"/>
+          <w:i w:val="false"/>
           <w:color w:val="0B2545"/>
           <w:sz w:val="24"/>
         </w:rPr>
@@ -2868,14 +3917,16 @@
     </w:p>
     <w:p>
       <w:pPr>
-        <w:keepNext w:val="0"/>
-        <w:spacing w:before="0" w:after="220" w:line="240" w:lineRule="auto"/>
+        <w:pStyle w:val="Normal"/>
+        <w:keepNext w:val="false"/>
+        <w:spacing w:lineRule="auto" w:line="240" w:before="0" w:after="220"/>
+        <w:rPr/>
       </w:pPr>
       <w:r>
         <w:rPr>
-          <w:rFonts w:ascii="Calibri" w:hAnsi="Calibri" w:eastAsia="Calibri"/>
-          <w:b w:val="0"/>
-          <w:i w:val="0"/>
+          <w:rFonts w:eastAsia="Calibri"/>
+          <w:b w:val="false"/>
+          <w:i w:val="false"/>
           <w:color w:val="A8B0BA"/>
           <w:sz w:val="20"/>
         </w:rPr>
@@ -2884,14 +3935,16 @@
     </w:p>
     <w:p>
       <w:pPr>
-        <w:keepNext/>
-        <w:spacing w:before="140" w:after="0" w:line="276" w:lineRule="auto"/>
+        <w:pStyle w:val="Normal"/>
+        <w:keepNext w:val="true"/>
+        <w:spacing w:lineRule="auto" w:line="276" w:before="140" w:after="0"/>
+        <w:rPr/>
       </w:pPr>
       <w:r>
         <w:rPr>
-          <w:rFonts w:ascii="Calibri" w:hAnsi="Calibri" w:eastAsia="Calibri"/>
+          <w:rFonts w:eastAsia="Calibri"/>
           <w:b/>
-          <w:i w:val="0"/>
+          <w:i w:val="false"/>
           <w:color w:val="0B2545"/>
           <w:sz w:val="24"/>
         </w:rPr>
@@ -2899,25 +3952,37 @@
       </w:r>
       <w:r>
         <w:rPr>
-          <w:rFonts w:ascii="Calibri" w:hAnsi="Calibri" w:eastAsia="Calibri"/>
-          <w:b w:val="0"/>
-          <w:i w:val="0"/>
+          <w:rFonts w:eastAsia="Calibri"/>
+          <w:b w:val="false"/>
+          <w:i w:val="false"/>
           <w:color w:val="0B2545"/>
           <w:sz w:val="24"/>
         </w:rPr>
-        <w:t>After confirming that K is a superkey for this instance, how could you test whether K is minimal for this instance?</w:t>
+        <w:t xml:space="preserve">After confirming that K is a superkey for this instance, how could you test whether K is minimal for this instance? </w:t>
+      </w:r>
+      <w:r>
+        <w:rPr>
+          <w:rFonts w:eastAsia="Calibri"/>
+          <w:b w:val="false"/>
+          <w:i w:val="false"/>
+          <w:color w:val="0B2545"/>
+          <w:sz w:val="24"/>
+        </w:rPr>
+        <w:t xml:space="preserve">Write pseudocode for a function is_candidate(R, K) that uses your function is_superkey. </w:t>
       </w:r>
     </w:p>
     <w:p>
       <w:pPr>
-        <w:keepNext w:val="0"/>
-        <w:spacing w:before="0" w:after="220" w:line="240" w:lineRule="auto"/>
+        <w:pStyle w:val="Normal"/>
+        <w:keepNext w:val="false"/>
+        <w:spacing w:lineRule="auto" w:line="240" w:before="0" w:after="220"/>
+        <w:rPr/>
       </w:pPr>
       <w:r>
         <w:rPr>
-          <w:rFonts w:ascii="Calibri" w:hAnsi="Calibri" w:eastAsia="Calibri"/>
-          <w:b w:val="0"/>
-          <w:i w:val="0"/>
+          <w:rFonts w:eastAsia="Calibri"/>
+          <w:b w:val="false"/>
+          <w:i w:val="false"/>
           <w:color w:val="A8B0BA"/>
           <w:sz w:val="20"/>
         </w:rPr>
@@ -3069,7 +4134,7 @@
         <w:color w:val="5B6570"/>
         <w:sz w:val="18"/>
       </w:rPr>
-      <w:t>CSCI 340  |  Week 1 participation activity</w:t>
+      <w:t>CSCI 340  |  Week 2 participation activity</w:t>
     </w:r>
   </w:p>
 </w:hdr>

--- a/activities/week-02-relational-model-practice-participation.docx
+++ b/activities/week-02-relational-model-practice-participation.docx
@@ -246,27 +246,7 @@
           <w:color w:val="0B2545"/>
           <w:sz w:val="22"/>
         </w:rPr>
-        <w:t>For the first relation, assume a museum assigns each item a unique accession number and each physical inventory barcode is unique. Object type and collection may repeat. A</w:t>
-      </w:r>
-      <w:r>
-        <w:rPr>
-          <w:rFonts w:eastAsia="Calibri"/>
-          <w:b w:val="false"/>
-          <w:i w:val="false"/>
-          <w:color w:val="0B2545"/>
-          <w:sz w:val="22"/>
-        </w:rPr>
-        <w:t xml:space="preserve">ssume a </w:t>
-      </w:r>
-      <w:r>
-        <w:rPr>
-          <w:rFonts w:eastAsia="Calibri"/>
-          <w:b w:val="false"/>
-          <w:i w:val="false"/>
-          <w:color w:val="0B2545"/>
-          <w:sz w:val="22"/>
-        </w:rPr>
-        <w:t xml:space="preserve">barcode label can be replaced. </w:t>
+        <w:t>For the first relation, assume a museum assigns each item a unique accession number and each physical inventory barcode is unique. Object type and collection may repeat. A barcode label can be replaced, while an accession number is intended to remain with the item.</w:t>
       </w:r>
     </w:p>
     <w:tbl>
@@ -1677,7 +1657,7 @@
           <w:color w:val="0B2545"/>
           <w:sz w:val="22"/>
         </w:rPr>
-        <w:t xml:space="preserve">For the following question, consider this relation. </w:t>
+        <w:t>For the second relation, assume a flight number is unique only within the airline that assigns it: different airlines may both have a flight 101. This relation describes recurring scheduled flights, not a particular flight on a particular date. The pair (airline_code, flight_number) identifies one scheduled flight; neither attribute works alone.</w:t>
       </w:r>
     </w:p>
     <w:tbl>
@@ -2347,7 +2327,7 @@
           <w:color w:val="0B2545"/>
           <w:sz w:val="22"/>
         </w:rPr>
-        <w:t>A recipe collection records recipes, ingredients, and the ingredients used in each recipe. Assume the same ingredient appears at most once in a particular recipe.</w:t>
+        <w:t>A recipe collection records recipes, ingredients, and the ingredients used in each recipe. Assume recipe_id and ingredient_id are primary keys, and the same ingredient appears at most once in a particular recipe.</w:t>
       </w:r>
     </w:p>
     <w:tbl>
@@ -3766,7 +3746,7 @@
           <w:color w:val="0B2545"/>
           <w:sz w:val="22"/>
         </w:rPr>
-        <w:t xml:space="preserve">Let R be one current relation instance and let K be a collection of attributes. Write pseudocode for a function is_superkey(R, K) that returns true exactly when no two distinct tuples in R have the same values for every attribute in K. </w:t>
+        <w:t>Let R be one current relation instance and let K be a collection of attributes. Write pseudocode for a function is_superkey(R, K) that returns true exactly when no two distinct tuples in R have the same values for every attribute in K. You may use nested loops or a set of seen value combinations.</w:t>
       </w:r>
     </w:p>
     <w:p>
@@ -3958,17 +3938,7 @@
           <w:color w:val="0B2545"/>
           <w:sz w:val="24"/>
         </w:rPr>
-        <w:t xml:space="preserve">After confirming that K is a superkey for this instance, how could you test whether K is minimal for this instance? </w:t>
-      </w:r>
-      <w:r>
-        <w:rPr>
-          <w:rFonts w:eastAsia="Calibri"/>
-          <w:b w:val="false"/>
-          <w:i w:val="false"/>
-          <w:color w:val="0B2545"/>
-          <w:sz w:val="24"/>
-        </w:rPr>
-        <w:t xml:space="preserve">Write pseudocode for a function is_candidate(R, K) that uses your function is_superkey. </w:t>
+        <w:t xml:space="preserve">After confirming that K is a superkey for this instance, how could you test whether K is minimal? Here, minimal means that no proper subset of K is a superkey for this instance. </w:t>
       </w:r>
     </w:p>
     <w:p>
